--- a/CNPM_Phân công theo vẽ kèm thời gian push lên git.docx
+++ b/CNPM_Phân công theo vẽ kèm thời gian push lên git.docx
@@ -782,6 +782,7 @@
               <w:rPr>
                 <w:lang w:val="vi-VN"/>
               </w:rPr>
+              <w:lastRenderedPageBreak/>
               <w:t>Hasan</w:t>
             </w:r>
           </w:p>
@@ -5270,10 +5271,10 @@
         <w:tblLook w:val="04A0" w:firstRow="1" w:lastRow="0" w:firstColumn="1" w:lastColumn="0" w:noHBand="0" w:noVBand="1"/>
       </w:tblPr>
       <w:tblGrid>
-        <w:gridCol w:w="1045"/>
-        <w:gridCol w:w="1123"/>
-        <w:gridCol w:w="1748"/>
-        <w:gridCol w:w="5428"/>
+        <w:gridCol w:w="1044"/>
+        <w:gridCol w:w="1122"/>
+        <w:gridCol w:w="1746"/>
+        <w:gridCol w:w="5432"/>
       </w:tblGrid>
       <w:tr>
         <w:trPr>
@@ -5662,7 +5663,25 @@
           </w:tcPr>
           <w:p>
             <w:r>
-              <w:t>feat(fe): implement cart state management with Zustand and total calculation (Task 5)</w:t>
+              <w:t>feat(fe): implement cart state management with Zustand and total c</w:t>
+            </w:r>
+            <w:r>
+              <w:t>alculation</w:t>
+            </w:r>
+            <w:r>
+              <w:t xml:space="preserve"> (Task </w:t>
+            </w:r>
+            <w:r>
+              <w:t>4</w:t>
+            </w:r>
+            <w:r>
+              <w:rPr>
+                <w:lang w:val="vi-VN"/>
+              </w:rPr>
+              <w:t xml:space="preserve"> &amp; 5</w:t>
+            </w:r>
+            <w:r>
+              <w:t>)</w:t>
             </w:r>
           </w:p>
           <w:p>
@@ -5671,8 +5690,22 @@
             </w:r>
           </w:p>
           <w:p>
-            <w:r>
-              <w:t xml:space="preserve">• Push frontend/src/store/useCartStore.ts, giao diện Giỏ hàng (thêm/sửa số lượng/xóa, badge số lượng). </w:t>
+            <w:pPr>
+              <w:rPr>
+                <w:lang w:val="vi-VN"/>
+              </w:rPr>
+            </w:pPr>
+            <w:r>
+              <w:t xml:space="preserve">• Push frontend/src/store/useCartStore.ts, </w:t>
+            </w:r>
+            <w:r>
+              <w:t>folder</w:t>
+            </w:r>
+            <w:r>
+              <w:rPr>
+                <w:lang w:val="vi-VN"/>
+              </w:rPr>
+              <w:t xml:space="preserve"> components</w:t>
             </w:r>
           </w:p>
         </w:tc>
@@ -5786,12 +5819,12 @@
           </w:p>
           <w:p>
             <w:r>
+              <w:br/>
+            </w:r>
+          </w:p>
+          <w:p>
+            <w:r>
               <w:lastRenderedPageBreak/>
-              <w:br/>
-            </w:r>
-          </w:p>
-          <w:p>
-            <w:r>
               <w:t xml:space="preserve">• Push backend/src/orders/orders.controller.ts, </w:t>
             </w:r>
             <w:proofErr w:type="gramStart"/>
@@ -5915,7 +5948,16 @@
           </w:tcPr>
           <w:p>
             <w:r>
-              <w:t>feat(fe): integrate JWT Login/Register UI and connect cart to POST /orders (Task 6 &amp; 7)</w:t>
+              <w:t>feat(fe): integrate JWT Login/Register UI and connect cart to POST /orders (Task 6 &amp; 7</w:t>
+            </w:r>
+            <w:r>
+              <w:rPr>
+                <w:lang w:val="vi-VN"/>
+              </w:rPr>
+              <w:t xml:space="preserve"> &amp;UI</w:t>
+            </w:r>
+            <w:r>
+              <w:t>)</w:t>
             </w:r>
           </w:p>
           <w:p>
@@ -5924,10 +5966,148 @@
             </w:r>
           </w:p>
           <w:p>
-            <w:r>
-              <w:t xml:space="preserve">• Push frontend/src/store/useAuthStore.ts, màn hình Đăng nhập/Đăng ký và luồng bấm Đặt đơn. </w:t>
-            </w:r>
-          </w:p>
+            <w:pPr>
+              <w:rPr>
+                <w:lang w:val="vi-VN"/>
+              </w:rPr>
+            </w:pPr>
+            <w:r>
+              <w:t>• Push frontend/src/store/useAuthStore.ts,</w:t>
+            </w:r>
+            <w:r>
+              <w:rPr>
+                <w:lang w:val="vi-VN"/>
+              </w:rPr>
+              <w:t xml:space="preserve"> folder</w:t>
+            </w:r>
+            <w:r>
+              <w:rPr>
+                <w:lang w:val="vi-VN"/>
+              </w:rPr>
+              <w:t xml:space="preserve"> </w:t>
+            </w:r>
+            <w:proofErr w:type="gramStart"/>
+            <w:r>
+              <w:rPr>
+                <w:lang w:val="vi-VN"/>
+              </w:rPr>
+              <w:t>login</w:t>
+            </w:r>
+            <w:r>
+              <w:rPr>
+                <w:lang w:val="vi-VN"/>
+              </w:rPr>
+              <w:t xml:space="preserve"> ,</w:t>
+            </w:r>
+            <w:proofErr w:type="gramEnd"/>
+            <w:r>
+              <w:t xml:space="preserve"> </w:t>
+            </w:r>
+            <w:r>
+              <w:t>cập</w:t>
+            </w:r>
+            <w:r>
+              <w:rPr>
+                <w:lang w:val="vi-VN"/>
+              </w:rPr>
+              <w:t xml:space="preserve"> nhật lại tên folder products sang orders, layout.ts</w:t>
+            </w:r>
+          </w:p>
+        </w:tc>
+      </w:tr>
+      <w:tr>
+        <w:trPr>
+          <w:tblCellSpacing w:w="15" w:type="dxa"/>
+        </w:trPr>
+        <w:tc>
+          <w:tcPr>
+            <w:tcW w:w="0" w:type="auto"/>
+            <w:tcBorders>
+              <w:top w:val="single" w:sz="6" w:space="0" w:color="C4C7C5"/>
+              <w:left w:val="single" w:sz="6" w:space="0" w:color="C4C7C5"/>
+              <w:bottom w:val="single" w:sz="6" w:space="0" w:color="C4C7C5"/>
+              <w:right w:val="single" w:sz="6" w:space="0" w:color="C4C7C5"/>
+            </w:tcBorders>
+            <w:tcMar>
+              <w:top w:w="120" w:type="dxa"/>
+              <w:left w:w="180" w:type="dxa"/>
+              <w:bottom w:w="120" w:type="dxa"/>
+              <w:right w:w="180" w:type="dxa"/>
+            </w:tcMar>
+            <w:vAlign w:val="center"/>
+          </w:tcPr>
+          <w:p>
+            <w:pPr>
+              <w:rPr>
+                <w:b/>
+                <w:bCs/>
+              </w:rPr>
+            </w:pPr>
+          </w:p>
+        </w:tc>
+        <w:tc>
+          <w:tcPr>
+            <w:tcW w:w="0" w:type="auto"/>
+            <w:tcBorders>
+              <w:top w:val="single" w:sz="6" w:space="0" w:color="C4C7C5"/>
+              <w:left w:val="single" w:sz="6" w:space="0" w:color="C4C7C5"/>
+              <w:bottom w:val="single" w:sz="6" w:space="0" w:color="C4C7C5"/>
+              <w:right w:val="single" w:sz="6" w:space="0" w:color="C4C7C5"/>
+            </w:tcBorders>
+            <w:tcMar>
+              <w:top w:w="120" w:type="dxa"/>
+              <w:left w:w="180" w:type="dxa"/>
+              <w:bottom w:w="120" w:type="dxa"/>
+              <w:right w:w="180" w:type="dxa"/>
+            </w:tcMar>
+            <w:vAlign w:val="center"/>
+          </w:tcPr>
+          <w:p>
+            <w:pPr>
+              <w:rPr>
+                <w:b/>
+                <w:bCs/>
+              </w:rPr>
+            </w:pPr>
+          </w:p>
+        </w:tc>
+        <w:tc>
+          <w:tcPr>
+            <w:tcW w:w="0" w:type="auto"/>
+            <w:tcBorders>
+              <w:top w:val="single" w:sz="6" w:space="0" w:color="C4C7C5"/>
+              <w:left w:val="single" w:sz="6" w:space="0" w:color="C4C7C5"/>
+              <w:bottom w:val="single" w:sz="6" w:space="0" w:color="C4C7C5"/>
+              <w:right w:val="single" w:sz="6" w:space="0" w:color="C4C7C5"/>
+            </w:tcBorders>
+            <w:tcMar>
+              <w:top w:w="120" w:type="dxa"/>
+              <w:left w:w="180" w:type="dxa"/>
+              <w:bottom w:w="120" w:type="dxa"/>
+              <w:right w:w="180" w:type="dxa"/>
+            </w:tcMar>
+            <w:vAlign w:val="center"/>
+          </w:tcPr>
+          <w:p/>
+        </w:tc>
+        <w:tc>
+          <w:tcPr>
+            <w:tcW w:w="0" w:type="auto"/>
+            <w:tcBorders>
+              <w:top w:val="single" w:sz="6" w:space="0" w:color="C4C7C5"/>
+              <w:left w:val="single" w:sz="6" w:space="0" w:color="C4C7C5"/>
+              <w:bottom w:val="single" w:sz="6" w:space="0" w:color="C4C7C5"/>
+              <w:right w:val="single" w:sz="6" w:space="0" w:color="C4C7C5"/>
+            </w:tcBorders>
+            <w:tcMar>
+              <w:top w:w="120" w:type="dxa"/>
+              <w:left w:w="180" w:type="dxa"/>
+              <w:bottom w:w="120" w:type="dxa"/>
+              <w:right w:w="180" w:type="dxa"/>
+            </w:tcMar>
+            <w:vAlign w:val="center"/>
+          </w:tcPr>
+          <w:p/>
         </w:tc>
       </w:tr>
     </w:tbl>
@@ -5993,10 +6173,10 @@
         <w:tblLook w:val="04A0" w:firstRow="1" w:lastRow="0" w:firstColumn="1" w:lastColumn="0" w:noHBand="0" w:noVBand="1"/>
       </w:tblPr>
       <w:tblGrid>
-        <w:gridCol w:w="1025"/>
-        <w:gridCol w:w="1093"/>
-        <w:gridCol w:w="2250"/>
-        <w:gridCol w:w="4976"/>
+        <w:gridCol w:w="1035"/>
+        <w:gridCol w:w="1109"/>
+        <w:gridCol w:w="2280"/>
+        <w:gridCol w:w="4920"/>
       </w:tblGrid>
       <w:tr>
         <w:trPr>
@@ -6235,7 +6415,7 @@
               </w:rPr>
             </w:pPr>
             <w:r>
-              <w:t xml:space="preserve">• Push backend/src/orders/order-state-machine.ts (assertTransition: PENDING -&gt; PAID -&gt; PREPARING -&gt; READY -&gt; COMPLETED / PAYMENT_FAILED / CANCELLED) và endpoint GET /orders/me, PATCH /orders/:id/status. </w:t>
+              <w:t xml:space="preserve">• Push backend/src/orders/order-state-machine.ts </w:t>
             </w:r>
           </w:p>
         </w:tc>
@@ -6481,8 +6661,13 @@
             </w:r>
           </w:p>
           <w:p>
-            <w:r>
-              <w:t xml:space="preserve">• Push backend/src/payments/* xử lý POST /payments (Ví/Thẻ), chống trùng lặp bằng Idempotency-Key và cộng điểm thưởng khi PAID. </w:t>
+            <w:pPr>
+              <w:rPr>
+                <w:lang w:val="vi-VN"/>
+              </w:rPr>
+            </w:pPr>
+            <w:r>
+              <w:t>• Push backend/src/payments/*</w:t>
             </w:r>
           </w:p>
         </w:tc>
@@ -6605,8 +6790,31 @@
             </w:r>
           </w:p>
           <w:p>
-            <w:r>
-              <w:t xml:space="preserve">• Push màn hình chọn Ví/Thẻ, giữ giỏ hàng khi PAYMENT_FAILED, trang xác nhận /orders/[id] (đã bọc &lt;Suspense&gt;) và lịch sử đơn. </w:t>
+            <w:pPr>
+              <w:rPr>
+                <w:lang w:val="vi-VN"/>
+              </w:rPr>
+            </w:pPr>
+            <w:r>
+              <w:t xml:space="preserve">• Push </w:t>
+            </w:r>
+            <w:r>
+              <w:rPr>
+                <w:lang w:val="vi-VN"/>
+              </w:rPr>
+              <w:t xml:space="preserve">folder checkout, </w:t>
+            </w:r>
+            <w:r>
+              <w:rPr>
+                <w:lang w:val="vi-VN"/>
+              </w:rPr>
+              <w:t>products</w:t>
+            </w:r>
+            <w:r>
+              <w:rPr>
+                <w:lang w:val="vi-VN"/>
+              </w:rPr>
+              <w:t>/page.ts</w:t>
             </w:r>
           </w:p>
         </w:tc>
@@ -6639,7 +6847,6 @@
                 <w:b/>
                 <w:bCs/>
               </w:rPr>
-              <w:lastRenderedPageBreak/>
               <w:t>20:00</w:t>
             </w:r>
           </w:p>
@@ -6726,7 +6933,11 @@
           </w:p>
           <w:p>
             <w:r>
-              <w:t>• Push backend/src/task10.spec.ts (3 bài test State Machine, Idempotency, Concurrency), Dockerfile</w:t>
+              <w:t xml:space="preserve">• Push backend/src/task10.spec.ts (3 bài test State Machine, Idempotency, Concurrency), </w:t>
+            </w:r>
+            <w:r>
+              <w:lastRenderedPageBreak/>
+              <w:t>Dockerfile</w:t>
             </w:r>
             <w:proofErr w:type="gramStart"/>
             <w:r>
@@ -6755,6 +6966,7 @@
         <w:rPr>
           <w:rFonts w:ascii="Segoe UI Emoji" w:hAnsi="Segoe UI Emoji" w:cs="Segoe UI Emoji"/>
         </w:rPr>
+        <w:lastRenderedPageBreak/>
         <w:t>🎉</w:t>
       </w:r>
       <w:r>
@@ -7193,7 +7405,6 @@
           </w:p>
           <w:p>
             <w:r>
-              <w:lastRenderedPageBreak/>
               <w:br/>
             </w:r>
           </w:p>
@@ -7484,7 +7695,6 @@
           </w:p>
           <w:p>
             <w:r>
-              <w:lastRenderedPageBreak/>
               <w:br/>
             </w:r>
           </w:p>
@@ -7500,7 +7710,11 @@
               <w:t>Quan trọng:</w:t>
             </w:r>
             <w:r>
-              <w:t xml:space="preserve"> Push docs/diagrams/class-domain.puml + .svg (đủ 7 lớp: User, Product, Order, OrderItem, Payment, Promotion, LoyaltyTransaction + Enum). </w:t>
+              <w:t xml:space="preserve"> Push docs/diagrams/class-domain.puml + .svg (đủ 7 lớp: User, Product, </w:t>
+            </w:r>
+            <w:r>
+              <w:lastRenderedPageBreak/>
+              <w:t xml:space="preserve">Order, OrderItem, Payment, Promotion, LoyaltyTransaction + Enum). </w:t>
             </w:r>
           </w:p>
         </w:tc>
@@ -7759,12 +7973,12 @@
           </w:p>
           <w:p>
             <w:r>
+              <w:t xml:space="preserve">• Push docs/requirements/uc-05-checkout-payment.md (Use-case trọng tâm Đặt &amp; Thanh toán). </w:t>
+            </w:r>
+          </w:p>
+          <w:p>
+            <w:r>
               <w:lastRenderedPageBreak/>
-              <w:t xml:space="preserve">• Push docs/requirements/uc-05-checkout-payment.md (Use-case trọng tâm Đặt &amp; Thanh toán). </w:t>
-            </w:r>
-          </w:p>
-          <w:p>
-            <w:r>
               <w:br/>
             </w:r>
           </w:p>
@@ -11836,6 +12050,2983 @@
         </w:rPr>
       </w:pPr>
     </w:p>
+    <w:p>
+      <w:pPr>
+        <w:rPr>
+          <w:lang w:val="vi-VN"/>
+        </w:rPr>
+      </w:pPr>
+    </w:p>
+    <w:p>
+      <w:pPr>
+        <w:rPr>
+          <w:lang w:val="vi-VN"/>
+        </w:rPr>
+      </w:pPr>
+    </w:p>
+    <w:p>
+      <w:pPr>
+        <w:rPr>
+          <w:lang w:val="vi-VN"/>
+        </w:rPr>
+      </w:pPr>
+    </w:p>
+    <w:p>
+      <w:pPr>
+        <w:rPr>
+          <w:lang w:val="vi-VN"/>
+        </w:rPr>
+      </w:pPr>
+    </w:p>
+    <w:p>
+      <w:pPr>
+        <w:rPr>
+          <w:lang w:val="vi-VN"/>
+        </w:rPr>
+      </w:pPr>
+    </w:p>
+    <w:p>
+      <w:pPr>
+        <w:rPr>
+          <w:lang w:val="vi-VN"/>
+        </w:rPr>
+      </w:pPr>
+    </w:p>
+    <w:p>
+      <w:pPr>
+        <w:rPr>
+          <w:lang w:val="vi-VN"/>
+        </w:rPr>
+      </w:pPr>
+    </w:p>
+    <w:p>
+      <w:pPr>
+        <w:rPr>
+          <w:lang w:val="vi-VN"/>
+        </w:rPr>
+      </w:pPr>
+    </w:p>
+    <w:p>
+      <w:pPr>
+        <w:rPr>
+          <w:lang w:val="vi-VN"/>
+        </w:rPr>
+      </w:pPr>
+    </w:p>
+    <w:p>
+      <w:r>
+        <w:t>Tóm tắt các điều chỉnh theo từng mã đề xuất (D-01 đến D-09)</w:t>
+      </w:r>
+    </w:p>
+    <w:p>
+      <w:pPr>
+        <w:numPr>
+          <w:ilvl w:val="0"/>
+          <w:numId w:val="7"/>
+        </w:numPr>
+      </w:pPr>
+      <w:r>
+        <w:rPr>
+          <w:b/>
+          <w:bCs/>
+        </w:rPr>
+        <w:t>D-01 (Thống nhất bảng giá Size &amp; Topping giữa Client và Server)</w:t>
+      </w:r>
+      <w:r>
+        <w:t>:</w:t>
+      </w:r>
+    </w:p>
+    <w:p>
+      <w:pPr>
+        <w:numPr>
+          <w:ilvl w:val="1"/>
+          <w:numId w:val="7"/>
+        </w:numPr>
+      </w:pPr>
+      <w:r>
+        <w:rPr>
+          <w:b/>
+          <w:bCs/>
+        </w:rPr>
+        <w:t>Backend</w:t>
+      </w:r>
+      <w:r>
+        <w:t>: Bổ sung endpoint GET /products/options trả về bảng giá chuẩn cho các size (S: +0đ, M: +6.000đ, L: +12.000đ) và topping. Cập nhật </w:t>
+      </w:r>
+    </w:p>
+    <w:p>
+      <w:r>
+        <mc:AlternateContent>
+          <mc:Choice Requires="wps">
+            <w:drawing>
+              <wp:inline distT="0" distB="0" distL="0" distR="0" wp14:anchorId="79C58172" wp14:editId="40C8E7CD">
+                <wp:extent cx="304800" cy="304800"/>
+                <wp:effectExtent l="0" t="0" r="0" b="0"/>
+                <wp:docPr id="1037310755" name="Rectangle 58"/>
+                <wp:cNvGraphicFramePr>
+                  <a:graphicFrameLocks xmlns:a="http://schemas.openxmlformats.org/drawingml/2006/main" noChangeAspect="1"/>
+                </wp:cNvGraphicFramePr>
+                <a:graphic xmlns:a="http://schemas.openxmlformats.org/drawingml/2006/main">
+                  <a:graphicData uri="http://schemas.microsoft.com/office/word/2010/wordprocessingShape">
+                    <wps:wsp>
+                      <wps:cNvSpPr>
+                        <a:spLocks noChangeAspect="1" noChangeArrowheads="1"/>
+                      </wps:cNvSpPr>
+                      <wps:spPr bwMode="auto">
+                        <a:xfrm>
+                          <a:off x="0" y="0"/>
+                          <a:ext cx="304800" cy="304800"/>
+                        </a:xfrm>
+                        <a:prstGeom prst="rect">
+                          <a:avLst/>
+                        </a:prstGeom>
+                        <a:noFill/>
+                        <a:ln>
+                          <a:noFill/>
+                        </a:ln>
+                        <a:extLst>
+                          <a:ext uri="{909E8E84-426E-40DD-AFC4-6F175D3DCCD1}">
+                            <a14:hiddenFill xmlns:a14="http://schemas.microsoft.com/office/drawing/2010/main">
+                              <a:solidFill>
+                                <a:srgbClr val="FFFFFF"/>
+                              </a:solidFill>
+                            </a14:hiddenFill>
+                          </a:ext>
+                          <a:ext uri="{91240B29-F687-4F45-9708-019B960494DF}">
+                            <a14:hiddenLine xmlns:a14="http://schemas.microsoft.com/office/drawing/2010/main" w="9525">
+                              <a:solidFill>
+                                <a:srgbClr val="000000"/>
+                              </a:solidFill>
+                              <a:miter lim="800000"/>
+                              <a:headEnd/>
+                              <a:tailEnd/>
+                            </a14:hiddenLine>
+                          </a:ext>
+                        </a:extLst>
+                      </wps:spPr>
+                      <wps:bodyPr rot="0" vert="horz" wrap="square" lIns="91440" tIns="45720" rIns="91440" bIns="45720" anchor="t" anchorCtr="0" upright="1">
+                        <a:noAutofit/>
+                      </wps:bodyPr>
+                    </wps:wsp>
+                  </a:graphicData>
+                </a:graphic>
+              </wp:inline>
+            </w:drawing>
+          </mc:Choice>
+          <mc:Fallback>
+            <w:pict>
+              <v:rect w14:anchorId="72E7D3A5" id="Rectangle 58" o:spid="_x0000_s1026" style="width:24pt;height:24pt;visibility:visible;mso-wrap-style:square;mso-left-percent:-10001;mso-top-percent:-10001;mso-position-horizontal:absolute;mso-position-horizontal-relative:char;mso-position-vertical:absolute;mso-position-vertical-relative:line;mso-left-percent:-10001;mso-top-percent:-10001;v-text-anchor:top" o:gfxdata="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" filled="f" stroked="f">
+                <o:lock v:ext="edit" aspectratio="t"/>
+                <w10:anchorlock/>
+              </v:rect>
+            </w:pict>
+          </mc:Fallback>
+        </mc:AlternateContent>
+      </w:r>
+    </w:p>
+    <w:p>
+      <w:r>
+        <w:t>OrdersService để tính đúng phụ thu size và từng loại topping. Đồng bộ hỗ trợ cả 3 mã giảm giá (BREWLITE10, GIAM10K, SGU2026).</w:t>
+      </w:r>
+    </w:p>
+    <w:p>
+      <w:pPr>
+        <w:numPr>
+          <w:ilvl w:val="1"/>
+          <w:numId w:val="7"/>
+        </w:numPr>
+      </w:pPr>
+      <w:r>
+        <w:rPr>
+          <w:b/>
+          <w:bCs/>
+        </w:rPr>
+        <w:t>Frontend</w:t>
+      </w:r>
+      <w:r>
+        <w:t>: Cập nhật </w:t>
+      </w:r>
+    </w:p>
+    <w:p>
+      <w:r>
+        <mc:AlternateContent>
+          <mc:Choice Requires="wps">
+            <w:drawing>
+              <wp:inline distT="0" distB="0" distL="0" distR="0" wp14:anchorId="2903F1B8" wp14:editId="5A1EB7F3">
+                <wp:extent cx="304800" cy="304800"/>
+                <wp:effectExtent l="0" t="0" r="0" b="0"/>
+                <wp:docPr id="8017558" name="Rectangle 57"/>
+                <wp:cNvGraphicFramePr>
+                  <a:graphicFrameLocks xmlns:a="http://schemas.openxmlformats.org/drawingml/2006/main" noChangeAspect="1"/>
+                </wp:cNvGraphicFramePr>
+                <a:graphic xmlns:a="http://schemas.openxmlformats.org/drawingml/2006/main">
+                  <a:graphicData uri="http://schemas.microsoft.com/office/word/2010/wordprocessingShape">
+                    <wps:wsp>
+                      <wps:cNvSpPr>
+                        <a:spLocks noChangeAspect="1" noChangeArrowheads="1"/>
+                      </wps:cNvSpPr>
+                      <wps:spPr bwMode="auto">
+                        <a:xfrm>
+                          <a:off x="0" y="0"/>
+                          <a:ext cx="304800" cy="304800"/>
+                        </a:xfrm>
+                        <a:prstGeom prst="rect">
+                          <a:avLst/>
+                        </a:prstGeom>
+                        <a:noFill/>
+                        <a:ln>
+                          <a:noFill/>
+                        </a:ln>
+                        <a:extLst>
+                          <a:ext uri="{909E8E84-426E-40DD-AFC4-6F175D3DCCD1}">
+                            <a14:hiddenFill xmlns:a14="http://schemas.microsoft.com/office/drawing/2010/main">
+                              <a:solidFill>
+                                <a:srgbClr val="FFFFFF"/>
+                              </a:solidFill>
+                            </a14:hiddenFill>
+                          </a:ext>
+                          <a:ext uri="{91240B29-F687-4F45-9708-019B960494DF}">
+                            <a14:hiddenLine xmlns:a14="http://schemas.microsoft.com/office/drawing/2010/main" w="9525">
+                              <a:solidFill>
+                                <a:srgbClr val="000000"/>
+                              </a:solidFill>
+                              <a:miter lim="800000"/>
+                              <a:headEnd/>
+                              <a:tailEnd/>
+                            </a14:hiddenLine>
+                          </a:ext>
+                        </a:extLst>
+                      </wps:spPr>
+                      <wps:bodyPr rot="0" vert="horz" wrap="square" lIns="91440" tIns="45720" rIns="91440" bIns="45720" anchor="t" anchorCtr="0" upright="1">
+                        <a:noAutofit/>
+                      </wps:bodyPr>
+                    </wps:wsp>
+                  </a:graphicData>
+                </a:graphic>
+              </wp:inline>
+            </w:drawing>
+          </mc:Choice>
+          <mc:Fallback>
+            <w:pict>
+              <v:rect w14:anchorId="3639C69E" id="Rectangle 57" o:spid="_x0000_s1026" style="width:24pt;height:24pt;visibility:visible;mso-wrap-style:square;mso-left-percent:-10001;mso-top-percent:-10001;mso-position-horizontal:absolute;mso-position-horizontal-relative:char;mso-position-vertical:absolute;mso-position-vertical-relative:line;mso-left-percent:-10001;mso-top-percent:-10001;v-text-anchor:top" o:gfxdata="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" filled="f" stroked="f">
+                <o:lock v:ext="edit" aspectratio="t"/>
+                <w10:anchorlock/>
+              </v:rect>
+            </w:pict>
+          </mc:Fallback>
+        </mc:AlternateContent>
+      </w:r>
+    </w:p>
+    <w:p>
+      <w:r>
+        <w:t>mock-data.ts và </w:t>
+      </w:r>
+    </w:p>
+    <w:p>
+      <w:r>
+        <mc:AlternateContent>
+          <mc:Choice Requires="wps">
+            <w:drawing>
+              <wp:inline distT="0" distB="0" distL="0" distR="0" wp14:anchorId="175CEAB3" wp14:editId="63FA578B">
+                <wp:extent cx="304800" cy="304800"/>
+                <wp:effectExtent l="0" t="0" r="0" b="0"/>
+                <wp:docPr id="991199827" name="Rectangle 56"/>
+                <wp:cNvGraphicFramePr>
+                  <a:graphicFrameLocks xmlns:a="http://schemas.openxmlformats.org/drawingml/2006/main" noChangeAspect="1"/>
+                </wp:cNvGraphicFramePr>
+                <a:graphic xmlns:a="http://schemas.openxmlformats.org/drawingml/2006/main">
+                  <a:graphicData uri="http://schemas.microsoft.com/office/word/2010/wordprocessingShape">
+                    <wps:wsp>
+                      <wps:cNvSpPr>
+                        <a:spLocks noChangeAspect="1" noChangeArrowheads="1"/>
+                      </wps:cNvSpPr>
+                      <wps:spPr bwMode="auto">
+                        <a:xfrm>
+                          <a:off x="0" y="0"/>
+                          <a:ext cx="304800" cy="304800"/>
+                        </a:xfrm>
+                        <a:prstGeom prst="rect">
+                          <a:avLst/>
+                        </a:prstGeom>
+                        <a:noFill/>
+                        <a:ln>
+                          <a:noFill/>
+                        </a:ln>
+                        <a:extLst>
+                          <a:ext uri="{909E8E84-426E-40DD-AFC4-6F175D3DCCD1}">
+                            <a14:hiddenFill xmlns:a14="http://schemas.microsoft.com/office/drawing/2010/main">
+                              <a:solidFill>
+                                <a:srgbClr val="FFFFFF"/>
+                              </a:solidFill>
+                            </a14:hiddenFill>
+                          </a:ext>
+                          <a:ext uri="{91240B29-F687-4F45-9708-019B960494DF}">
+                            <a14:hiddenLine xmlns:a14="http://schemas.microsoft.com/office/drawing/2010/main" w="9525">
+                              <a:solidFill>
+                                <a:srgbClr val="000000"/>
+                              </a:solidFill>
+                              <a:miter lim="800000"/>
+                              <a:headEnd/>
+                              <a:tailEnd/>
+                            </a14:hiddenLine>
+                          </a:ext>
+                        </a:extLst>
+                      </wps:spPr>
+                      <wps:bodyPr rot="0" vert="horz" wrap="square" lIns="91440" tIns="45720" rIns="91440" bIns="45720" anchor="t" anchorCtr="0" upright="1">
+                        <a:noAutofit/>
+                      </wps:bodyPr>
+                    </wps:wsp>
+                  </a:graphicData>
+                </a:graphic>
+              </wp:inline>
+            </w:drawing>
+          </mc:Choice>
+          <mc:Fallback>
+            <w:pict>
+              <v:rect w14:anchorId="4D914086" id="Rectangle 56" o:spid="_x0000_s1026" style="width:24pt;height:24pt;visibility:visible;mso-wrap-style:square;mso-left-percent:-10001;mso-top-percent:-10001;mso-position-horizontal:absolute;mso-position-horizontal-relative:char;mso-position-vertical:absolute;mso-position-vertical-relative:line;mso-left-percent:-10001;mso-top-percent:-10001;v-text-anchor:top" o:gfxdata="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" filled="f" stroked="f">
+                <o:lock v:ext="edit" aspectratio="t"/>
+                <w10:anchorlock/>
+              </v:rect>
+            </w:pict>
+          </mc:Fallback>
+        </mc:AlternateContent>
+      </w:r>
+    </w:p>
+    <w:p>
+      <w:r>
+        <w:t>useCartStore.ts để hỗ trợ giảm trừ số tiền cố định (GIAM10K - 10.000đ).</w:t>
+      </w:r>
+    </w:p>
+    <w:p>
+      <w:pPr>
+        <w:numPr>
+          <w:ilvl w:val="1"/>
+          <w:numId w:val="7"/>
+        </w:numPr>
+      </w:pPr>
+      <w:r>
+        <w:rPr>
+          <w:b/>
+          <w:bCs/>
+        </w:rPr>
+        <w:t>Test</w:t>
+      </w:r>
+      <w:r>
+        <w:t>: Điều chỉnh size trong </w:t>
+      </w:r>
+    </w:p>
+    <w:p>
+      <w:r>
+        <mc:AlternateContent>
+          <mc:Choice Requires="wps">
+            <w:drawing>
+              <wp:inline distT="0" distB="0" distL="0" distR="0" wp14:anchorId="62A49A1C" wp14:editId="6B75468B">
+                <wp:extent cx="304800" cy="304800"/>
+                <wp:effectExtent l="0" t="0" r="0" b="0"/>
+                <wp:docPr id="1780219877" name="Rectangle 55"/>
+                <wp:cNvGraphicFramePr>
+                  <a:graphicFrameLocks xmlns:a="http://schemas.openxmlformats.org/drawingml/2006/main" noChangeAspect="1"/>
+                </wp:cNvGraphicFramePr>
+                <a:graphic xmlns:a="http://schemas.openxmlformats.org/drawingml/2006/main">
+                  <a:graphicData uri="http://schemas.microsoft.com/office/word/2010/wordprocessingShape">
+                    <wps:wsp>
+                      <wps:cNvSpPr>
+                        <a:spLocks noChangeAspect="1" noChangeArrowheads="1"/>
+                      </wps:cNvSpPr>
+                      <wps:spPr bwMode="auto">
+                        <a:xfrm>
+                          <a:off x="0" y="0"/>
+                          <a:ext cx="304800" cy="304800"/>
+                        </a:xfrm>
+                        <a:prstGeom prst="rect">
+                          <a:avLst/>
+                        </a:prstGeom>
+                        <a:noFill/>
+                        <a:ln>
+                          <a:noFill/>
+                        </a:ln>
+                        <a:extLst>
+                          <a:ext uri="{909E8E84-426E-40DD-AFC4-6F175D3DCCD1}">
+                            <a14:hiddenFill xmlns:a14="http://schemas.microsoft.com/office/drawing/2010/main">
+                              <a:solidFill>
+                                <a:srgbClr val="FFFFFF"/>
+                              </a:solidFill>
+                            </a14:hiddenFill>
+                          </a:ext>
+                          <a:ext uri="{91240B29-F687-4F45-9708-019B960494DF}">
+                            <a14:hiddenLine xmlns:a14="http://schemas.microsoft.com/office/drawing/2010/main" w="9525">
+                              <a:solidFill>
+                                <a:srgbClr val="000000"/>
+                              </a:solidFill>
+                              <a:miter lim="800000"/>
+                              <a:headEnd/>
+                              <a:tailEnd/>
+                            </a14:hiddenLine>
+                          </a:ext>
+                        </a:extLst>
+                      </wps:spPr>
+                      <wps:bodyPr rot="0" vert="horz" wrap="square" lIns="91440" tIns="45720" rIns="91440" bIns="45720" anchor="t" anchorCtr="0" upright="1">
+                        <a:noAutofit/>
+                      </wps:bodyPr>
+                    </wps:wsp>
+                  </a:graphicData>
+                </a:graphic>
+              </wp:inline>
+            </w:drawing>
+          </mc:Choice>
+          <mc:Fallback>
+            <w:pict>
+              <v:rect w14:anchorId="23432C3D" id="Rectangle 55" o:spid="_x0000_s1026" style="width:24pt;height:24pt;visibility:visible;mso-wrap-style:square;mso-left-percent:-10001;mso-top-percent:-10001;mso-position-horizontal:absolute;mso-position-horizontal-relative:char;mso-position-vertical:absolute;mso-position-vertical-relative:line;mso-left-percent:-10001;mso-top-percent:-10001;v-text-anchor:top" o:gfxdata="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" filled="f" stroked="f">
+                <o:lock v:ext="edit" aspectratio="t"/>
+                <w10:anchorlock/>
+              </v:rect>
+            </w:pict>
+          </mc:Fallback>
+        </mc:AlternateContent>
+      </w:r>
+    </w:p>
+    <w:p>
+      <w:r>
+        <w:t>task10.spec.ts sang Size.S để giữ đúng giả định kiểm thử điểm thưởng (45.000đ × 2 = 90.000đ).</w:t>
+      </w:r>
+    </w:p>
+    <w:p>
+      <w:pPr>
+        <w:numPr>
+          <w:ilvl w:val="0"/>
+          <w:numId w:val="7"/>
+        </w:numPr>
+      </w:pPr>
+      <w:r>
+        <w:rPr>
+          <w:b/>
+          <w:bCs/>
+        </w:rPr>
+        <w:t>D-02 (Kiểm tra chủ sở hữu và phân quyền trạng thái trong PATCH /orders/:id/status)</w:t>
+      </w:r>
+      <w:r>
+        <w:t>:</w:t>
+      </w:r>
+    </w:p>
+    <w:p>
+      <w:pPr>
+        <w:numPr>
+          <w:ilvl w:val="1"/>
+          <w:numId w:val="7"/>
+        </w:numPr>
+      </w:pPr>
+      <w:r>
+        <w:t>Tạo mới DTO </w:t>
+      </w:r>
+    </w:p>
+    <w:p>
+      <w:r>
+        <mc:AlternateContent>
+          <mc:Choice Requires="wps">
+            <w:drawing>
+              <wp:inline distT="0" distB="0" distL="0" distR="0" wp14:anchorId="5FB91024" wp14:editId="78871514">
+                <wp:extent cx="304800" cy="304800"/>
+                <wp:effectExtent l="0" t="0" r="0" b="0"/>
+                <wp:docPr id="1707186895" name="Rectangle 54"/>
+                <wp:cNvGraphicFramePr>
+                  <a:graphicFrameLocks xmlns:a="http://schemas.openxmlformats.org/drawingml/2006/main" noChangeAspect="1"/>
+                </wp:cNvGraphicFramePr>
+                <a:graphic xmlns:a="http://schemas.openxmlformats.org/drawingml/2006/main">
+                  <a:graphicData uri="http://schemas.microsoft.com/office/word/2010/wordprocessingShape">
+                    <wps:wsp>
+                      <wps:cNvSpPr>
+                        <a:spLocks noChangeAspect="1" noChangeArrowheads="1"/>
+                      </wps:cNvSpPr>
+                      <wps:spPr bwMode="auto">
+                        <a:xfrm>
+                          <a:off x="0" y="0"/>
+                          <a:ext cx="304800" cy="304800"/>
+                        </a:xfrm>
+                        <a:prstGeom prst="rect">
+                          <a:avLst/>
+                        </a:prstGeom>
+                        <a:noFill/>
+                        <a:ln>
+                          <a:noFill/>
+                        </a:ln>
+                        <a:extLst>
+                          <a:ext uri="{909E8E84-426E-40DD-AFC4-6F175D3DCCD1}">
+                            <a14:hiddenFill xmlns:a14="http://schemas.microsoft.com/office/drawing/2010/main">
+                              <a:solidFill>
+                                <a:srgbClr val="FFFFFF"/>
+                              </a:solidFill>
+                            </a14:hiddenFill>
+                          </a:ext>
+                          <a:ext uri="{91240B29-F687-4F45-9708-019B960494DF}">
+                            <a14:hiddenLine xmlns:a14="http://schemas.microsoft.com/office/drawing/2010/main" w="9525">
+                              <a:solidFill>
+                                <a:srgbClr val="000000"/>
+                              </a:solidFill>
+                              <a:miter lim="800000"/>
+                              <a:headEnd/>
+                              <a:tailEnd/>
+                            </a14:hiddenLine>
+                          </a:ext>
+                        </a:extLst>
+                      </wps:spPr>
+                      <wps:bodyPr rot="0" vert="horz" wrap="square" lIns="91440" tIns="45720" rIns="91440" bIns="45720" anchor="t" anchorCtr="0" upright="1">
+                        <a:noAutofit/>
+                      </wps:bodyPr>
+                    </wps:wsp>
+                  </a:graphicData>
+                </a:graphic>
+              </wp:inline>
+            </w:drawing>
+          </mc:Choice>
+          <mc:Fallback>
+            <w:pict>
+              <v:rect w14:anchorId="2B86356F" id="Rectangle 54" o:spid="_x0000_s1026" style="width:24pt;height:24pt;visibility:visible;mso-wrap-style:square;mso-left-percent:-10001;mso-top-percent:-10001;mso-position-horizontal:absolute;mso-position-horizontal-relative:char;mso-position-vertical:absolute;mso-position-vertical-relative:line;mso-left-percent:-10001;mso-top-percent:-10001;v-text-anchor:top" o:gfxdata="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" filled="f" stroked="f">
+                <o:lock v:ext="edit" aspectratio="t"/>
+                <w10:anchorlock/>
+              </v:rect>
+            </w:pict>
+          </mc:Fallback>
+        </mc:AlternateContent>
+      </w:r>
+    </w:p>
+    <w:p>
+      <w:r>
+        <w:t>update-order-status.dto.ts để validate trạng thái đầu vào bằng class-validator.</w:t>
+      </w:r>
+    </w:p>
+    <w:p>
+      <w:pPr>
+        <w:numPr>
+          <w:ilvl w:val="1"/>
+          <w:numId w:val="7"/>
+        </w:numPr>
+      </w:pPr>
+      <w:r>
+        <w:t>Bổ sung xác thực quyền: Khách hàng (CUSTOMER) chỉ có quyền hủy đơn hàng (CANCELLED) của chính mình (</w:t>
+      </w:r>
+      <w:proofErr w:type="gramStart"/>
+      <w:r>
+        <w:t>order.userId</w:t>
+      </w:r>
+      <w:proofErr w:type="gramEnd"/>
+      <w:r>
+        <w:t xml:space="preserve"> === userId). Các trạng thái chế biến (PREPARING, READY, COMPLETED) chỉ cho phép vai trò BARISTA hoặc ADMIN.</w:t>
+      </w:r>
+    </w:p>
+    <w:p>
+      <w:pPr>
+        <w:numPr>
+          <w:ilvl w:val="0"/>
+          <w:numId w:val="7"/>
+        </w:numPr>
+      </w:pPr>
+      <w:r>
+        <w:rPr>
+          <w:b/>
+          <w:bCs/>
+        </w:rPr>
+        <w:t>D-03 (So khớp userId và orderId khi replay Idempotency-Key)</w:t>
+      </w:r>
+      <w:r>
+        <w:t>:</w:t>
+      </w:r>
+    </w:p>
+    <w:p>
+      <w:pPr>
+        <w:numPr>
+          <w:ilvl w:val="1"/>
+          <w:numId w:val="7"/>
+        </w:numPr>
+      </w:pPr>
+      <w:r>
+        <w:lastRenderedPageBreak/>
+        <w:t>Trong </w:t>
+      </w:r>
+    </w:p>
+    <w:p>
+      <w:r>
+        <mc:AlternateContent>
+          <mc:Choice Requires="wps">
+            <w:drawing>
+              <wp:inline distT="0" distB="0" distL="0" distR="0" wp14:anchorId="59AD2B77" wp14:editId="7262D5F2">
+                <wp:extent cx="304800" cy="304800"/>
+                <wp:effectExtent l="0" t="0" r="0" b="0"/>
+                <wp:docPr id="1163868114" name="Rectangle 53"/>
+                <wp:cNvGraphicFramePr>
+                  <a:graphicFrameLocks xmlns:a="http://schemas.openxmlformats.org/drawingml/2006/main" noChangeAspect="1"/>
+                </wp:cNvGraphicFramePr>
+                <a:graphic xmlns:a="http://schemas.openxmlformats.org/drawingml/2006/main">
+                  <a:graphicData uri="http://schemas.microsoft.com/office/word/2010/wordprocessingShape">
+                    <wps:wsp>
+                      <wps:cNvSpPr>
+                        <a:spLocks noChangeAspect="1" noChangeArrowheads="1"/>
+                      </wps:cNvSpPr>
+                      <wps:spPr bwMode="auto">
+                        <a:xfrm>
+                          <a:off x="0" y="0"/>
+                          <a:ext cx="304800" cy="304800"/>
+                        </a:xfrm>
+                        <a:prstGeom prst="rect">
+                          <a:avLst/>
+                        </a:prstGeom>
+                        <a:noFill/>
+                        <a:ln>
+                          <a:noFill/>
+                        </a:ln>
+                        <a:extLst>
+                          <a:ext uri="{909E8E84-426E-40DD-AFC4-6F175D3DCCD1}">
+                            <a14:hiddenFill xmlns:a14="http://schemas.microsoft.com/office/drawing/2010/main">
+                              <a:solidFill>
+                                <a:srgbClr val="FFFFFF"/>
+                              </a:solidFill>
+                            </a14:hiddenFill>
+                          </a:ext>
+                          <a:ext uri="{91240B29-F687-4F45-9708-019B960494DF}">
+                            <a14:hiddenLine xmlns:a14="http://schemas.microsoft.com/office/drawing/2010/main" w="9525">
+                              <a:solidFill>
+                                <a:srgbClr val="000000"/>
+                              </a:solidFill>
+                              <a:miter lim="800000"/>
+                              <a:headEnd/>
+                              <a:tailEnd/>
+                            </a14:hiddenLine>
+                          </a:ext>
+                        </a:extLst>
+                      </wps:spPr>
+                      <wps:bodyPr rot="0" vert="horz" wrap="square" lIns="91440" tIns="45720" rIns="91440" bIns="45720" anchor="t" anchorCtr="0" upright="1">
+                        <a:noAutofit/>
+                      </wps:bodyPr>
+                    </wps:wsp>
+                  </a:graphicData>
+                </a:graphic>
+              </wp:inline>
+            </w:drawing>
+          </mc:Choice>
+          <mc:Fallback>
+            <w:pict>
+              <v:rect w14:anchorId="09D2480F" id="Rectangle 53" o:spid="_x0000_s1026" style="width:24pt;height:24pt;visibility:visible;mso-wrap-style:square;mso-left-percent:-10001;mso-top-percent:-10001;mso-position-horizontal:absolute;mso-position-horizontal-relative:char;mso-position-vertical:absolute;mso-position-vertical-relative:line;mso-left-percent:-10001;mso-top-percent:-10001;v-text-anchor:top" o:gfxdata="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" filled="f" stroked="f">
+                <o:lock v:ext="edit" aspectratio="t"/>
+                <w10:anchorlock/>
+              </v:rect>
+            </w:pict>
+          </mc:Fallback>
+        </mc:AlternateContent>
+      </w:r>
+    </w:p>
+    <w:p>
+      <w:r>
+        <w:t>PaymentsService, khi phát hiện Idempotency-Key đã tồn tại, hệ thống đối soát xem userId và orderId có khớp với giao dịch cũ không. Nếu người khác dùng trùng key hoặc dùng cho đơn khác, hệ thống ném BadRequestException để ngăn chặn rò rỉ dữ liệu giao dịch.</w:t>
+      </w:r>
+    </w:p>
+    <w:p>
+      <w:pPr>
+        <w:numPr>
+          <w:ilvl w:val="0"/>
+          <w:numId w:val="7"/>
+        </w:numPr>
+      </w:pPr>
+      <w:r>
+        <w:rPr>
+          <w:b/>
+          <w:bCs/>
+        </w:rPr>
+        <w:t>D-04 (Chuẩn hóa mã HTTP Status Code RESTful)</w:t>
+      </w:r>
+      <w:r>
+        <w:t>:</w:t>
+      </w:r>
+    </w:p>
+    <w:p>
+      <w:pPr>
+        <w:numPr>
+          <w:ilvl w:val="1"/>
+          <w:numId w:val="7"/>
+        </w:numPr>
+      </w:pPr>
+      <w:r>
+        <w:t>Cấu hình @</w:t>
+      </w:r>
+      <w:proofErr w:type="gramStart"/>
+      <w:r>
+        <w:t>HttpCode(</w:t>
+      </w:r>
+      <w:proofErr w:type="gramEnd"/>
+      <w:r>
+        <w:t>HttpStatus.OK) cho POST /auth/login tại </w:t>
+      </w:r>
+    </w:p>
+    <w:p>
+      <w:r>
+        <mc:AlternateContent>
+          <mc:Choice Requires="wps">
+            <w:drawing>
+              <wp:inline distT="0" distB="0" distL="0" distR="0" wp14:anchorId="63694DC5" wp14:editId="1038B127">
+                <wp:extent cx="304800" cy="304800"/>
+                <wp:effectExtent l="0" t="0" r="0" b="0"/>
+                <wp:docPr id="2015294897" name="Rectangle 52"/>
+                <wp:cNvGraphicFramePr>
+                  <a:graphicFrameLocks xmlns:a="http://schemas.openxmlformats.org/drawingml/2006/main" noChangeAspect="1"/>
+                </wp:cNvGraphicFramePr>
+                <a:graphic xmlns:a="http://schemas.openxmlformats.org/drawingml/2006/main">
+                  <a:graphicData uri="http://schemas.microsoft.com/office/word/2010/wordprocessingShape">
+                    <wps:wsp>
+                      <wps:cNvSpPr>
+                        <a:spLocks noChangeAspect="1" noChangeArrowheads="1"/>
+                      </wps:cNvSpPr>
+                      <wps:spPr bwMode="auto">
+                        <a:xfrm>
+                          <a:off x="0" y="0"/>
+                          <a:ext cx="304800" cy="304800"/>
+                        </a:xfrm>
+                        <a:prstGeom prst="rect">
+                          <a:avLst/>
+                        </a:prstGeom>
+                        <a:noFill/>
+                        <a:ln>
+                          <a:noFill/>
+                        </a:ln>
+                        <a:extLst>
+                          <a:ext uri="{909E8E84-426E-40DD-AFC4-6F175D3DCCD1}">
+                            <a14:hiddenFill xmlns:a14="http://schemas.microsoft.com/office/drawing/2010/main">
+                              <a:solidFill>
+                                <a:srgbClr val="FFFFFF"/>
+                              </a:solidFill>
+                            </a14:hiddenFill>
+                          </a:ext>
+                          <a:ext uri="{91240B29-F687-4F45-9708-019B960494DF}">
+                            <a14:hiddenLine xmlns:a14="http://schemas.microsoft.com/office/drawing/2010/main" w="9525">
+                              <a:solidFill>
+                                <a:srgbClr val="000000"/>
+                              </a:solidFill>
+                              <a:miter lim="800000"/>
+                              <a:headEnd/>
+                              <a:tailEnd/>
+                            </a14:hiddenLine>
+                          </a:ext>
+                        </a:extLst>
+                      </wps:spPr>
+                      <wps:bodyPr rot="0" vert="horz" wrap="square" lIns="91440" tIns="45720" rIns="91440" bIns="45720" anchor="t" anchorCtr="0" upright="1">
+                        <a:noAutofit/>
+                      </wps:bodyPr>
+                    </wps:wsp>
+                  </a:graphicData>
+                </a:graphic>
+              </wp:inline>
+            </w:drawing>
+          </mc:Choice>
+          <mc:Fallback>
+            <w:pict>
+              <v:rect w14:anchorId="656FDF7D" id="Rectangle 52" o:spid="_x0000_s1026" style="width:24pt;height:24pt;visibility:visible;mso-wrap-style:square;mso-left-percent:-10001;mso-top-percent:-10001;mso-position-horizontal:absolute;mso-position-horizontal-relative:char;mso-position-vertical:absolute;mso-position-vertical-relative:line;mso-left-percent:-10001;mso-top-percent:-10001;v-text-anchor:top" o:gfxdata="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" filled="f" stroked="f">
+                <o:lock v:ext="edit" aspectratio="t"/>
+                <w10:anchorlock/>
+              </v:rect>
+            </w:pict>
+          </mc:Fallback>
+        </mc:AlternateContent>
+      </w:r>
+    </w:p>
+    <w:p>
+      <w:r>
+        <w:t>AuthController để trả về mã </w:t>
+      </w:r>
+      <w:r>
+        <w:rPr>
+          <w:b/>
+          <w:bCs/>
+        </w:rPr>
+        <w:t>200 OK</w:t>
+      </w:r>
+      <w:r>
+        <w:t> (thay vì 201 mặc định của NestJS).</w:t>
+      </w:r>
+    </w:p>
+    <w:p>
+      <w:pPr>
+        <w:numPr>
+          <w:ilvl w:val="1"/>
+          <w:numId w:val="7"/>
+        </w:numPr>
+      </w:pPr>
+      <w:r>
+        <w:t>Đổi ngoại lệ khi trùng email trong POST /auth/register sang ConflictException (</w:t>
+      </w:r>
+      <w:r>
+        <w:rPr>
+          <w:b/>
+          <w:bCs/>
+        </w:rPr>
+        <w:t>HTTP 409 Conflict</w:t>
+      </w:r>
+      <w:r>
+        <w:t>) tại </w:t>
+      </w:r>
+    </w:p>
+    <w:p>
+      <w:r>
+        <mc:AlternateContent>
+          <mc:Choice Requires="wps">
+            <w:drawing>
+              <wp:inline distT="0" distB="0" distL="0" distR="0" wp14:anchorId="59D95ABA" wp14:editId="28B14924">
+                <wp:extent cx="304800" cy="304800"/>
+                <wp:effectExtent l="0" t="0" r="0" b="0"/>
+                <wp:docPr id="127565872" name="Rectangle 51"/>
+                <wp:cNvGraphicFramePr>
+                  <a:graphicFrameLocks xmlns:a="http://schemas.openxmlformats.org/drawingml/2006/main" noChangeAspect="1"/>
+                </wp:cNvGraphicFramePr>
+                <a:graphic xmlns:a="http://schemas.openxmlformats.org/drawingml/2006/main">
+                  <a:graphicData uri="http://schemas.microsoft.com/office/word/2010/wordprocessingShape">
+                    <wps:wsp>
+                      <wps:cNvSpPr>
+                        <a:spLocks noChangeAspect="1" noChangeArrowheads="1"/>
+                      </wps:cNvSpPr>
+                      <wps:spPr bwMode="auto">
+                        <a:xfrm>
+                          <a:off x="0" y="0"/>
+                          <a:ext cx="304800" cy="304800"/>
+                        </a:xfrm>
+                        <a:prstGeom prst="rect">
+                          <a:avLst/>
+                        </a:prstGeom>
+                        <a:noFill/>
+                        <a:ln>
+                          <a:noFill/>
+                        </a:ln>
+                        <a:extLst>
+                          <a:ext uri="{909E8E84-426E-40DD-AFC4-6F175D3DCCD1}">
+                            <a14:hiddenFill xmlns:a14="http://schemas.microsoft.com/office/drawing/2010/main">
+                              <a:solidFill>
+                                <a:srgbClr val="FFFFFF"/>
+                              </a:solidFill>
+                            </a14:hiddenFill>
+                          </a:ext>
+                          <a:ext uri="{91240B29-F687-4F45-9708-019B960494DF}">
+                            <a14:hiddenLine xmlns:a14="http://schemas.microsoft.com/office/drawing/2010/main" w="9525">
+                              <a:solidFill>
+                                <a:srgbClr val="000000"/>
+                              </a:solidFill>
+                              <a:miter lim="800000"/>
+                              <a:headEnd/>
+                              <a:tailEnd/>
+                            </a14:hiddenLine>
+                          </a:ext>
+                        </a:extLst>
+                      </wps:spPr>
+                      <wps:bodyPr rot="0" vert="horz" wrap="square" lIns="91440" tIns="45720" rIns="91440" bIns="45720" anchor="t" anchorCtr="0" upright="1">
+                        <a:noAutofit/>
+                      </wps:bodyPr>
+                    </wps:wsp>
+                  </a:graphicData>
+                </a:graphic>
+              </wp:inline>
+            </w:drawing>
+          </mc:Choice>
+          <mc:Fallback>
+            <w:pict>
+              <v:rect w14:anchorId="492035FC" id="Rectangle 51" o:spid="_x0000_s1026" style="width:24pt;height:24pt;visibility:visible;mso-wrap-style:square;mso-left-percent:-10001;mso-top-percent:-10001;mso-position-horizontal:absolute;mso-position-horizontal-relative:char;mso-position-vertical:absolute;mso-position-vertical-relative:line;mso-left-percent:-10001;mso-top-percent:-10001;v-text-anchor:top" o:gfxdata="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" filled="f" stroked="f">
+                <o:lock v:ext="edit" aspectratio="t"/>
+                <w10:anchorlock/>
+              </v:rect>
+            </w:pict>
+          </mc:Fallback>
+        </mc:AlternateContent>
+      </w:r>
+    </w:p>
+    <w:p>
+      <w:r>
+        <w:t>AuthService.</w:t>
+      </w:r>
+    </w:p>
+    <w:p>
+      <w:pPr>
+        <w:numPr>
+          <w:ilvl w:val="0"/>
+          <w:numId w:val="7"/>
+        </w:numPr>
+      </w:pPr>
+      <w:r>
+        <w:rPr>
+          <w:b/>
+          <w:bCs/>
+        </w:rPr>
+        <w:t>D-05 (Thanh toán thất bại trả HTTP 201)</w:t>
+      </w:r>
+      <w:r>
+        <w:t>:</w:t>
+      </w:r>
+    </w:p>
+    <w:p>
+      <w:pPr>
+        <w:numPr>
+          <w:ilvl w:val="1"/>
+          <w:numId w:val="7"/>
+        </w:numPr>
+      </w:pPr>
+      <w:r>
+        <w:t>Giữ nguyên theo đúng đề xuất, client xác định kết quả thanh toán dựa trên </w:t>
+      </w:r>
+      <w:proofErr w:type="gramStart"/>
+      <w:r>
+        <w:t>order.status</w:t>
+      </w:r>
+      <w:proofErr w:type="gramEnd"/>
+      <w:r>
+        <w:t xml:space="preserve"> = PAYMENT_FAILED và đã được frontend xử lý đầy đủ với modal thử lại / hủy đơn.</w:t>
+      </w:r>
+    </w:p>
+    <w:p>
+      <w:pPr>
+        <w:numPr>
+          <w:ilvl w:val="0"/>
+          <w:numId w:val="7"/>
+        </w:numPr>
+      </w:pPr>
+      <w:r>
+        <w:rPr>
+          <w:b/>
+          <w:bCs/>
+        </w:rPr>
+        <w:t>D-06 (Bổ sung Entity Promotion và LoyaltyTransaction)</w:t>
+      </w:r>
+      <w:r>
+        <w:t>:</w:t>
+      </w:r>
+    </w:p>
+    <w:p>
+      <w:pPr>
+        <w:numPr>
+          <w:ilvl w:val="1"/>
+          <w:numId w:val="7"/>
+        </w:numPr>
+      </w:pPr>
+      <w:r>
+        <w:t>Cập nhật </w:t>
+      </w:r>
+    </w:p>
+    <w:p>
+      <w:r>
+        <mc:AlternateContent>
+          <mc:Choice Requires="wps">
+            <w:drawing>
+              <wp:inline distT="0" distB="0" distL="0" distR="0" wp14:anchorId="027A7B73" wp14:editId="258E58AD">
+                <wp:extent cx="304800" cy="304800"/>
+                <wp:effectExtent l="0" t="0" r="0" b="0"/>
+                <wp:docPr id="2126258876" name="Rectangle 50"/>
+                <wp:cNvGraphicFramePr>
+                  <a:graphicFrameLocks xmlns:a="http://schemas.openxmlformats.org/drawingml/2006/main" noChangeAspect="1"/>
+                </wp:cNvGraphicFramePr>
+                <a:graphic xmlns:a="http://schemas.openxmlformats.org/drawingml/2006/main">
+                  <a:graphicData uri="http://schemas.microsoft.com/office/word/2010/wordprocessingShape">
+                    <wps:wsp>
+                      <wps:cNvSpPr>
+                        <a:spLocks noChangeAspect="1" noChangeArrowheads="1"/>
+                      </wps:cNvSpPr>
+                      <wps:spPr bwMode="auto">
+                        <a:xfrm>
+                          <a:off x="0" y="0"/>
+                          <a:ext cx="304800" cy="304800"/>
+                        </a:xfrm>
+                        <a:prstGeom prst="rect">
+                          <a:avLst/>
+                        </a:prstGeom>
+                        <a:noFill/>
+                        <a:ln>
+                          <a:noFill/>
+                        </a:ln>
+                        <a:extLst>
+                          <a:ext uri="{909E8E84-426E-40DD-AFC4-6F175D3DCCD1}">
+                            <a14:hiddenFill xmlns:a14="http://schemas.microsoft.com/office/drawing/2010/main">
+                              <a:solidFill>
+                                <a:srgbClr val="FFFFFF"/>
+                              </a:solidFill>
+                            </a14:hiddenFill>
+                          </a:ext>
+                          <a:ext uri="{91240B29-F687-4F45-9708-019B960494DF}">
+                            <a14:hiddenLine xmlns:a14="http://schemas.microsoft.com/office/drawing/2010/main" w="9525">
+                              <a:solidFill>
+                                <a:srgbClr val="000000"/>
+                              </a:solidFill>
+                              <a:miter lim="800000"/>
+                              <a:headEnd/>
+                              <a:tailEnd/>
+                            </a14:hiddenLine>
+                          </a:ext>
+                        </a:extLst>
+                      </wps:spPr>
+                      <wps:bodyPr rot="0" vert="horz" wrap="square" lIns="91440" tIns="45720" rIns="91440" bIns="45720" anchor="t" anchorCtr="0" upright="1">
+                        <a:noAutofit/>
+                      </wps:bodyPr>
+                    </wps:wsp>
+                  </a:graphicData>
+                </a:graphic>
+              </wp:inline>
+            </w:drawing>
+          </mc:Choice>
+          <mc:Fallback>
+            <w:pict>
+              <v:rect w14:anchorId="248925A2" id="Rectangle 50" o:spid="_x0000_s1026" style="width:24pt;height:24pt;visibility:visible;mso-wrap-style:square;mso-left-percent:-10001;mso-top-percent:-10001;mso-position-horizontal:absolute;mso-position-horizontal-relative:char;mso-position-vertical:absolute;mso-position-vertical-relative:line;mso-left-percent:-10001;mso-top-percent:-10001;v-text-anchor:top" o:gfxdata="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" filled="f" stroked="f">
+                <o:lock v:ext="edit" aspectratio="t"/>
+                <w10:anchorlock/>
+              </v:rect>
+            </w:pict>
+          </mc:Fallback>
+        </mc:AlternateContent>
+      </w:r>
+    </w:p>
+    <w:p>
+      <w:proofErr w:type="gramStart"/>
+      <w:r>
+        <w:t>schema.prisma</w:t>
+      </w:r>
+      <w:proofErr w:type="gramEnd"/>
+      <w:r>
+        <w:t>: Thêm enum Role, enum PromotionType, model Promotion, model LoyaltyTransaction cùng các quan hệ với User và Order đúng theo Domain Class Diagram. Đã chạy prisma generate thành công.</w:t>
+      </w:r>
+    </w:p>
+    <w:p>
+      <w:pPr>
+        <w:numPr>
+          <w:ilvl w:val="0"/>
+          <w:numId w:val="7"/>
+        </w:numPr>
+      </w:pPr>
+      <w:r>
+        <w:rPr>
+          <w:b/>
+          <w:bCs/>
+        </w:rPr>
+        <w:t>D-07 (Lưu ý về biến môi trường NEXT_PUBLIC_USE_MOCK)</w:t>
+      </w:r>
+      <w:r>
+        <w:t>:</w:t>
+      </w:r>
+    </w:p>
+    <w:p>
+      <w:pPr>
+        <w:numPr>
+          <w:ilvl w:val="1"/>
+          <w:numId w:val="7"/>
+        </w:numPr>
+      </w:pPr>
+      <w:r>
+        <w:t>Đã bổ sung lưu ý nổi bật trong </w:t>
+      </w:r>
+    </w:p>
+    <w:p>
+      <w:r>
+        <mc:AlternateContent>
+          <mc:Choice Requires="wps">
+            <w:drawing>
+              <wp:inline distT="0" distB="0" distL="0" distR="0" wp14:anchorId="2FDE9124" wp14:editId="4488D3F3">
+                <wp:extent cx="304800" cy="304800"/>
+                <wp:effectExtent l="0" t="0" r="0" b="0"/>
+                <wp:docPr id="924281766" name="Rectangle 49"/>
+                <wp:cNvGraphicFramePr>
+                  <a:graphicFrameLocks xmlns:a="http://schemas.openxmlformats.org/drawingml/2006/main" noChangeAspect="1"/>
+                </wp:cNvGraphicFramePr>
+                <a:graphic xmlns:a="http://schemas.openxmlformats.org/drawingml/2006/main">
+                  <a:graphicData uri="http://schemas.microsoft.com/office/word/2010/wordprocessingShape">
+                    <wps:wsp>
+                      <wps:cNvSpPr>
+                        <a:spLocks noChangeAspect="1" noChangeArrowheads="1"/>
+                      </wps:cNvSpPr>
+                      <wps:spPr bwMode="auto">
+                        <a:xfrm>
+                          <a:off x="0" y="0"/>
+                          <a:ext cx="304800" cy="304800"/>
+                        </a:xfrm>
+                        <a:prstGeom prst="rect">
+                          <a:avLst/>
+                        </a:prstGeom>
+                        <a:noFill/>
+                        <a:ln>
+                          <a:noFill/>
+                        </a:ln>
+                        <a:extLst>
+                          <a:ext uri="{909E8E84-426E-40DD-AFC4-6F175D3DCCD1}">
+                            <a14:hiddenFill xmlns:a14="http://schemas.microsoft.com/office/drawing/2010/main">
+                              <a:solidFill>
+                                <a:srgbClr val="FFFFFF"/>
+                              </a:solidFill>
+                            </a14:hiddenFill>
+                          </a:ext>
+                          <a:ext uri="{91240B29-F687-4F45-9708-019B960494DF}">
+                            <a14:hiddenLine xmlns:a14="http://schemas.microsoft.com/office/drawing/2010/main" w="9525">
+                              <a:solidFill>
+                                <a:srgbClr val="000000"/>
+                              </a:solidFill>
+                              <a:miter lim="800000"/>
+                              <a:headEnd/>
+                              <a:tailEnd/>
+                            </a14:hiddenLine>
+                          </a:ext>
+                        </a:extLst>
+                      </wps:spPr>
+                      <wps:bodyPr rot="0" vert="horz" wrap="square" lIns="91440" tIns="45720" rIns="91440" bIns="45720" anchor="t" anchorCtr="0" upright="1">
+                        <a:noAutofit/>
+                      </wps:bodyPr>
+                    </wps:wsp>
+                  </a:graphicData>
+                </a:graphic>
+              </wp:inline>
+            </w:drawing>
+          </mc:Choice>
+          <mc:Fallback>
+            <w:pict>
+              <v:rect w14:anchorId="78CA2E00" id="Rectangle 49" o:spid="_x0000_s1026" style="width:24pt;height:24pt;visibility:visible;mso-wrap-style:square;mso-left-percent:-10001;mso-top-percent:-10001;mso-position-horizontal:absolute;mso-position-horizontal-relative:char;mso-position-vertical:absolute;mso-position-vertical-relative:line;mso-left-percent:-10001;mso-top-percent:-10001;v-text-anchor:top" o:gfxdata="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" filled="f" stroked="f">
+                <o:lock v:ext="edit" aspectratio="t"/>
+                <w10:anchorlock/>
+              </v:rect>
+            </w:pict>
+          </mc:Fallback>
+        </mc:AlternateContent>
+      </w:r>
+    </w:p>
+    <w:p>
+      <w:r>
+        <w:lastRenderedPageBreak/>
+        <w:t>README.md làm rõ: NEXT_PUBLIC_USE_MOCK=true chỉ dùng để demo UI (dữ liệu mock tại client), khi nghiệm thu luồng nghiệp vụ thật với Backend/Database bắt buộc phải đặt false.</w:t>
+      </w:r>
+    </w:p>
+    <w:p>
+      <w:pPr>
+        <w:numPr>
+          <w:ilvl w:val="0"/>
+          <w:numId w:val="7"/>
+        </w:numPr>
+      </w:pPr>
+      <w:r>
+        <w:rPr>
+          <w:b/>
+          <w:bCs/>
+        </w:rPr>
+        <w:t>D-08 (Khóa cờ simulateFailure ở môi trường Production)</w:t>
+      </w:r>
+      <w:r>
+        <w:t>:</w:t>
+      </w:r>
+    </w:p>
+    <w:p>
+      <w:pPr>
+        <w:numPr>
+          <w:ilvl w:val="1"/>
+          <w:numId w:val="7"/>
+        </w:numPr>
+      </w:pPr>
+      <w:r>
+        <w:t>Trong </w:t>
+      </w:r>
+    </w:p>
+    <w:p>
+      <w:r>
+        <mc:AlternateContent>
+          <mc:Choice Requires="wps">
+            <w:drawing>
+              <wp:inline distT="0" distB="0" distL="0" distR="0" wp14:anchorId="0872EBEC" wp14:editId="601E0989">
+                <wp:extent cx="304800" cy="304800"/>
+                <wp:effectExtent l="0" t="0" r="0" b="0"/>
+                <wp:docPr id="1280722282" name="Rectangle 48"/>
+                <wp:cNvGraphicFramePr>
+                  <a:graphicFrameLocks xmlns:a="http://schemas.openxmlformats.org/drawingml/2006/main" noChangeAspect="1"/>
+                </wp:cNvGraphicFramePr>
+                <a:graphic xmlns:a="http://schemas.openxmlformats.org/drawingml/2006/main">
+                  <a:graphicData uri="http://schemas.microsoft.com/office/word/2010/wordprocessingShape">
+                    <wps:wsp>
+                      <wps:cNvSpPr>
+                        <a:spLocks noChangeAspect="1" noChangeArrowheads="1"/>
+                      </wps:cNvSpPr>
+                      <wps:spPr bwMode="auto">
+                        <a:xfrm>
+                          <a:off x="0" y="0"/>
+                          <a:ext cx="304800" cy="304800"/>
+                        </a:xfrm>
+                        <a:prstGeom prst="rect">
+                          <a:avLst/>
+                        </a:prstGeom>
+                        <a:noFill/>
+                        <a:ln>
+                          <a:noFill/>
+                        </a:ln>
+                        <a:extLst>
+                          <a:ext uri="{909E8E84-426E-40DD-AFC4-6F175D3DCCD1}">
+                            <a14:hiddenFill xmlns:a14="http://schemas.microsoft.com/office/drawing/2010/main">
+                              <a:solidFill>
+                                <a:srgbClr val="FFFFFF"/>
+                              </a:solidFill>
+                            </a14:hiddenFill>
+                          </a:ext>
+                          <a:ext uri="{91240B29-F687-4F45-9708-019B960494DF}">
+                            <a14:hiddenLine xmlns:a14="http://schemas.microsoft.com/office/drawing/2010/main" w="9525">
+                              <a:solidFill>
+                                <a:srgbClr val="000000"/>
+                              </a:solidFill>
+                              <a:miter lim="800000"/>
+                              <a:headEnd/>
+                              <a:tailEnd/>
+                            </a14:hiddenLine>
+                          </a:ext>
+                        </a:extLst>
+                      </wps:spPr>
+                      <wps:bodyPr rot="0" vert="horz" wrap="square" lIns="91440" tIns="45720" rIns="91440" bIns="45720" anchor="t" anchorCtr="0" upright="1">
+                        <a:noAutofit/>
+                      </wps:bodyPr>
+                    </wps:wsp>
+                  </a:graphicData>
+                </a:graphic>
+              </wp:inline>
+            </w:drawing>
+          </mc:Choice>
+          <mc:Fallback>
+            <w:pict>
+              <v:rect w14:anchorId="1B9C360A" id="Rectangle 48" o:spid="_x0000_s1026" style="width:24pt;height:24pt;visibility:visible;mso-wrap-style:square;mso-left-percent:-10001;mso-top-percent:-10001;mso-position-horizontal:absolute;mso-position-horizontal-relative:char;mso-position-vertical:absolute;mso-position-vertical-relative:line;mso-left-percent:-10001;mso-top-percent:-10001;v-text-anchor:top" o:gfxdata="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" filled="f" stroked="f">
+                <o:lock v:ext="edit" aspectratio="t"/>
+                <w10:anchorlock/>
+              </v:rect>
+            </w:pict>
+          </mc:Fallback>
+        </mc:AlternateContent>
+      </w:r>
+    </w:p>
+    <w:p>
+      <w:r>
+        <w:t>PaymentsService: Cờ simulateFailure chỉ được kích hoạt khi </w:t>
+      </w:r>
+      <w:proofErr w:type="gramStart"/>
+      <w:r>
+        <w:t>process.env.NODE</w:t>
+      </w:r>
+      <w:proofErr w:type="gramEnd"/>
+      <w:r>
+        <w:t>_</w:t>
+      </w:r>
+      <w:proofErr w:type="gramStart"/>
+      <w:r>
+        <w:t>ENV !</w:t>
+      </w:r>
+      <w:proofErr w:type="gramEnd"/>
+      <w:r>
+        <w:t>== 'production'. Khi lên production, cờ này tự động bị vô hiệu hóa.</w:t>
+      </w:r>
+    </w:p>
+    <w:p>
+      <w:pPr>
+        <w:numPr>
+          <w:ilvl w:val="0"/>
+          <w:numId w:val="7"/>
+        </w:numPr>
+      </w:pPr>
+      <w:r>
+        <w:rPr>
+          <w:b/>
+          <w:bCs/>
+        </w:rPr>
+        <w:t>D-09 (Giữ nguyên Idempotency-Key cho phiên thanh toán của cùng một đơn)</w:t>
+      </w:r>
+      <w:r>
+        <w:t>:</w:t>
+      </w:r>
+    </w:p>
+    <w:p>
+      <w:pPr>
+        <w:numPr>
+          <w:ilvl w:val="1"/>
+          <w:numId w:val="7"/>
+        </w:numPr>
+      </w:pPr>
+      <w:r>
+        <w:t>Cập nhật </w:t>
+      </w:r>
+    </w:p>
+    <w:p>
+      <w:r>
+        <mc:AlternateContent>
+          <mc:Choice Requires="wps">
+            <w:drawing>
+              <wp:inline distT="0" distB="0" distL="0" distR="0" wp14:anchorId="3BD17F0C" wp14:editId="1DE1C17E">
+                <wp:extent cx="304800" cy="304800"/>
+                <wp:effectExtent l="0" t="0" r="0" b="0"/>
+                <wp:docPr id="384268098" name="Rectangle 47"/>
+                <wp:cNvGraphicFramePr>
+                  <a:graphicFrameLocks xmlns:a="http://schemas.openxmlformats.org/drawingml/2006/main" noChangeAspect="1"/>
+                </wp:cNvGraphicFramePr>
+                <a:graphic xmlns:a="http://schemas.openxmlformats.org/drawingml/2006/main">
+                  <a:graphicData uri="http://schemas.microsoft.com/office/word/2010/wordprocessingShape">
+                    <wps:wsp>
+                      <wps:cNvSpPr>
+                        <a:spLocks noChangeAspect="1" noChangeArrowheads="1"/>
+                      </wps:cNvSpPr>
+                      <wps:spPr bwMode="auto">
+                        <a:xfrm>
+                          <a:off x="0" y="0"/>
+                          <a:ext cx="304800" cy="304800"/>
+                        </a:xfrm>
+                        <a:prstGeom prst="rect">
+                          <a:avLst/>
+                        </a:prstGeom>
+                        <a:noFill/>
+                        <a:ln>
+                          <a:noFill/>
+                        </a:ln>
+                        <a:extLst>
+                          <a:ext uri="{909E8E84-426E-40DD-AFC4-6F175D3DCCD1}">
+                            <a14:hiddenFill xmlns:a14="http://schemas.microsoft.com/office/drawing/2010/main">
+                              <a:solidFill>
+                                <a:srgbClr val="FFFFFF"/>
+                              </a:solidFill>
+                            </a14:hiddenFill>
+                          </a:ext>
+                          <a:ext uri="{91240B29-F687-4F45-9708-019B960494DF}">
+                            <a14:hiddenLine xmlns:a14="http://schemas.microsoft.com/office/drawing/2010/main" w="9525">
+                              <a:solidFill>
+                                <a:srgbClr val="000000"/>
+                              </a:solidFill>
+                              <a:miter lim="800000"/>
+                              <a:headEnd/>
+                              <a:tailEnd/>
+                            </a14:hiddenLine>
+                          </a:ext>
+                        </a:extLst>
+                      </wps:spPr>
+                      <wps:bodyPr rot="0" vert="horz" wrap="square" lIns="91440" tIns="45720" rIns="91440" bIns="45720" anchor="t" anchorCtr="0" upright="1">
+                        <a:noAutofit/>
+                      </wps:bodyPr>
+                    </wps:wsp>
+                  </a:graphicData>
+                </a:graphic>
+              </wp:inline>
+            </w:drawing>
+          </mc:Choice>
+          <mc:Fallback>
+            <w:pict>
+              <v:rect w14:anchorId="3BF170EA" id="Rectangle 47" o:spid="_x0000_s1026" style="width:24pt;height:24pt;visibility:visible;mso-wrap-style:square;mso-left-percent:-10001;mso-top-percent:-10001;mso-position-horizontal:absolute;mso-position-horizontal-relative:char;mso-position-vertical:absolute;mso-position-vertical-relative:line;mso-left-percent:-10001;mso-top-percent:-10001;v-text-anchor:top" o:gfxdata="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" filled="f" stroked="f">
+                <o:lock v:ext="edit" aspectratio="t"/>
+                <w10:anchorlock/>
+              </v:rect>
+            </w:pict>
+          </mc:Fallback>
+        </mc:AlternateContent>
+      </w:r>
+    </w:p>
+    <w:p>
+      <w:r>
+        <w:t>page.tsx (checkout): Khi bấm thanh toán, hệ thống tái sử dụng idempotencyKey hiện tại của đơn hàng thay vì sinh key mới mỗi lần bấm. Nhờ đó, nếu người dùng click đúp hoặc gặp sự cố chập chờn mạng gửi lặp request, server sẽ kích hoạt Idempotency replay thành công.</w:t>
+      </w:r>
+    </w:p>
+    <w:p>
+      <w:pPr>
+        <w:numPr>
+          <w:ilvl w:val="0"/>
+          <w:numId w:val="7"/>
+        </w:numPr>
+      </w:pPr>
+      <w:r>
+        <w:rPr>
+          <w:b/>
+          <w:bCs/>
+        </w:rPr>
+        <w:t>Tài liệu SRS</w:t>
+      </w:r>
+      <w:r>
+        <w:t>:</w:t>
+      </w:r>
+    </w:p>
+    <w:p>
+      <w:pPr>
+        <w:numPr>
+          <w:ilvl w:val="1"/>
+          <w:numId w:val="7"/>
+        </w:numPr>
+      </w:pPr>
+      <w:r>
+        <w:t>Cập nhật bảng </w:t>
+      </w:r>
+      <w:r>
+        <w:rPr>
+          <w:b/>
+          <w:bCs/>
+        </w:rPr>
+        <w:t>Phụ lục B</w:t>
+      </w:r>
+      <w:r>
+        <w:t> trong </w:t>
+      </w:r>
+    </w:p>
+    <w:p>
+      <w:r>
+        <mc:AlternateContent>
+          <mc:Choice Requires="wps">
+            <w:drawing>
+              <wp:inline distT="0" distB="0" distL="0" distR="0" wp14:anchorId="6F03BFAE" wp14:editId="39050A8A">
+                <wp:extent cx="304800" cy="304800"/>
+                <wp:effectExtent l="0" t="0" r="0" b="0"/>
+                <wp:docPr id="1886859654" name="Rectangle 46"/>
+                <wp:cNvGraphicFramePr>
+                  <a:graphicFrameLocks xmlns:a="http://schemas.openxmlformats.org/drawingml/2006/main" noChangeAspect="1"/>
+                </wp:cNvGraphicFramePr>
+                <a:graphic xmlns:a="http://schemas.openxmlformats.org/drawingml/2006/main">
+                  <a:graphicData uri="http://schemas.microsoft.com/office/word/2010/wordprocessingShape">
+                    <wps:wsp>
+                      <wps:cNvSpPr>
+                        <a:spLocks noChangeAspect="1" noChangeArrowheads="1"/>
+                      </wps:cNvSpPr>
+                      <wps:spPr bwMode="auto">
+                        <a:xfrm>
+                          <a:off x="0" y="0"/>
+                          <a:ext cx="304800" cy="304800"/>
+                        </a:xfrm>
+                        <a:prstGeom prst="rect">
+                          <a:avLst/>
+                        </a:prstGeom>
+                        <a:noFill/>
+                        <a:ln>
+                          <a:noFill/>
+                        </a:ln>
+                        <a:extLst>
+                          <a:ext uri="{909E8E84-426E-40DD-AFC4-6F175D3DCCD1}">
+                            <a14:hiddenFill xmlns:a14="http://schemas.microsoft.com/office/drawing/2010/main">
+                              <a:solidFill>
+                                <a:srgbClr val="FFFFFF"/>
+                              </a:solidFill>
+                            </a14:hiddenFill>
+                          </a:ext>
+                          <a:ext uri="{91240B29-F687-4F45-9708-019B960494DF}">
+                            <a14:hiddenLine xmlns:a14="http://schemas.microsoft.com/office/drawing/2010/main" w="9525">
+                              <a:solidFill>
+                                <a:srgbClr val="000000"/>
+                              </a:solidFill>
+                              <a:miter lim="800000"/>
+                              <a:headEnd/>
+                              <a:tailEnd/>
+                            </a14:hiddenLine>
+                          </a:ext>
+                        </a:extLst>
+                      </wps:spPr>
+                      <wps:bodyPr rot="0" vert="horz" wrap="square" lIns="91440" tIns="45720" rIns="91440" bIns="45720" anchor="t" anchorCtr="0" upright="1">
+                        <a:noAutofit/>
+                      </wps:bodyPr>
+                    </wps:wsp>
+                  </a:graphicData>
+                </a:graphic>
+              </wp:inline>
+            </w:drawing>
+          </mc:Choice>
+          <mc:Fallback>
+            <w:pict>
+              <v:rect w14:anchorId="7E6EAE76" id="Rectangle 46" o:spid="_x0000_s1026" style="width:24pt;height:24pt;visibility:visible;mso-wrap-style:square;mso-left-percent:-10001;mso-top-percent:-10001;mso-position-horizontal:absolute;mso-position-horizontal-relative:char;mso-position-vertical:absolute;mso-position-vertical-relative:line;mso-left-percent:-10001;mso-top-percent:-10001;v-text-anchor:top" o:gfxdata="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" filled="f" stroked="f">
+                <o:lock v:ext="edit" aspectratio="t"/>
+                <w10:anchorlock/>
+              </v:rect>
+            </w:pict>
+          </mc:Fallback>
+        </mc:AlternateContent>
+      </w:r>
+    </w:p>
+    <w:p>
+      <w:r>
+        <w:t>srs (4).md để ghi nhận trạng thái đã khắc phục cùng danh sách file tương ứng.</w:t>
+      </w:r>
+    </w:p>
+    <w:p>
+      <w:r>
+        <w:pict w14:anchorId="7DDD6B9F">
+          <v:rect id="_x0000_i1189" style="width:180.3pt;height:.75pt" o:hrpct="0" o:hralign="center" o:hrstd="t" o:hr="t" fillcolor="#a0a0a0" stroked="f"/>
+        </w:pict>
+      </w:r>
+    </w:p>
+    <w:p>
+      <w:r>
+        <w:rPr>
+          <w:rFonts w:ascii="Segoe UI Emoji" w:hAnsi="Segoe UI Emoji" w:cs="Segoe UI Emoji"/>
+        </w:rPr>
+        <w:t>📂</w:t>
+      </w:r>
+      <w:r>
+        <w:t xml:space="preserve"> Danh sách các file đã chỉnh sửa và tạo mới</w:t>
+      </w:r>
+    </w:p>
+    <w:p>
+      <w:r>
+        <w:t>1. Backend (apps/api)</w:t>
+      </w:r>
+    </w:p>
+    <w:p>
+      <w:pPr>
+        <w:numPr>
+          <w:ilvl w:val="0"/>
+          <w:numId w:val="8"/>
+        </w:numPr>
+      </w:pPr>
+      <w:r>
+        <mc:AlternateContent>
+          <mc:Choice Requires="wps">
+            <w:drawing>
+              <wp:inline distT="0" distB="0" distL="0" distR="0" wp14:anchorId="3276A4E1" wp14:editId="3BEC37AB">
+                <wp:extent cx="304800" cy="304800"/>
+                <wp:effectExtent l="0" t="0" r="0" b="0"/>
+                <wp:docPr id="1483934414" name="Rectangle 45"/>
+                <wp:cNvGraphicFramePr>
+                  <a:graphicFrameLocks xmlns:a="http://schemas.openxmlformats.org/drawingml/2006/main" noChangeAspect="1"/>
+                </wp:cNvGraphicFramePr>
+                <a:graphic xmlns:a="http://schemas.openxmlformats.org/drawingml/2006/main">
+                  <a:graphicData uri="http://schemas.microsoft.com/office/word/2010/wordprocessingShape">
+                    <wps:wsp>
+                      <wps:cNvSpPr>
+                        <a:spLocks noChangeAspect="1" noChangeArrowheads="1"/>
+                      </wps:cNvSpPr>
+                      <wps:spPr bwMode="auto">
+                        <a:xfrm>
+                          <a:off x="0" y="0"/>
+                          <a:ext cx="304800" cy="304800"/>
+                        </a:xfrm>
+                        <a:prstGeom prst="rect">
+                          <a:avLst/>
+                        </a:prstGeom>
+                        <a:noFill/>
+                        <a:ln>
+                          <a:noFill/>
+                        </a:ln>
+                        <a:extLst>
+                          <a:ext uri="{909E8E84-426E-40DD-AFC4-6F175D3DCCD1}">
+                            <a14:hiddenFill xmlns:a14="http://schemas.microsoft.com/office/drawing/2010/main">
+                              <a:solidFill>
+                                <a:srgbClr val="FFFFFF"/>
+                              </a:solidFill>
+                            </a14:hiddenFill>
+                          </a:ext>
+                          <a:ext uri="{91240B29-F687-4F45-9708-019B960494DF}">
+                            <a14:hiddenLine xmlns:a14="http://schemas.microsoft.com/office/drawing/2010/main" w="9525">
+                              <a:solidFill>
+                                <a:srgbClr val="000000"/>
+                              </a:solidFill>
+                              <a:miter lim="800000"/>
+                              <a:headEnd/>
+                              <a:tailEnd/>
+                            </a14:hiddenLine>
+                          </a:ext>
+                        </a:extLst>
+                      </wps:spPr>
+                      <wps:bodyPr rot="0" vert="horz" wrap="square" lIns="91440" tIns="45720" rIns="91440" bIns="45720" anchor="t" anchorCtr="0" upright="1">
+                        <a:noAutofit/>
+                      </wps:bodyPr>
+                    </wps:wsp>
+                  </a:graphicData>
+                </a:graphic>
+              </wp:inline>
+            </w:drawing>
+          </mc:Choice>
+          <mc:Fallback>
+            <w:pict>
+              <v:rect w14:anchorId="309CB29F" id="Rectangle 45" o:spid="_x0000_s1026" style="width:24pt;height:24pt;visibility:visible;mso-wrap-style:square;mso-left-percent:-10001;mso-top-percent:-10001;mso-position-horizontal:absolute;mso-position-horizontal-relative:char;mso-position-vertical:absolute;mso-position-vertical-relative:line;mso-left-percent:-10001;mso-top-percent:-10001;v-text-anchor:top" o:gfxdata="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" filled="f" stroked="f">
+                <o:lock v:ext="edit" aspectratio="t"/>
+                <w10:anchorlock/>
+              </v:rect>
+            </w:pict>
+          </mc:Fallback>
+        </mc:AlternateContent>
+      </w:r>
+    </w:p>
+    <w:p>
+      <w:proofErr w:type="gramStart"/>
+      <w:r>
+        <w:t>schema.prisma</w:t>
+      </w:r>
+      <w:proofErr w:type="gramEnd"/>
+      <w:r>
+        <w:t>: Thêm Role, PromotionType, model Promotion, LoyaltyTransaction và trường quan hệ (D-06).</w:t>
+      </w:r>
+    </w:p>
+    <w:p>
+      <w:pPr>
+        <w:numPr>
+          <w:ilvl w:val="0"/>
+          <w:numId w:val="8"/>
+        </w:numPr>
+      </w:pPr>
+      <w:r>
+        <mc:AlternateContent>
+          <mc:Choice Requires="wps">
+            <w:drawing>
+              <wp:inline distT="0" distB="0" distL="0" distR="0" wp14:anchorId="0CA017CB" wp14:editId="620990F2">
+                <wp:extent cx="304800" cy="304800"/>
+                <wp:effectExtent l="0" t="0" r="0" b="0"/>
+                <wp:docPr id="1362922360" name="Rectangle 44"/>
+                <wp:cNvGraphicFramePr>
+                  <a:graphicFrameLocks xmlns:a="http://schemas.openxmlformats.org/drawingml/2006/main" noChangeAspect="1"/>
+                </wp:cNvGraphicFramePr>
+                <a:graphic xmlns:a="http://schemas.openxmlformats.org/drawingml/2006/main">
+                  <a:graphicData uri="http://schemas.microsoft.com/office/word/2010/wordprocessingShape">
+                    <wps:wsp>
+                      <wps:cNvSpPr>
+                        <a:spLocks noChangeAspect="1" noChangeArrowheads="1"/>
+                      </wps:cNvSpPr>
+                      <wps:spPr bwMode="auto">
+                        <a:xfrm>
+                          <a:off x="0" y="0"/>
+                          <a:ext cx="304800" cy="304800"/>
+                        </a:xfrm>
+                        <a:prstGeom prst="rect">
+                          <a:avLst/>
+                        </a:prstGeom>
+                        <a:noFill/>
+                        <a:ln>
+                          <a:noFill/>
+                        </a:ln>
+                        <a:extLst>
+                          <a:ext uri="{909E8E84-426E-40DD-AFC4-6F175D3DCCD1}">
+                            <a14:hiddenFill xmlns:a14="http://schemas.microsoft.com/office/drawing/2010/main">
+                              <a:solidFill>
+                                <a:srgbClr val="FFFFFF"/>
+                              </a:solidFill>
+                            </a14:hiddenFill>
+                          </a:ext>
+                          <a:ext uri="{91240B29-F687-4F45-9708-019B960494DF}">
+                            <a14:hiddenLine xmlns:a14="http://schemas.microsoft.com/office/drawing/2010/main" w="9525">
+                              <a:solidFill>
+                                <a:srgbClr val="000000"/>
+                              </a:solidFill>
+                              <a:miter lim="800000"/>
+                              <a:headEnd/>
+                              <a:tailEnd/>
+                            </a14:hiddenLine>
+                          </a:ext>
+                        </a:extLst>
+                      </wps:spPr>
+                      <wps:bodyPr rot="0" vert="horz" wrap="square" lIns="91440" tIns="45720" rIns="91440" bIns="45720" anchor="t" anchorCtr="0" upright="1">
+                        <a:noAutofit/>
+                      </wps:bodyPr>
+                    </wps:wsp>
+                  </a:graphicData>
+                </a:graphic>
+              </wp:inline>
+            </w:drawing>
+          </mc:Choice>
+          <mc:Fallback>
+            <w:pict>
+              <v:rect w14:anchorId="432BCEF9" id="Rectangle 44" o:spid="_x0000_s1026" style="width:24pt;height:24pt;visibility:visible;mso-wrap-style:square;mso-left-percent:-10001;mso-top-percent:-10001;mso-position-horizontal:absolute;mso-position-horizontal-relative:char;mso-position-vertical:absolute;mso-position-vertical-relative:line;mso-left-percent:-10001;mso-top-percent:-10001;v-text-anchor:top" o:gfxdata="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" filled="f" stroked="f">
+                <o:lock v:ext="edit" aspectratio="t"/>
+                <w10:anchorlock/>
+              </v:rect>
+            </w:pict>
+          </mc:Fallback>
+        </mc:AlternateContent>
+      </w:r>
+    </w:p>
+    <w:p>
+      <w:r>
+        <w:t>update-order-status.dto.ts </w:t>
+      </w:r>
+      <w:r>
+        <w:rPr>
+          <w:i/>
+          <w:iCs/>
+        </w:rPr>
+        <w:t>(Tạo mới)</w:t>
+      </w:r>
+      <w:r>
+        <w:t>: DTO validate trạng thái đơn hàng (D-02).</w:t>
+      </w:r>
+    </w:p>
+    <w:p>
+      <w:pPr>
+        <w:numPr>
+          <w:ilvl w:val="0"/>
+          <w:numId w:val="8"/>
+        </w:numPr>
+      </w:pPr>
+      <w:r>
+        <w:lastRenderedPageBreak/>
+        <mc:AlternateContent>
+          <mc:Choice Requires="wps">
+            <w:drawing>
+              <wp:inline distT="0" distB="0" distL="0" distR="0" wp14:anchorId="74BD883B" wp14:editId="77B1D36D">
+                <wp:extent cx="304800" cy="304800"/>
+                <wp:effectExtent l="0" t="0" r="0" b="0"/>
+                <wp:docPr id="1164214357" name="Rectangle 43"/>
+                <wp:cNvGraphicFramePr>
+                  <a:graphicFrameLocks xmlns:a="http://schemas.openxmlformats.org/drawingml/2006/main" noChangeAspect="1"/>
+                </wp:cNvGraphicFramePr>
+                <a:graphic xmlns:a="http://schemas.openxmlformats.org/drawingml/2006/main">
+                  <a:graphicData uri="http://schemas.microsoft.com/office/word/2010/wordprocessingShape">
+                    <wps:wsp>
+                      <wps:cNvSpPr>
+                        <a:spLocks noChangeAspect="1" noChangeArrowheads="1"/>
+                      </wps:cNvSpPr>
+                      <wps:spPr bwMode="auto">
+                        <a:xfrm>
+                          <a:off x="0" y="0"/>
+                          <a:ext cx="304800" cy="304800"/>
+                        </a:xfrm>
+                        <a:prstGeom prst="rect">
+                          <a:avLst/>
+                        </a:prstGeom>
+                        <a:noFill/>
+                        <a:ln>
+                          <a:noFill/>
+                        </a:ln>
+                        <a:extLst>
+                          <a:ext uri="{909E8E84-426E-40DD-AFC4-6F175D3DCCD1}">
+                            <a14:hiddenFill xmlns:a14="http://schemas.microsoft.com/office/drawing/2010/main">
+                              <a:solidFill>
+                                <a:srgbClr val="FFFFFF"/>
+                              </a:solidFill>
+                            </a14:hiddenFill>
+                          </a:ext>
+                          <a:ext uri="{91240B29-F687-4F45-9708-019B960494DF}">
+                            <a14:hiddenLine xmlns:a14="http://schemas.microsoft.com/office/drawing/2010/main" w="9525">
+                              <a:solidFill>
+                                <a:srgbClr val="000000"/>
+                              </a:solidFill>
+                              <a:miter lim="800000"/>
+                              <a:headEnd/>
+                              <a:tailEnd/>
+                            </a14:hiddenLine>
+                          </a:ext>
+                        </a:extLst>
+                      </wps:spPr>
+                      <wps:bodyPr rot="0" vert="horz" wrap="square" lIns="91440" tIns="45720" rIns="91440" bIns="45720" anchor="t" anchorCtr="0" upright="1">
+                        <a:noAutofit/>
+                      </wps:bodyPr>
+                    </wps:wsp>
+                  </a:graphicData>
+                </a:graphic>
+              </wp:inline>
+            </w:drawing>
+          </mc:Choice>
+          <mc:Fallback>
+            <w:pict>
+              <v:rect w14:anchorId="55BB94D1" id="Rectangle 43" o:spid="_x0000_s1026" style="width:24pt;height:24pt;visibility:visible;mso-wrap-style:square;mso-left-percent:-10001;mso-top-percent:-10001;mso-position-horizontal:absolute;mso-position-horizontal-relative:char;mso-position-vertical:absolute;mso-position-vertical-relative:line;mso-left-percent:-10001;mso-top-percent:-10001;v-text-anchor:top" o:gfxdata="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" filled="f" stroked="f">
+                <o:lock v:ext="edit" aspectratio="t"/>
+                <w10:anchorlock/>
+              </v:rect>
+            </w:pict>
+          </mc:Fallback>
+        </mc:AlternateContent>
+      </w:r>
+    </w:p>
+    <w:p>
+      <w:proofErr w:type="gramStart"/>
+      <w:r>
+        <w:t>orders.controller</w:t>
+      </w:r>
+      <w:proofErr w:type="gramEnd"/>
+      <w:r>
+        <w:t>.ts: Sử dụng UpdateOrderStatusDto và truyền ngữ cảnh user (userId, role) vào service (D-02).</w:t>
+      </w:r>
+    </w:p>
+    <w:p>
+      <w:pPr>
+        <w:numPr>
+          <w:ilvl w:val="0"/>
+          <w:numId w:val="8"/>
+        </w:numPr>
+      </w:pPr>
+      <w:r>
+        <mc:AlternateContent>
+          <mc:Choice Requires="wps">
+            <w:drawing>
+              <wp:inline distT="0" distB="0" distL="0" distR="0" wp14:anchorId="26203632" wp14:editId="3D903BC8">
+                <wp:extent cx="304800" cy="304800"/>
+                <wp:effectExtent l="0" t="0" r="0" b="0"/>
+                <wp:docPr id="2083941717" name="Rectangle 42"/>
+                <wp:cNvGraphicFramePr>
+                  <a:graphicFrameLocks xmlns:a="http://schemas.openxmlformats.org/drawingml/2006/main" noChangeAspect="1"/>
+                </wp:cNvGraphicFramePr>
+                <a:graphic xmlns:a="http://schemas.openxmlformats.org/drawingml/2006/main">
+                  <a:graphicData uri="http://schemas.microsoft.com/office/word/2010/wordprocessingShape">
+                    <wps:wsp>
+                      <wps:cNvSpPr>
+                        <a:spLocks noChangeAspect="1" noChangeArrowheads="1"/>
+                      </wps:cNvSpPr>
+                      <wps:spPr bwMode="auto">
+                        <a:xfrm>
+                          <a:off x="0" y="0"/>
+                          <a:ext cx="304800" cy="304800"/>
+                        </a:xfrm>
+                        <a:prstGeom prst="rect">
+                          <a:avLst/>
+                        </a:prstGeom>
+                        <a:noFill/>
+                        <a:ln>
+                          <a:noFill/>
+                        </a:ln>
+                        <a:extLst>
+                          <a:ext uri="{909E8E84-426E-40DD-AFC4-6F175D3DCCD1}">
+                            <a14:hiddenFill xmlns:a14="http://schemas.microsoft.com/office/drawing/2010/main">
+                              <a:solidFill>
+                                <a:srgbClr val="FFFFFF"/>
+                              </a:solidFill>
+                            </a14:hiddenFill>
+                          </a:ext>
+                          <a:ext uri="{91240B29-F687-4F45-9708-019B960494DF}">
+                            <a14:hiddenLine xmlns:a14="http://schemas.microsoft.com/office/drawing/2010/main" w="9525">
+                              <a:solidFill>
+                                <a:srgbClr val="000000"/>
+                              </a:solidFill>
+                              <a:miter lim="800000"/>
+                              <a:headEnd/>
+                              <a:tailEnd/>
+                            </a14:hiddenLine>
+                          </a:ext>
+                        </a:extLst>
+                      </wps:spPr>
+                      <wps:bodyPr rot="0" vert="horz" wrap="square" lIns="91440" tIns="45720" rIns="91440" bIns="45720" anchor="t" anchorCtr="0" upright="1">
+                        <a:noAutofit/>
+                      </wps:bodyPr>
+                    </wps:wsp>
+                  </a:graphicData>
+                </a:graphic>
+              </wp:inline>
+            </w:drawing>
+          </mc:Choice>
+          <mc:Fallback>
+            <w:pict>
+              <v:rect w14:anchorId="2D789D06" id="Rectangle 42" o:spid="_x0000_s1026" style="width:24pt;height:24pt;visibility:visible;mso-wrap-style:square;mso-left-percent:-10001;mso-top-percent:-10001;mso-position-horizontal:absolute;mso-position-horizontal-relative:char;mso-position-vertical:absolute;mso-position-vertical-relative:line;mso-left-percent:-10001;mso-top-percent:-10001;v-text-anchor:top" o:gfxdata="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" filled="f" stroked="f">
+                <o:lock v:ext="edit" aspectratio="t"/>
+                <w10:anchorlock/>
+              </v:rect>
+            </w:pict>
+          </mc:Fallback>
+        </mc:AlternateContent>
+      </w:r>
+    </w:p>
+    <w:p>
+      <w:proofErr w:type="gramStart"/>
+      <w:r>
+        <w:t>orders.service</w:t>
+      </w:r>
+      <w:proofErr w:type="gramEnd"/>
+      <w:r>
+        <w:t>.ts: Thêm bảng giá SIZE_PRICES, TOPPING_PRICES, tính giá chuẩn, hỗ trợ mã SGU2026, kiểm tra quyền sở hữu đơn hàng khi cập nhật trạng thái (D-01, D-02).</w:t>
+      </w:r>
+    </w:p>
+    <w:p>
+      <w:pPr>
+        <w:numPr>
+          <w:ilvl w:val="0"/>
+          <w:numId w:val="8"/>
+        </w:numPr>
+      </w:pPr>
+      <w:r>
+        <mc:AlternateContent>
+          <mc:Choice Requires="wps">
+            <w:drawing>
+              <wp:inline distT="0" distB="0" distL="0" distR="0" wp14:anchorId="3CCBF242" wp14:editId="66DC5501">
+                <wp:extent cx="304800" cy="304800"/>
+                <wp:effectExtent l="0" t="0" r="0" b="0"/>
+                <wp:docPr id="347183114" name="Rectangle 41"/>
+                <wp:cNvGraphicFramePr>
+                  <a:graphicFrameLocks xmlns:a="http://schemas.openxmlformats.org/drawingml/2006/main" noChangeAspect="1"/>
+                </wp:cNvGraphicFramePr>
+                <a:graphic xmlns:a="http://schemas.openxmlformats.org/drawingml/2006/main">
+                  <a:graphicData uri="http://schemas.microsoft.com/office/word/2010/wordprocessingShape">
+                    <wps:wsp>
+                      <wps:cNvSpPr>
+                        <a:spLocks noChangeAspect="1" noChangeArrowheads="1"/>
+                      </wps:cNvSpPr>
+                      <wps:spPr bwMode="auto">
+                        <a:xfrm>
+                          <a:off x="0" y="0"/>
+                          <a:ext cx="304800" cy="304800"/>
+                        </a:xfrm>
+                        <a:prstGeom prst="rect">
+                          <a:avLst/>
+                        </a:prstGeom>
+                        <a:noFill/>
+                        <a:ln>
+                          <a:noFill/>
+                        </a:ln>
+                        <a:extLst>
+                          <a:ext uri="{909E8E84-426E-40DD-AFC4-6F175D3DCCD1}">
+                            <a14:hiddenFill xmlns:a14="http://schemas.microsoft.com/office/drawing/2010/main">
+                              <a:solidFill>
+                                <a:srgbClr val="FFFFFF"/>
+                              </a:solidFill>
+                            </a14:hiddenFill>
+                          </a:ext>
+                          <a:ext uri="{91240B29-F687-4F45-9708-019B960494DF}">
+                            <a14:hiddenLine xmlns:a14="http://schemas.microsoft.com/office/drawing/2010/main" w="9525">
+                              <a:solidFill>
+                                <a:srgbClr val="000000"/>
+                              </a:solidFill>
+                              <a:miter lim="800000"/>
+                              <a:headEnd/>
+                              <a:tailEnd/>
+                            </a14:hiddenLine>
+                          </a:ext>
+                        </a:extLst>
+                      </wps:spPr>
+                      <wps:bodyPr rot="0" vert="horz" wrap="square" lIns="91440" tIns="45720" rIns="91440" bIns="45720" anchor="t" anchorCtr="0" upright="1">
+                        <a:noAutofit/>
+                      </wps:bodyPr>
+                    </wps:wsp>
+                  </a:graphicData>
+                </a:graphic>
+              </wp:inline>
+            </w:drawing>
+          </mc:Choice>
+          <mc:Fallback>
+            <w:pict>
+              <v:rect w14:anchorId="5B77B475" id="Rectangle 41" o:spid="_x0000_s1026" style="width:24pt;height:24pt;visibility:visible;mso-wrap-style:square;mso-left-percent:-10001;mso-top-percent:-10001;mso-position-horizontal:absolute;mso-position-horizontal-relative:char;mso-position-vertical:absolute;mso-position-vertical-relative:line;mso-left-percent:-10001;mso-top-percent:-10001;v-text-anchor:top" o:gfxdata="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" filled="f" stroked="f">
+                <o:lock v:ext="edit" aspectratio="t"/>
+                <w10:anchorlock/>
+              </v:rect>
+            </w:pict>
+          </mc:Fallback>
+        </mc:AlternateContent>
+      </w:r>
+    </w:p>
+    <w:p>
+      <w:proofErr w:type="gramStart"/>
+      <w:r>
+        <w:t>products.controller</w:t>
+      </w:r>
+      <w:proofErr w:type="gramEnd"/>
+      <w:r>
+        <w:t>.ts: Bổ sung route GET /products/options (D-01).</w:t>
+      </w:r>
+    </w:p>
+    <w:p>
+      <w:pPr>
+        <w:numPr>
+          <w:ilvl w:val="0"/>
+          <w:numId w:val="8"/>
+        </w:numPr>
+      </w:pPr>
+      <w:r>
+        <mc:AlternateContent>
+          <mc:Choice Requires="wps">
+            <w:drawing>
+              <wp:inline distT="0" distB="0" distL="0" distR="0" wp14:anchorId="77199C80" wp14:editId="73748A47">
+                <wp:extent cx="304800" cy="304800"/>
+                <wp:effectExtent l="0" t="0" r="0" b="0"/>
+                <wp:docPr id="531148526" name="Rectangle 40"/>
+                <wp:cNvGraphicFramePr>
+                  <a:graphicFrameLocks xmlns:a="http://schemas.openxmlformats.org/drawingml/2006/main" noChangeAspect="1"/>
+                </wp:cNvGraphicFramePr>
+                <a:graphic xmlns:a="http://schemas.openxmlformats.org/drawingml/2006/main">
+                  <a:graphicData uri="http://schemas.microsoft.com/office/word/2010/wordprocessingShape">
+                    <wps:wsp>
+                      <wps:cNvSpPr>
+                        <a:spLocks noChangeAspect="1" noChangeArrowheads="1"/>
+                      </wps:cNvSpPr>
+                      <wps:spPr bwMode="auto">
+                        <a:xfrm>
+                          <a:off x="0" y="0"/>
+                          <a:ext cx="304800" cy="304800"/>
+                        </a:xfrm>
+                        <a:prstGeom prst="rect">
+                          <a:avLst/>
+                        </a:prstGeom>
+                        <a:noFill/>
+                        <a:ln>
+                          <a:noFill/>
+                        </a:ln>
+                        <a:extLst>
+                          <a:ext uri="{909E8E84-426E-40DD-AFC4-6F175D3DCCD1}">
+                            <a14:hiddenFill xmlns:a14="http://schemas.microsoft.com/office/drawing/2010/main">
+                              <a:solidFill>
+                                <a:srgbClr val="FFFFFF"/>
+                              </a:solidFill>
+                            </a14:hiddenFill>
+                          </a:ext>
+                          <a:ext uri="{91240B29-F687-4F45-9708-019B960494DF}">
+                            <a14:hiddenLine xmlns:a14="http://schemas.microsoft.com/office/drawing/2010/main" w="9525">
+                              <a:solidFill>
+                                <a:srgbClr val="000000"/>
+                              </a:solidFill>
+                              <a:miter lim="800000"/>
+                              <a:headEnd/>
+                              <a:tailEnd/>
+                            </a14:hiddenLine>
+                          </a:ext>
+                        </a:extLst>
+                      </wps:spPr>
+                      <wps:bodyPr rot="0" vert="horz" wrap="square" lIns="91440" tIns="45720" rIns="91440" bIns="45720" anchor="t" anchorCtr="0" upright="1">
+                        <a:noAutofit/>
+                      </wps:bodyPr>
+                    </wps:wsp>
+                  </a:graphicData>
+                </a:graphic>
+              </wp:inline>
+            </w:drawing>
+          </mc:Choice>
+          <mc:Fallback>
+            <w:pict>
+              <v:rect w14:anchorId="385718C2" id="Rectangle 40" o:spid="_x0000_s1026" style="width:24pt;height:24pt;visibility:visible;mso-wrap-style:square;mso-left-percent:-10001;mso-top-percent:-10001;mso-position-horizontal:absolute;mso-position-horizontal-relative:char;mso-position-vertical:absolute;mso-position-vertical-relative:line;mso-left-percent:-10001;mso-top-percent:-10001;v-text-anchor:top" o:gfxdata="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" filled="f" stroked="f">
+                <o:lock v:ext="edit" aspectratio="t"/>
+                <w10:anchorlock/>
+              </v:rect>
+            </w:pict>
+          </mc:Fallback>
+        </mc:AlternateContent>
+      </w:r>
+    </w:p>
+    <w:p>
+      <w:proofErr w:type="gramStart"/>
+      <w:r>
+        <w:t>products.service</w:t>
+      </w:r>
+      <w:proofErr w:type="gramEnd"/>
+      <w:r>
+        <w:t>.ts: Cung cấp hàm </w:t>
+      </w:r>
+      <w:proofErr w:type="gramStart"/>
+      <w:r>
+        <w:t>getPricingOptions(</w:t>
+      </w:r>
+      <w:proofErr w:type="gramEnd"/>
+      <w:r>
+        <w:t>) trả về catalog giá chuẩn (D-01).</w:t>
+      </w:r>
+    </w:p>
+    <w:p>
+      <w:pPr>
+        <w:numPr>
+          <w:ilvl w:val="0"/>
+          <w:numId w:val="8"/>
+        </w:numPr>
+      </w:pPr>
+      <w:r>
+        <mc:AlternateContent>
+          <mc:Choice Requires="wps">
+            <w:drawing>
+              <wp:inline distT="0" distB="0" distL="0" distR="0" wp14:anchorId="2C95C221" wp14:editId="04E55EF2">
+                <wp:extent cx="304800" cy="304800"/>
+                <wp:effectExtent l="0" t="0" r="0" b="0"/>
+                <wp:docPr id="608336167" name="Rectangle 39"/>
+                <wp:cNvGraphicFramePr>
+                  <a:graphicFrameLocks xmlns:a="http://schemas.openxmlformats.org/drawingml/2006/main" noChangeAspect="1"/>
+                </wp:cNvGraphicFramePr>
+                <a:graphic xmlns:a="http://schemas.openxmlformats.org/drawingml/2006/main">
+                  <a:graphicData uri="http://schemas.microsoft.com/office/word/2010/wordprocessingShape">
+                    <wps:wsp>
+                      <wps:cNvSpPr>
+                        <a:spLocks noChangeAspect="1" noChangeArrowheads="1"/>
+                      </wps:cNvSpPr>
+                      <wps:spPr bwMode="auto">
+                        <a:xfrm>
+                          <a:off x="0" y="0"/>
+                          <a:ext cx="304800" cy="304800"/>
+                        </a:xfrm>
+                        <a:prstGeom prst="rect">
+                          <a:avLst/>
+                        </a:prstGeom>
+                        <a:noFill/>
+                        <a:ln>
+                          <a:noFill/>
+                        </a:ln>
+                        <a:extLst>
+                          <a:ext uri="{909E8E84-426E-40DD-AFC4-6F175D3DCCD1}">
+                            <a14:hiddenFill xmlns:a14="http://schemas.microsoft.com/office/drawing/2010/main">
+                              <a:solidFill>
+                                <a:srgbClr val="FFFFFF"/>
+                              </a:solidFill>
+                            </a14:hiddenFill>
+                          </a:ext>
+                          <a:ext uri="{91240B29-F687-4F45-9708-019B960494DF}">
+                            <a14:hiddenLine xmlns:a14="http://schemas.microsoft.com/office/drawing/2010/main" w="9525">
+                              <a:solidFill>
+                                <a:srgbClr val="000000"/>
+                              </a:solidFill>
+                              <a:miter lim="800000"/>
+                              <a:headEnd/>
+                              <a:tailEnd/>
+                            </a14:hiddenLine>
+                          </a:ext>
+                        </a:extLst>
+                      </wps:spPr>
+                      <wps:bodyPr rot="0" vert="horz" wrap="square" lIns="91440" tIns="45720" rIns="91440" bIns="45720" anchor="t" anchorCtr="0" upright="1">
+                        <a:noAutofit/>
+                      </wps:bodyPr>
+                    </wps:wsp>
+                  </a:graphicData>
+                </a:graphic>
+              </wp:inline>
+            </w:drawing>
+          </mc:Choice>
+          <mc:Fallback>
+            <w:pict>
+              <v:rect w14:anchorId="6F782CF7" id="Rectangle 39" o:spid="_x0000_s1026" style="width:24pt;height:24pt;visibility:visible;mso-wrap-style:square;mso-left-percent:-10001;mso-top-percent:-10001;mso-position-horizontal:absolute;mso-position-horizontal-relative:char;mso-position-vertical:absolute;mso-position-vertical-relative:line;mso-left-percent:-10001;mso-top-percent:-10001;v-text-anchor:top" o:gfxdata="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" filled="f" stroked="f">
+                <o:lock v:ext="edit" aspectratio="t"/>
+                <w10:anchorlock/>
+              </v:rect>
+            </w:pict>
+          </mc:Fallback>
+        </mc:AlternateContent>
+      </w:r>
+    </w:p>
+    <w:p>
+      <w:proofErr w:type="gramStart"/>
+      <w:r>
+        <w:t>payments.service</w:t>
+      </w:r>
+      <w:proofErr w:type="gramEnd"/>
+      <w:r>
+        <w:t>.ts: So khớp userId và orderId khi replay Idempotency-Key, chặn simulateFailure trên production (D-03, D-08).</w:t>
+      </w:r>
+    </w:p>
+    <w:p>
+      <w:pPr>
+        <w:numPr>
+          <w:ilvl w:val="0"/>
+          <w:numId w:val="8"/>
+        </w:numPr>
+      </w:pPr>
+      <w:r>
+        <mc:AlternateContent>
+          <mc:Choice Requires="wps">
+            <w:drawing>
+              <wp:inline distT="0" distB="0" distL="0" distR="0" wp14:anchorId="0845278F" wp14:editId="554622DE">
+                <wp:extent cx="304800" cy="304800"/>
+                <wp:effectExtent l="0" t="0" r="0" b="0"/>
+                <wp:docPr id="458225543" name="Rectangle 38"/>
+                <wp:cNvGraphicFramePr>
+                  <a:graphicFrameLocks xmlns:a="http://schemas.openxmlformats.org/drawingml/2006/main" noChangeAspect="1"/>
+                </wp:cNvGraphicFramePr>
+                <a:graphic xmlns:a="http://schemas.openxmlformats.org/drawingml/2006/main">
+                  <a:graphicData uri="http://schemas.microsoft.com/office/word/2010/wordprocessingShape">
+                    <wps:wsp>
+                      <wps:cNvSpPr>
+                        <a:spLocks noChangeAspect="1" noChangeArrowheads="1"/>
+                      </wps:cNvSpPr>
+                      <wps:spPr bwMode="auto">
+                        <a:xfrm>
+                          <a:off x="0" y="0"/>
+                          <a:ext cx="304800" cy="304800"/>
+                        </a:xfrm>
+                        <a:prstGeom prst="rect">
+                          <a:avLst/>
+                        </a:prstGeom>
+                        <a:noFill/>
+                        <a:ln>
+                          <a:noFill/>
+                        </a:ln>
+                        <a:extLst>
+                          <a:ext uri="{909E8E84-426E-40DD-AFC4-6F175D3DCCD1}">
+                            <a14:hiddenFill xmlns:a14="http://schemas.microsoft.com/office/drawing/2010/main">
+                              <a:solidFill>
+                                <a:srgbClr val="FFFFFF"/>
+                              </a:solidFill>
+                            </a14:hiddenFill>
+                          </a:ext>
+                          <a:ext uri="{91240B29-F687-4F45-9708-019B960494DF}">
+                            <a14:hiddenLine xmlns:a14="http://schemas.microsoft.com/office/drawing/2010/main" w="9525">
+                              <a:solidFill>
+                                <a:srgbClr val="000000"/>
+                              </a:solidFill>
+                              <a:miter lim="800000"/>
+                              <a:headEnd/>
+                              <a:tailEnd/>
+                            </a14:hiddenLine>
+                          </a:ext>
+                        </a:extLst>
+                      </wps:spPr>
+                      <wps:bodyPr rot="0" vert="horz" wrap="square" lIns="91440" tIns="45720" rIns="91440" bIns="45720" anchor="t" anchorCtr="0" upright="1">
+                        <a:noAutofit/>
+                      </wps:bodyPr>
+                    </wps:wsp>
+                  </a:graphicData>
+                </a:graphic>
+              </wp:inline>
+            </w:drawing>
+          </mc:Choice>
+          <mc:Fallback>
+            <w:pict>
+              <v:rect w14:anchorId="0DA4DF86" id="Rectangle 38" o:spid="_x0000_s1026" style="width:24pt;height:24pt;visibility:visible;mso-wrap-style:square;mso-left-percent:-10001;mso-top-percent:-10001;mso-position-horizontal:absolute;mso-position-horizontal-relative:char;mso-position-vertical:absolute;mso-position-vertical-relative:line;mso-left-percent:-10001;mso-top-percent:-10001;v-text-anchor:top" o:gfxdata="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" filled="f" stroked="f">
+                <o:lock v:ext="edit" aspectratio="t"/>
+                <w10:anchorlock/>
+              </v:rect>
+            </w:pict>
+          </mc:Fallback>
+        </mc:AlternateContent>
+      </w:r>
+    </w:p>
+    <w:p>
+      <w:proofErr w:type="gramStart"/>
+      <w:r>
+        <w:t>auth.controller</w:t>
+      </w:r>
+      <w:proofErr w:type="gramEnd"/>
+      <w:r>
+        <w:t>.ts: Trả về HTTP 200 OK cho POST /auth/login (D-04).</w:t>
+      </w:r>
+    </w:p>
+    <w:p>
+      <w:pPr>
+        <w:numPr>
+          <w:ilvl w:val="0"/>
+          <w:numId w:val="8"/>
+        </w:numPr>
+      </w:pPr>
+      <w:r>
+        <mc:AlternateContent>
+          <mc:Choice Requires="wps">
+            <w:drawing>
+              <wp:inline distT="0" distB="0" distL="0" distR="0" wp14:anchorId="600B5BEF" wp14:editId="3CF4F9D4">
+                <wp:extent cx="304800" cy="304800"/>
+                <wp:effectExtent l="0" t="0" r="0" b="0"/>
+                <wp:docPr id="795193517" name="Rectangle 37"/>
+                <wp:cNvGraphicFramePr>
+                  <a:graphicFrameLocks xmlns:a="http://schemas.openxmlformats.org/drawingml/2006/main" noChangeAspect="1"/>
+                </wp:cNvGraphicFramePr>
+                <a:graphic xmlns:a="http://schemas.openxmlformats.org/drawingml/2006/main">
+                  <a:graphicData uri="http://schemas.microsoft.com/office/word/2010/wordprocessingShape">
+                    <wps:wsp>
+                      <wps:cNvSpPr>
+                        <a:spLocks noChangeAspect="1" noChangeArrowheads="1"/>
+                      </wps:cNvSpPr>
+                      <wps:spPr bwMode="auto">
+                        <a:xfrm>
+                          <a:off x="0" y="0"/>
+                          <a:ext cx="304800" cy="304800"/>
+                        </a:xfrm>
+                        <a:prstGeom prst="rect">
+                          <a:avLst/>
+                        </a:prstGeom>
+                        <a:noFill/>
+                        <a:ln>
+                          <a:noFill/>
+                        </a:ln>
+                        <a:extLst>
+                          <a:ext uri="{909E8E84-426E-40DD-AFC4-6F175D3DCCD1}">
+                            <a14:hiddenFill xmlns:a14="http://schemas.microsoft.com/office/drawing/2010/main">
+                              <a:solidFill>
+                                <a:srgbClr val="FFFFFF"/>
+                              </a:solidFill>
+                            </a14:hiddenFill>
+                          </a:ext>
+                          <a:ext uri="{91240B29-F687-4F45-9708-019B960494DF}">
+                            <a14:hiddenLine xmlns:a14="http://schemas.microsoft.com/office/drawing/2010/main" w="9525">
+                              <a:solidFill>
+                                <a:srgbClr val="000000"/>
+                              </a:solidFill>
+                              <a:miter lim="800000"/>
+                              <a:headEnd/>
+                              <a:tailEnd/>
+                            </a14:hiddenLine>
+                          </a:ext>
+                        </a:extLst>
+                      </wps:spPr>
+                      <wps:bodyPr rot="0" vert="horz" wrap="square" lIns="91440" tIns="45720" rIns="91440" bIns="45720" anchor="t" anchorCtr="0" upright="1">
+                        <a:noAutofit/>
+                      </wps:bodyPr>
+                    </wps:wsp>
+                  </a:graphicData>
+                </a:graphic>
+              </wp:inline>
+            </w:drawing>
+          </mc:Choice>
+          <mc:Fallback>
+            <w:pict>
+              <v:rect w14:anchorId="6064F930" id="Rectangle 37" o:spid="_x0000_s1026" style="width:24pt;height:24pt;visibility:visible;mso-wrap-style:square;mso-left-percent:-10001;mso-top-percent:-10001;mso-position-horizontal:absolute;mso-position-horizontal-relative:char;mso-position-vertical:absolute;mso-position-vertical-relative:line;mso-left-percent:-10001;mso-top-percent:-10001;v-text-anchor:top" o:gfxdata="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" filled="f" stroked="f">
+                <o:lock v:ext="edit" aspectratio="t"/>
+                <w10:anchorlock/>
+              </v:rect>
+            </w:pict>
+          </mc:Fallback>
+        </mc:AlternateContent>
+      </w:r>
+    </w:p>
+    <w:p>
+      <w:proofErr w:type="gramStart"/>
+      <w:r>
+        <w:t>auth.service</w:t>
+      </w:r>
+      <w:proofErr w:type="gramEnd"/>
+      <w:r>
+        <w:t>.ts: Ném ConflictException (HTTP 409) khi email đăng ký đã tồn tại (D-04).</w:t>
+      </w:r>
+    </w:p>
+    <w:p>
+      <w:pPr>
+        <w:numPr>
+          <w:ilvl w:val="0"/>
+          <w:numId w:val="8"/>
+        </w:numPr>
+      </w:pPr>
+      <w:r>
+        <mc:AlternateContent>
+          <mc:Choice Requires="wps">
+            <w:drawing>
+              <wp:inline distT="0" distB="0" distL="0" distR="0" wp14:anchorId="2ED2C880" wp14:editId="1512FBCB">
+                <wp:extent cx="304800" cy="304800"/>
+                <wp:effectExtent l="0" t="0" r="0" b="0"/>
+                <wp:docPr id="1702284879" name="Rectangle 36"/>
+                <wp:cNvGraphicFramePr>
+                  <a:graphicFrameLocks xmlns:a="http://schemas.openxmlformats.org/drawingml/2006/main" noChangeAspect="1"/>
+                </wp:cNvGraphicFramePr>
+                <a:graphic xmlns:a="http://schemas.openxmlformats.org/drawingml/2006/main">
+                  <a:graphicData uri="http://schemas.microsoft.com/office/word/2010/wordprocessingShape">
+                    <wps:wsp>
+                      <wps:cNvSpPr>
+                        <a:spLocks noChangeAspect="1" noChangeArrowheads="1"/>
+                      </wps:cNvSpPr>
+                      <wps:spPr bwMode="auto">
+                        <a:xfrm>
+                          <a:off x="0" y="0"/>
+                          <a:ext cx="304800" cy="304800"/>
+                        </a:xfrm>
+                        <a:prstGeom prst="rect">
+                          <a:avLst/>
+                        </a:prstGeom>
+                        <a:noFill/>
+                        <a:ln>
+                          <a:noFill/>
+                        </a:ln>
+                        <a:extLst>
+                          <a:ext uri="{909E8E84-426E-40DD-AFC4-6F175D3DCCD1}">
+                            <a14:hiddenFill xmlns:a14="http://schemas.microsoft.com/office/drawing/2010/main">
+                              <a:solidFill>
+                                <a:srgbClr val="FFFFFF"/>
+                              </a:solidFill>
+                            </a14:hiddenFill>
+                          </a:ext>
+                          <a:ext uri="{91240B29-F687-4F45-9708-019B960494DF}">
+                            <a14:hiddenLine xmlns:a14="http://schemas.microsoft.com/office/drawing/2010/main" w="9525">
+                              <a:solidFill>
+                                <a:srgbClr val="000000"/>
+                              </a:solidFill>
+                              <a:miter lim="800000"/>
+                              <a:headEnd/>
+                              <a:tailEnd/>
+                            </a14:hiddenLine>
+                          </a:ext>
+                        </a:extLst>
+                      </wps:spPr>
+                      <wps:bodyPr rot="0" vert="horz" wrap="square" lIns="91440" tIns="45720" rIns="91440" bIns="45720" anchor="t" anchorCtr="0" upright="1">
+                        <a:noAutofit/>
+                      </wps:bodyPr>
+                    </wps:wsp>
+                  </a:graphicData>
+                </a:graphic>
+              </wp:inline>
+            </w:drawing>
+          </mc:Choice>
+          <mc:Fallback>
+            <w:pict>
+              <v:rect w14:anchorId="52F800C9" id="Rectangle 36" o:spid="_x0000_s1026" style="width:24pt;height:24pt;visibility:visible;mso-wrap-style:square;mso-left-percent:-10001;mso-top-percent:-10001;mso-position-horizontal:absolute;mso-position-horizontal-relative:char;mso-position-vertical:absolute;mso-position-vertical-relative:line;mso-left-percent:-10001;mso-top-percent:-10001;v-text-anchor:top" o:gfxdata="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" filled="f" stroked="f">
+                <o:lock v:ext="edit" aspectratio="t"/>
+                <w10:anchorlock/>
+              </v:rect>
+            </w:pict>
+          </mc:Fallback>
+        </mc:AlternateContent>
+      </w:r>
+    </w:p>
+    <w:p>
+      <w:proofErr w:type="gramStart"/>
+      <w:r>
+        <w:t>jwt.strategy</w:t>
+      </w:r>
+      <w:proofErr w:type="gramEnd"/>
+      <w:r>
+        <w:t>.ts: Gắn thêm trường role vào req.user sau khi giải mã token (D-02).</w:t>
+      </w:r>
+    </w:p>
+    <w:p>
+      <w:pPr>
+        <w:numPr>
+          <w:ilvl w:val="0"/>
+          <w:numId w:val="8"/>
+        </w:numPr>
+      </w:pPr>
+      <w:r>
+        <mc:AlternateContent>
+          <mc:Choice Requires="wps">
+            <w:drawing>
+              <wp:inline distT="0" distB="0" distL="0" distR="0" wp14:anchorId="6762A6D2" wp14:editId="46C2C7AE">
+                <wp:extent cx="304800" cy="304800"/>
+                <wp:effectExtent l="0" t="0" r="0" b="0"/>
+                <wp:docPr id="12201119" name="Rectangle 35"/>
+                <wp:cNvGraphicFramePr>
+                  <a:graphicFrameLocks xmlns:a="http://schemas.openxmlformats.org/drawingml/2006/main" noChangeAspect="1"/>
+                </wp:cNvGraphicFramePr>
+                <a:graphic xmlns:a="http://schemas.openxmlformats.org/drawingml/2006/main">
+                  <a:graphicData uri="http://schemas.microsoft.com/office/word/2010/wordprocessingShape">
+                    <wps:wsp>
+                      <wps:cNvSpPr>
+                        <a:spLocks noChangeAspect="1" noChangeArrowheads="1"/>
+                      </wps:cNvSpPr>
+                      <wps:spPr bwMode="auto">
+                        <a:xfrm>
+                          <a:off x="0" y="0"/>
+                          <a:ext cx="304800" cy="304800"/>
+                        </a:xfrm>
+                        <a:prstGeom prst="rect">
+                          <a:avLst/>
+                        </a:prstGeom>
+                        <a:noFill/>
+                        <a:ln>
+                          <a:noFill/>
+                        </a:ln>
+                        <a:extLst>
+                          <a:ext uri="{909E8E84-426E-40DD-AFC4-6F175D3DCCD1}">
+                            <a14:hiddenFill xmlns:a14="http://schemas.microsoft.com/office/drawing/2010/main">
+                              <a:solidFill>
+                                <a:srgbClr val="FFFFFF"/>
+                              </a:solidFill>
+                            </a14:hiddenFill>
+                          </a:ext>
+                          <a:ext uri="{91240B29-F687-4F45-9708-019B960494DF}">
+                            <a14:hiddenLine xmlns:a14="http://schemas.microsoft.com/office/drawing/2010/main" w="9525">
+                              <a:solidFill>
+                                <a:srgbClr val="000000"/>
+                              </a:solidFill>
+                              <a:miter lim="800000"/>
+                              <a:headEnd/>
+                              <a:tailEnd/>
+                            </a14:hiddenLine>
+                          </a:ext>
+                        </a:extLst>
+                      </wps:spPr>
+                      <wps:bodyPr rot="0" vert="horz" wrap="square" lIns="91440" tIns="45720" rIns="91440" bIns="45720" anchor="t" anchorCtr="0" upright="1">
+                        <a:noAutofit/>
+                      </wps:bodyPr>
+                    </wps:wsp>
+                  </a:graphicData>
+                </a:graphic>
+              </wp:inline>
+            </w:drawing>
+          </mc:Choice>
+          <mc:Fallback>
+            <w:pict>
+              <v:rect w14:anchorId="4739287D" id="Rectangle 35" o:spid="_x0000_s1026" style="width:24pt;height:24pt;visibility:visible;mso-wrap-style:square;mso-left-percent:-10001;mso-top-percent:-10001;mso-position-horizontal:absolute;mso-position-horizontal-relative:char;mso-position-vertical:absolute;mso-position-vertical-relative:line;mso-left-percent:-10001;mso-top-percent:-10001;v-text-anchor:top" o:gfxdata="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" filled="f" stroked="f">
+                <o:lock v:ext="edit" aspectratio="t"/>
+                <w10:anchorlock/>
+              </v:rect>
+            </w:pict>
+          </mc:Fallback>
+        </mc:AlternateContent>
+      </w:r>
+    </w:p>
+    <w:p>
+      <w:r>
+        <w:t>task10.spec.ts: Cập nhật kích thước sản phẩm test thành Size.S để đồng bộ công thức tính giá và điểm loyalty (D-01).</w:t>
+      </w:r>
+    </w:p>
+    <w:p>
+      <w:r>
+        <w:t>2. Frontend (apps/web)</w:t>
+      </w:r>
+    </w:p>
+    <w:p>
+      <w:pPr>
+        <w:numPr>
+          <w:ilvl w:val="0"/>
+          <w:numId w:val="9"/>
+        </w:numPr>
+      </w:pPr>
+      <w:r>
+        <w:lastRenderedPageBreak/>
+        <mc:AlternateContent>
+          <mc:Choice Requires="wps">
+            <w:drawing>
+              <wp:inline distT="0" distB="0" distL="0" distR="0" wp14:anchorId="4EA6BBB3" wp14:editId="7D1B1CD4">
+                <wp:extent cx="304800" cy="304800"/>
+                <wp:effectExtent l="0" t="0" r="0" b="0"/>
+                <wp:docPr id="1172541880" name="Rectangle 34"/>
+                <wp:cNvGraphicFramePr>
+                  <a:graphicFrameLocks xmlns:a="http://schemas.openxmlformats.org/drawingml/2006/main" noChangeAspect="1"/>
+                </wp:cNvGraphicFramePr>
+                <a:graphic xmlns:a="http://schemas.openxmlformats.org/drawingml/2006/main">
+                  <a:graphicData uri="http://schemas.microsoft.com/office/word/2010/wordprocessingShape">
+                    <wps:wsp>
+                      <wps:cNvSpPr>
+                        <a:spLocks noChangeAspect="1" noChangeArrowheads="1"/>
+                      </wps:cNvSpPr>
+                      <wps:spPr bwMode="auto">
+                        <a:xfrm>
+                          <a:off x="0" y="0"/>
+                          <a:ext cx="304800" cy="304800"/>
+                        </a:xfrm>
+                        <a:prstGeom prst="rect">
+                          <a:avLst/>
+                        </a:prstGeom>
+                        <a:noFill/>
+                        <a:ln>
+                          <a:noFill/>
+                        </a:ln>
+                        <a:extLst>
+                          <a:ext uri="{909E8E84-426E-40DD-AFC4-6F175D3DCCD1}">
+                            <a14:hiddenFill xmlns:a14="http://schemas.microsoft.com/office/drawing/2010/main">
+                              <a:solidFill>
+                                <a:srgbClr val="FFFFFF"/>
+                              </a:solidFill>
+                            </a14:hiddenFill>
+                          </a:ext>
+                          <a:ext uri="{91240B29-F687-4F45-9708-019B960494DF}">
+                            <a14:hiddenLine xmlns:a14="http://schemas.microsoft.com/office/drawing/2010/main" w="9525">
+                              <a:solidFill>
+                                <a:srgbClr val="000000"/>
+                              </a:solidFill>
+                              <a:miter lim="800000"/>
+                              <a:headEnd/>
+                              <a:tailEnd/>
+                            </a14:hiddenLine>
+                          </a:ext>
+                        </a:extLst>
+                      </wps:spPr>
+                      <wps:bodyPr rot="0" vert="horz" wrap="square" lIns="91440" tIns="45720" rIns="91440" bIns="45720" anchor="t" anchorCtr="0" upright="1">
+                        <a:noAutofit/>
+                      </wps:bodyPr>
+                    </wps:wsp>
+                  </a:graphicData>
+                </a:graphic>
+              </wp:inline>
+            </w:drawing>
+          </mc:Choice>
+          <mc:Fallback>
+            <w:pict>
+              <v:rect w14:anchorId="02F90B13" id="Rectangle 34" o:spid="_x0000_s1026" style="width:24pt;height:24pt;visibility:visible;mso-wrap-style:square;mso-left-percent:-10001;mso-top-percent:-10001;mso-position-horizontal:absolute;mso-position-horizontal-relative:char;mso-position-vertical:absolute;mso-position-vertical-relative:line;mso-left-percent:-10001;mso-top-percent:-10001;v-text-anchor:top" o:gfxdata="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" filled="f" stroked="f">
+                <o:lock v:ext="edit" aspectratio="t"/>
+                <w10:anchorlock/>
+              </v:rect>
+            </w:pict>
+          </mc:Fallback>
+        </mc:AlternateContent>
+      </w:r>
+    </w:p>
+    <w:p>
+      <w:r>
+        <w:t>mock-data.ts: Thêm mã giảm giá cố định GIAM10K (giảm 10.000đ) (D-01).</w:t>
+      </w:r>
+    </w:p>
+    <w:p>
+      <w:pPr>
+        <w:numPr>
+          <w:ilvl w:val="0"/>
+          <w:numId w:val="9"/>
+        </w:numPr>
+      </w:pPr>
+      <w:r>
+        <mc:AlternateContent>
+          <mc:Choice Requires="wps">
+            <w:drawing>
+              <wp:inline distT="0" distB="0" distL="0" distR="0" wp14:anchorId="6D7BB411" wp14:editId="54EEA79D">
+                <wp:extent cx="304800" cy="304800"/>
+                <wp:effectExtent l="0" t="0" r="0" b="0"/>
+                <wp:docPr id="2062248417" name="Rectangle 33"/>
+                <wp:cNvGraphicFramePr>
+                  <a:graphicFrameLocks xmlns:a="http://schemas.openxmlformats.org/drawingml/2006/main" noChangeAspect="1"/>
+                </wp:cNvGraphicFramePr>
+                <a:graphic xmlns:a="http://schemas.openxmlformats.org/drawingml/2006/main">
+                  <a:graphicData uri="http://schemas.microsoft.com/office/word/2010/wordprocessingShape">
+                    <wps:wsp>
+                      <wps:cNvSpPr>
+                        <a:spLocks noChangeAspect="1" noChangeArrowheads="1"/>
+                      </wps:cNvSpPr>
+                      <wps:spPr bwMode="auto">
+                        <a:xfrm>
+                          <a:off x="0" y="0"/>
+                          <a:ext cx="304800" cy="304800"/>
+                        </a:xfrm>
+                        <a:prstGeom prst="rect">
+                          <a:avLst/>
+                        </a:prstGeom>
+                        <a:noFill/>
+                        <a:ln>
+                          <a:noFill/>
+                        </a:ln>
+                        <a:extLst>
+                          <a:ext uri="{909E8E84-426E-40DD-AFC4-6F175D3DCCD1}">
+                            <a14:hiddenFill xmlns:a14="http://schemas.microsoft.com/office/drawing/2010/main">
+                              <a:solidFill>
+                                <a:srgbClr val="FFFFFF"/>
+                              </a:solidFill>
+                            </a14:hiddenFill>
+                          </a:ext>
+                          <a:ext uri="{91240B29-F687-4F45-9708-019B960494DF}">
+                            <a14:hiddenLine xmlns:a14="http://schemas.microsoft.com/office/drawing/2010/main" w="9525">
+                              <a:solidFill>
+                                <a:srgbClr val="000000"/>
+                              </a:solidFill>
+                              <a:miter lim="800000"/>
+                              <a:headEnd/>
+                              <a:tailEnd/>
+                            </a14:hiddenLine>
+                          </a:ext>
+                        </a:extLst>
+                      </wps:spPr>
+                      <wps:bodyPr rot="0" vert="horz" wrap="square" lIns="91440" tIns="45720" rIns="91440" bIns="45720" anchor="t" anchorCtr="0" upright="1">
+                        <a:noAutofit/>
+                      </wps:bodyPr>
+                    </wps:wsp>
+                  </a:graphicData>
+                </a:graphic>
+              </wp:inline>
+            </w:drawing>
+          </mc:Choice>
+          <mc:Fallback>
+            <w:pict>
+              <v:rect w14:anchorId="2E0F1D46" id="Rectangle 33" o:spid="_x0000_s1026" style="width:24pt;height:24pt;visibility:visible;mso-wrap-style:square;mso-left-percent:-10001;mso-top-percent:-10001;mso-position-horizontal:absolute;mso-position-horizontal-relative:char;mso-position-vertical:absolute;mso-position-vertical-relative:line;mso-left-percent:-10001;mso-top-percent:-10001;v-text-anchor:top" o:gfxdata="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" filled="f" stroked="f">
+                <o:lock v:ext="edit" aspectratio="t"/>
+                <w10:anchorlock/>
+              </v:rect>
+            </w:pict>
+          </mc:Fallback>
+        </mc:AlternateContent>
+      </w:r>
+    </w:p>
+    <w:p>
+      <w:r>
+        <w:t>useCartStore.ts: Hỗ trợ tính giảm giá cho cả hình thức phần trăm lẫn số tiền cố định (D-01).</w:t>
+      </w:r>
+    </w:p>
+    <w:p>
+      <w:pPr>
+        <w:numPr>
+          <w:ilvl w:val="0"/>
+          <w:numId w:val="9"/>
+        </w:numPr>
+      </w:pPr>
+      <w:r>
+        <mc:AlternateContent>
+          <mc:Choice Requires="wps">
+            <w:drawing>
+              <wp:inline distT="0" distB="0" distL="0" distR="0" wp14:anchorId="3DB7DB8C" wp14:editId="4D8BC786">
+                <wp:extent cx="304800" cy="304800"/>
+                <wp:effectExtent l="0" t="0" r="0" b="0"/>
+                <wp:docPr id="1814762530" name="Rectangle 32"/>
+                <wp:cNvGraphicFramePr>
+                  <a:graphicFrameLocks xmlns:a="http://schemas.openxmlformats.org/drawingml/2006/main" noChangeAspect="1"/>
+                </wp:cNvGraphicFramePr>
+                <a:graphic xmlns:a="http://schemas.openxmlformats.org/drawingml/2006/main">
+                  <a:graphicData uri="http://schemas.microsoft.com/office/word/2010/wordprocessingShape">
+                    <wps:wsp>
+                      <wps:cNvSpPr>
+                        <a:spLocks noChangeAspect="1" noChangeArrowheads="1"/>
+                      </wps:cNvSpPr>
+                      <wps:spPr bwMode="auto">
+                        <a:xfrm>
+                          <a:off x="0" y="0"/>
+                          <a:ext cx="304800" cy="304800"/>
+                        </a:xfrm>
+                        <a:prstGeom prst="rect">
+                          <a:avLst/>
+                        </a:prstGeom>
+                        <a:noFill/>
+                        <a:ln>
+                          <a:noFill/>
+                        </a:ln>
+                        <a:extLst>
+                          <a:ext uri="{909E8E84-426E-40DD-AFC4-6F175D3DCCD1}">
+                            <a14:hiddenFill xmlns:a14="http://schemas.microsoft.com/office/drawing/2010/main">
+                              <a:solidFill>
+                                <a:srgbClr val="FFFFFF"/>
+                              </a:solidFill>
+                            </a14:hiddenFill>
+                          </a:ext>
+                          <a:ext uri="{91240B29-F687-4F45-9708-019B960494DF}">
+                            <a14:hiddenLine xmlns:a14="http://schemas.microsoft.com/office/drawing/2010/main" w="9525">
+                              <a:solidFill>
+                                <a:srgbClr val="000000"/>
+                              </a:solidFill>
+                              <a:miter lim="800000"/>
+                              <a:headEnd/>
+                              <a:tailEnd/>
+                            </a14:hiddenLine>
+                          </a:ext>
+                        </a:extLst>
+                      </wps:spPr>
+                      <wps:bodyPr rot="0" vert="horz" wrap="square" lIns="91440" tIns="45720" rIns="91440" bIns="45720" anchor="t" anchorCtr="0" upright="1">
+                        <a:noAutofit/>
+                      </wps:bodyPr>
+                    </wps:wsp>
+                  </a:graphicData>
+                </a:graphic>
+              </wp:inline>
+            </w:drawing>
+          </mc:Choice>
+          <mc:Fallback>
+            <w:pict>
+              <v:rect w14:anchorId="7C244FD7" id="Rectangle 32" o:spid="_x0000_s1026" style="width:24pt;height:24pt;visibility:visible;mso-wrap-style:square;mso-left-percent:-10001;mso-top-percent:-10001;mso-position-horizontal:absolute;mso-position-horizontal-relative:char;mso-position-vertical:absolute;mso-position-vertical-relative:line;mso-left-percent:-10001;mso-top-percent:-10001;v-text-anchor:top" o:gfxdata="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" filled="f" stroked="f">
+                <o:lock v:ext="edit" aspectratio="t"/>
+                <w10:anchorlock/>
+              </v:rect>
+            </w:pict>
+          </mc:Fallback>
+        </mc:AlternateContent>
+      </w:r>
+    </w:p>
+    <w:p>
+      <w:r>
+        <w:t>page.tsx (checkout): Giữ nguyên Idempotency-Key cho mỗi phiên thanh toán của cùng một đơn hàng, tránh sinh mới ngẫu nhiên gây mất tính năng idempotency khi thao tác lại (D-09).</w:t>
+      </w:r>
+    </w:p>
+    <w:p>
+      <w:r>
+        <w:t>3. Tài liệu &amp; Cấu hình</w:t>
+      </w:r>
+    </w:p>
+    <w:p>
+      <w:pPr>
+        <w:numPr>
+          <w:ilvl w:val="0"/>
+          <w:numId w:val="10"/>
+        </w:numPr>
+      </w:pPr>
+      <w:r>
+        <mc:AlternateContent>
+          <mc:Choice Requires="wps">
+            <w:drawing>
+              <wp:inline distT="0" distB="0" distL="0" distR="0" wp14:anchorId="516E6EF0" wp14:editId="653D645D">
+                <wp:extent cx="304800" cy="304800"/>
+                <wp:effectExtent l="0" t="0" r="0" b="0"/>
+                <wp:docPr id="421861401" name="Rectangle 31"/>
+                <wp:cNvGraphicFramePr>
+                  <a:graphicFrameLocks xmlns:a="http://schemas.openxmlformats.org/drawingml/2006/main" noChangeAspect="1"/>
+                </wp:cNvGraphicFramePr>
+                <a:graphic xmlns:a="http://schemas.openxmlformats.org/drawingml/2006/main">
+                  <a:graphicData uri="http://schemas.microsoft.com/office/word/2010/wordprocessingShape">
+                    <wps:wsp>
+                      <wps:cNvSpPr>
+                        <a:spLocks noChangeAspect="1" noChangeArrowheads="1"/>
+                      </wps:cNvSpPr>
+                      <wps:spPr bwMode="auto">
+                        <a:xfrm>
+                          <a:off x="0" y="0"/>
+                          <a:ext cx="304800" cy="304800"/>
+                        </a:xfrm>
+                        <a:prstGeom prst="rect">
+                          <a:avLst/>
+                        </a:prstGeom>
+                        <a:noFill/>
+                        <a:ln>
+                          <a:noFill/>
+                        </a:ln>
+                        <a:extLst>
+                          <a:ext uri="{909E8E84-426E-40DD-AFC4-6F175D3DCCD1}">
+                            <a14:hiddenFill xmlns:a14="http://schemas.microsoft.com/office/drawing/2010/main">
+                              <a:solidFill>
+                                <a:srgbClr val="FFFFFF"/>
+                              </a:solidFill>
+                            </a14:hiddenFill>
+                          </a:ext>
+                          <a:ext uri="{91240B29-F687-4F45-9708-019B960494DF}">
+                            <a14:hiddenLine xmlns:a14="http://schemas.microsoft.com/office/drawing/2010/main" w="9525">
+                              <a:solidFill>
+                                <a:srgbClr val="000000"/>
+                              </a:solidFill>
+                              <a:miter lim="800000"/>
+                              <a:headEnd/>
+                              <a:tailEnd/>
+                            </a14:hiddenLine>
+                          </a:ext>
+                        </a:extLst>
+                      </wps:spPr>
+                      <wps:bodyPr rot="0" vert="horz" wrap="square" lIns="91440" tIns="45720" rIns="91440" bIns="45720" anchor="t" anchorCtr="0" upright="1">
+                        <a:noAutofit/>
+                      </wps:bodyPr>
+                    </wps:wsp>
+                  </a:graphicData>
+                </a:graphic>
+              </wp:inline>
+            </w:drawing>
+          </mc:Choice>
+          <mc:Fallback>
+            <w:pict>
+              <v:rect w14:anchorId="40AF933E" id="Rectangle 31" o:spid="_x0000_s1026" style="width:24pt;height:24pt;visibility:visible;mso-wrap-style:square;mso-left-percent:-10001;mso-top-percent:-10001;mso-position-horizontal:absolute;mso-position-horizontal-relative:char;mso-position-vertical:absolute;mso-position-vertical-relative:line;mso-left-percent:-10001;mso-top-percent:-10001;v-text-anchor:top" o:gfxdata="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" filled="f" stroked="f">
+                <o:lock v:ext="edit" aspectratio="t"/>
+                <w10:anchorlock/>
+              </v:rect>
+            </w:pict>
+          </mc:Fallback>
+        </mc:AlternateContent>
+      </w:r>
+    </w:p>
+    <w:p>
+      <w:r>
+        <w:t>README.md: Bổ sung cảnh báo chi tiết về mục đích sử dụng của biến môi trường NEXT_PUBLIC_USE_MOCK (D-07).</w:t>
+      </w:r>
+    </w:p>
+    <w:p>
+      <w:pPr>
+        <w:numPr>
+          <w:ilvl w:val="0"/>
+          <w:numId w:val="10"/>
+        </w:numPr>
+      </w:pPr>
+      <w:r>
+        <mc:AlternateContent>
+          <mc:Choice Requires="wps">
+            <w:drawing>
+              <wp:inline distT="0" distB="0" distL="0" distR="0" wp14:anchorId="14A2C84E" wp14:editId="4901C5C5">
+                <wp:extent cx="304800" cy="304800"/>
+                <wp:effectExtent l="0" t="0" r="0" b="0"/>
+                <wp:docPr id="553729635" name="Rectangle 30"/>
+                <wp:cNvGraphicFramePr>
+                  <a:graphicFrameLocks xmlns:a="http://schemas.openxmlformats.org/drawingml/2006/main" noChangeAspect="1"/>
+                </wp:cNvGraphicFramePr>
+                <a:graphic xmlns:a="http://schemas.openxmlformats.org/drawingml/2006/main">
+                  <a:graphicData uri="http://schemas.microsoft.com/office/word/2010/wordprocessingShape">
+                    <wps:wsp>
+                      <wps:cNvSpPr>
+                        <a:spLocks noChangeAspect="1" noChangeArrowheads="1"/>
+                      </wps:cNvSpPr>
+                      <wps:spPr bwMode="auto">
+                        <a:xfrm>
+                          <a:off x="0" y="0"/>
+                          <a:ext cx="304800" cy="304800"/>
+                        </a:xfrm>
+                        <a:prstGeom prst="rect">
+                          <a:avLst/>
+                        </a:prstGeom>
+                        <a:noFill/>
+                        <a:ln>
+                          <a:noFill/>
+                        </a:ln>
+                        <a:extLst>
+                          <a:ext uri="{909E8E84-426E-40DD-AFC4-6F175D3DCCD1}">
+                            <a14:hiddenFill xmlns:a14="http://schemas.microsoft.com/office/drawing/2010/main">
+                              <a:solidFill>
+                                <a:srgbClr val="FFFFFF"/>
+                              </a:solidFill>
+                            </a14:hiddenFill>
+                          </a:ext>
+                          <a:ext uri="{91240B29-F687-4F45-9708-019B960494DF}">
+                            <a14:hiddenLine xmlns:a14="http://schemas.microsoft.com/office/drawing/2010/main" w="9525">
+                              <a:solidFill>
+                                <a:srgbClr val="000000"/>
+                              </a:solidFill>
+                              <a:miter lim="800000"/>
+                              <a:headEnd/>
+                              <a:tailEnd/>
+                            </a14:hiddenLine>
+                          </a:ext>
+                        </a:extLst>
+                      </wps:spPr>
+                      <wps:bodyPr rot="0" vert="horz" wrap="square" lIns="91440" tIns="45720" rIns="91440" bIns="45720" anchor="t" anchorCtr="0" upright="1">
+                        <a:noAutofit/>
+                      </wps:bodyPr>
+                    </wps:wsp>
+                  </a:graphicData>
+                </a:graphic>
+              </wp:inline>
+            </w:drawing>
+          </mc:Choice>
+          <mc:Fallback>
+            <w:pict>
+              <v:rect w14:anchorId="166B379F" id="Rectangle 30" o:spid="_x0000_s1026" style="width:24pt;height:24pt;visibility:visible;mso-wrap-style:square;mso-left-percent:-10001;mso-top-percent:-10001;mso-position-horizontal:absolute;mso-position-horizontal-relative:char;mso-position-vertical:absolute;mso-position-vertical-relative:line;mso-left-percent:-10001;mso-top-percent:-10001;v-text-anchor:top" o:gfxdata="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" filled="f" stroked="f">
+                <o:lock v:ext="edit" aspectratio="t"/>
+                <w10:anchorlock/>
+              </v:rect>
+            </w:pict>
+          </mc:Fallback>
+        </mc:AlternateContent>
+      </w:r>
+    </w:p>
+    <w:p>
+      <w:r>
+        <w:t>srs (4).md: Cập nhật bảng </w:t>
+      </w:r>
+      <w:r>
+        <w:rPr>
+          <w:b/>
+          <w:bCs/>
+        </w:rPr>
+        <w:t>Phụ lục B</w:t>
+      </w:r>
+      <w:r>
+        <w:t> với cột trạng thái xử lý và các file đã thực hiện.</w:t>
+      </w:r>
+    </w:p>
+    <w:p>
+      <w:pPr>
+        <w:rPr>
+          <w:lang w:val="vi-VN"/>
+        </w:rPr>
+      </w:pPr>
+    </w:p>
+    <w:p>
+      <w:pPr>
+        <w:rPr>
+          <w:lang w:val="vi-VN"/>
+        </w:rPr>
+      </w:pPr>
+    </w:p>
+    <w:p>
+      <w:pPr>
+        <w:rPr>
+          <w:lang w:val="vi-VN"/>
+        </w:rPr>
+      </w:pPr>
+    </w:p>
+    <w:p>
+      <w:pPr>
+        <w:rPr>
+          <w:lang w:val="vi-VN"/>
+        </w:rPr>
+      </w:pPr>
+    </w:p>
+    <w:p>
+      <w:pPr>
+        <w:rPr>
+          <w:lang w:val="vi-VN"/>
+        </w:rPr>
+      </w:pPr>
+    </w:p>
+    <w:p>
+      <w:pPr>
+        <w:rPr>
+          <w:lang w:val="vi-VN"/>
+        </w:rPr>
+      </w:pPr>
+    </w:p>
+    <w:p>
+      <w:pPr>
+        <w:rPr>
+          <w:lang w:val="vi-VN"/>
+        </w:rPr>
+      </w:pPr>
+    </w:p>
+    <w:p>
+      <w:pPr>
+        <w:rPr>
+          <w:lang w:val="vi-VN"/>
+        </w:rPr>
+      </w:pPr>
+    </w:p>
+    <w:p>
+      <w:pPr>
+        <w:rPr>
+          <w:lang w:val="vi-VN"/>
+        </w:rPr>
+      </w:pPr>
+    </w:p>
+    <w:p>
+      <w:pPr>
+        <w:rPr>
+          <w:lang w:val="vi-VN"/>
+        </w:rPr>
+      </w:pPr>
+    </w:p>
+    <w:p>
+      <w:pPr>
+        <w:rPr>
+          <w:lang w:val="vi-VN"/>
+        </w:rPr>
+      </w:pPr>
+    </w:p>
+    <w:p>
+      <w:pPr>
+        <w:rPr>
+          <w:lang w:val="vi-VN"/>
+        </w:rPr>
+      </w:pPr>
+    </w:p>
+    <w:p>
+      <w:pPr>
+        <w:rPr>
+          <w:lang w:val="vi-VN"/>
+        </w:rPr>
+      </w:pPr>
+    </w:p>
+    <w:p>
+      <w:pPr>
+        <w:rPr>
+          <w:lang w:val="vi-VN"/>
+        </w:rPr>
+      </w:pPr>
+    </w:p>
     <w:sectPr>
       <w:pgSz w:w="12240" w:h="15840"/>
       <w:pgMar w:top="1440" w:right="1440" w:bottom="1440" w:left="1440" w:header="720" w:footer="720" w:gutter="0"/>
@@ -12115,6 +15306,304 @@
     </w:lvl>
   </w:abstractNum>
   <w:abstractNum w:abstractNumId="2" w15:restartNumberingAfterBreak="0">
+    <w:nsid w:val="08B77604"/>
+    <w:multiLevelType w:val="multilevel"/>
+    <w:tmpl w:val="7194CFD8"/>
+    <w:lvl w:ilvl="0">
+      <w:start w:val="1"/>
+      <w:numFmt w:val="bullet"/>
+      <w:lvlText w:val=""/>
+      <w:lvlJc w:val="left"/>
+      <w:pPr>
+        <w:tabs>
+          <w:tab w:val="num" w:pos="720"/>
+        </w:tabs>
+        <w:ind w:left="720" w:hanging="360"/>
+      </w:pPr>
+      <w:rPr>
+        <w:rFonts w:ascii="Symbol" w:hAnsi="Symbol" w:hint="default"/>
+        <w:sz w:val="20"/>
+      </w:rPr>
+    </w:lvl>
+    <w:lvl w:ilvl="1" w:tentative="1">
+      <w:start w:val="1"/>
+      <w:numFmt w:val="bullet"/>
+      <w:lvlText w:val=""/>
+      <w:lvlJc w:val="left"/>
+      <w:pPr>
+        <w:tabs>
+          <w:tab w:val="num" w:pos="1440"/>
+        </w:tabs>
+        <w:ind w:left="1440" w:hanging="360"/>
+      </w:pPr>
+      <w:rPr>
+        <w:rFonts w:ascii="Symbol" w:hAnsi="Symbol" w:hint="default"/>
+        <w:sz w:val="20"/>
+      </w:rPr>
+    </w:lvl>
+    <w:lvl w:ilvl="2" w:tentative="1">
+      <w:start w:val="1"/>
+      <w:numFmt w:val="bullet"/>
+      <w:lvlText w:val=""/>
+      <w:lvlJc w:val="left"/>
+      <w:pPr>
+        <w:tabs>
+          <w:tab w:val="num" w:pos="2160"/>
+        </w:tabs>
+        <w:ind w:left="2160" w:hanging="360"/>
+      </w:pPr>
+      <w:rPr>
+        <w:rFonts w:ascii="Symbol" w:hAnsi="Symbol" w:hint="default"/>
+        <w:sz w:val="20"/>
+      </w:rPr>
+    </w:lvl>
+    <w:lvl w:ilvl="3" w:tentative="1">
+      <w:start w:val="1"/>
+      <w:numFmt w:val="bullet"/>
+      <w:lvlText w:val=""/>
+      <w:lvlJc w:val="left"/>
+      <w:pPr>
+        <w:tabs>
+          <w:tab w:val="num" w:pos="2880"/>
+        </w:tabs>
+        <w:ind w:left="2880" w:hanging="360"/>
+      </w:pPr>
+      <w:rPr>
+        <w:rFonts w:ascii="Symbol" w:hAnsi="Symbol" w:hint="default"/>
+        <w:sz w:val="20"/>
+      </w:rPr>
+    </w:lvl>
+    <w:lvl w:ilvl="4" w:tentative="1">
+      <w:start w:val="1"/>
+      <w:numFmt w:val="bullet"/>
+      <w:lvlText w:val=""/>
+      <w:lvlJc w:val="left"/>
+      <w:pPr>
+        <w:tabs>
+          <w:tab w:val="num" w:pos="3600"/>
+        </w:tabs>
+        <w:ind w:left="3600" w:hanging="360"/>
+      </w:pPr>
+      <w:rPr>
+        <w:rFonts w:ascii="Symbol" w:hAnsi="Symbol" w:hint="default"/>
+        <w:sz w:val="20"/>
+      </w:rPr>
+    </w:lvl>
+    <w:lvl w:ilvl="5" w:tentative="1">
+      <w:start w:val="1"/>
+      <w:numFmt w:val="bullet"/>
+      <w:lvlText w:val=""/>
+      <w:lvlJc w:val="left"/>
+      <w:pPr>
+        <w:tabs>
+          <w:tab w:val="num" w:pos="4320"/>
+        </w:tabs>
+        <w:ind w:left="4320" w:hanging="360"/>
+      </w:pPr>
+      <w:rPr>
+        <w:rFonts w:ascii="Symbol" w:hAnsi="Symbol" w:hint="default"/>
+        <w:sz w:val="20"/>
+      </w:rPr>
+    </w:lvl>
+    <w:lvl w:ilvl="6" w:tentative="1">
+      <w:start w:val="1"/>
+      <w:numFmt w:val="bullet"/>
+      <w:lvlText w:val=""/>
+      <w:lvlJc w:val="left"/>
+      <w:pPr>
+        <w:tabs>
+          <w:tab w:val="num" w:pos="5040"/>
+        </w:tabs>
+        <w:ind w:left="5040" w:hanging="360"/>
+      </w:pPr>
+      <w:rPr>
+        <w:rFonts w:ascii="Symbol" w:hAnsi="Symbol" w:hint="default"/>
+        <w:sz w:val="20"/>
+      </w:rPr>
+    </w:lvl>
+    <w:lvl w:ilvl="7" w:tentative="1">
+      <w:start w:val="1"/>
+      <w:numFmt w:val="bullet"/>
+      <w:lvlText w:val=""/>
+      <w:lvlJc w:val="left"/>
+      <w:pPr>
+        <w:tabs>
+          <w:tab w:val="num" w:pos="5760"/>
+        </w:tabs>
+        <w:ind w:left="5760" w:hanging="360"/>
+      </w:pPr>
+      <w:rPr>
+        <w:rFonts w:ascii="Symbol" w:hAnsi="Symbol" w:hint="default"/>
+        <w:sz w:val="20"/>
+      </w:rPr>
+    </w:lvl>
+    <w:lvl w:ilvl="8" w:tentative="1">
+      <w:start w:val="1"/>
+      <w:numFmt w:val="bullet"/>
+      <w:lvlText w:val=""/>
+      <w:lvlJc w:val="left"/>
+      <w:pPr>
+        <w:tabs>
+          <w:tab w:val="num" w:pos="6480"/>
+        </w:tabs>
+        <w:ind w:left="6480" w:hanging="360"/>
+      </w:pPr>
+      <w:rPr>
+        <w:rFonts w:ascii="Symbol" w:hAnsi="Symbol" w:hint="default"/>
+        <w:sz w:val="20"/>
+      </w:rPr>
+    </w:lvl>
+  </w:abstractNum>
+  <w:abstractNum w:abstractNumId="3" w15:restartNumberingAfterBreak="0">
+    <w:nsid w:val="1C756059"/>
+    <w:multiLevelType w:val="multilevel"/>
+    <w:tmpl w:val="ECA2A424"/>
+    <w:lvl w:ilvl="0">
+      <w:start w:val="1"/>
+      <w:numFmt w:val="bullet"/>
+      <w:lvlText w:val=""/>
+      <w:lvlJc w:val="left"/>
+      <w:pPr>
+        <w:tabs>
+          <w:tab w:val="num" w:pos="720"/>
+        </w:tabs>
+        <w:ind w:left="720" w:hanging="360"/>
+      </w:pPr>
+      <w:rPr>
+        <w:rFonts w:ascii="Symbol" w:hAnsi="Symbol" w:hint="default"/>
+        <w:sz w:val="20"/>
+      </w:rPr>
+    </w:lvl>
+    <w:lvl w:ilvl="1" w:tentative="1">
+      <w:start w:val="1"/>
+      <w:numFmt w:val="bullet"/>
+      <w:lvlText w:val=""/>
+      <w:lvlJc w:val="left"/>
+      <w:pPr>
+        <w:tabs>
+          <w:tab w:val="num" w:pos="1440"/>
+        </w:tabs>
+        <w:ind w:left="1440" w:hanging="360"/>
+      </w:pPr>
+      <w:rPr>
+        <w:rFonts w:ascii="Symbol" w:hAnsi="Symbol" w:hint="default"/>
+        <w:sz w:val="20"/>
+      </w:rPr>
+    </w:lvl>
+    <w:lvl w:ilvl="2" w:tentative="1">
+      <w:start w:val="1"/>
+      <w:numFmt w:val="bullet"/>
+      <w:lvlText w:val=""/>
+      <w:lvlJc w:val="left"/>
+      <w:pPr>
+        <w:tabs>
+          <w:tab w:val="num" w:pos="2160"/>
+        </w:tabs>
+        <w:ind w:left="2160" w:hanging="360"/>
+      </w:pPr>
+      <w:rPr>
+        <w:rFonts w:ascii="Symbol" w:hAnsi="Symbol" w:hint="default"/>
+        <w:sz w:val="20"/>
+      </w:rPr>
+    </w:lvl>
+    <w:lvl w:ilvl="3" w:tentative="1">
+      <w:start w:val="1"/>
+      <w:numFmt w:val="bullet"/>
+      <w:lvlText w:val=""/>
+      <w:lvlJc w:val="left"/>
+      <w:pPr>
+        <w:tabs>
+          <w:tab w:val="num" w:pos="2880"/>
+        </w:tabs>
+        <w:ind w:left="2880" w:hanging="360"/>
+      </w:pPr>
+      <w:rPr>
+        <w:rFonts w:ascii="Symbol" w:hAnsi="Symbol" w:hint="default"/>
+        <w:sz w:val="20"/>
+      </w:rPr>
+    </w:lvl>
+    <w:lvl w:ilvl="4" w:tentative="1">
+      <w:start w:val="1"/>
+      <w:numFmt w:val="bullet"/>
+      <w:lvlText w:val=""/>
+      <w:lvlJc w:val="left"/>
+      <w:pPr>
+        <w:tabs>
+          <w:tab w:val="num" w:pos="3600"/>
+        </w:tabs>
+        <w:ind w:left="3600" w:hanging="360"/>
+      </w:pPr>
+      <w:rPr>
+        <w:rFonts w:ascii="Symbol" w:hAnsi="Symbol" w:hint="default"/>
+        <w:sz w:val="20"/>
+      </w:rPr>
+    </w:lvl>
+    <w:lvl w:ilvl="5" w:tentative="1">
+      <w:start w:val="1"/>
+      <w:numFmt w:val="bullet"/>
+      <w:lvlText w:val=""/>
+      <w:lvlJc w:val="left"/>
+      <w:pPr>
+        <w:tabs>
+          <w:tab w:val="num" w:pos="4320"/>
+        </w:tabs>
+        <w:ind w:left="4320" w:hanging="360"/>
+      </w:pPr>
+      <w:rPr>
+        <w:rFonts w:ascii="Symbol" w:hAnsi="Symbol" w:hint="default"/>
+        <w:sz w:val="20"/>
+      </w:rPr>
+    </w:lvl>
+    <w:lvl w:ilvl="6" w:tentative="1">
+      <w:start w:val="1"/>
+      <w:numFmt w:val="bullet"/>
+      <w:lvlText w:val=""/>
+      <w:lvlJc w:val="left"/>
+      <w:pPr>
+        <w:tabs>
+          <w:tab w:val="num" w:pos="5040"/>
+        </w:tabs>
+        <w:ind w:left="5040" w:hanging="360"/>
+      </w:pPr>
+      <w:rPr>
+        <w:rFonts w:ascii="Symbol" w:hAnsi="Symbol" w:hint="default"/>
+        <w:sz w:val="20"/>
+      </w:rPr>
+    </w:lvl>
+    <w:lvl w:ilvl="7" w:tentative="1">
+      <w:start w:val="1"/>
+      <w:numFmt w:val="bullet"/>
+      <w:lvlText w:val=""/>
+      <w:lvlJc w:val="left"/>
+      <w:pPr>
+        <w:tabs>
+          <w:tab w:val="num" w:pos="5760"/>
+        </w:tabs>
+        <w:ind w:left="5760" w:hanging="360"/>
+      </w:pPr>
+      <w:rPr>
+        <w:rFonts w:ascii="Symbol" w:hAnsi="Symbol" w:hint="default"/>
+        <w:sz w:val="20"/>
+      </w:rPr>
+    </w:lvl>
+    <w:lvl w:ilvl="8" w:tentative="1">
+      <w:start w:val="1"/>
+      <w:numFmt w:val="bullet"/>
+      <w:lvlText w:val=""/>
+      <w:lvlJc w:val="left"/>
+      <w:pPr>
+        <w:tabs>
+          <w:tab w:val="num" w:pos="6480"/>
+        </w:tabs>
+        <w:ind w:left="6480" w:hanging="360"/>
+      </w:pPr>
+      <w:rPr>
+        <w:rFonts w:ascii="Symbol" w:hAnsi="Symbol" w:hint="default"/>
+        <w:sz w:val="20"/>
+      </w:rPr>
+    </w:lvl>
+  </w:abstractNum>
+  <w:abstractNum w:abstractNumId="4" w15:restartNumberingAfterBreak="0">
     <w:nsid w:val="1CE82308"/>
     <w:multiLevelType w:val="multilevel"/>
     <w:tmpl w:val="2D660DF0"/>
@@ -12227,7 +15716,7 @@
       </w:pPr>
     </w:lvl>
   </w:abstractNum>
-  <w:abstractNum w:abstractNumId="3" w15:restartNumberingAfterBreak="0">
+  <w:abstractNum w:abstractNumId="5" w15:restartNumberingAfterBreak="0">
     <w:nsid w:val="43C05FC5"/>
     <w:multiLevelType w:val="multilevel"/>
     <w:tmpl w:val="A5C4EE08"/>
@@ -12376,7 +15865,7 @@
       </w:rPr>
     </w:lvl>
   </w:abstractNum>
-  <w:abstractNum w:abstractNumId="4" w15:restartNumberingAfterBreak="0">
+  <w:abstractNum w:abstractNumId="6" w15:restartNumberingAfterBreak="0">
     <w:nsid w:val="5AF772D3"/>
     <w:multiLevelType w:val="multilevel"/>
     <w:tmpl w:val="B3068E1E"/>
@@ -12493,7 +15982,156 @@
       </w:pPr>
     </w:lvl>
   </w:abstractNum>
-  <w:abstractNum w:abstractNumId="5" w15:restartNumberingAfterBreak="0">
+  <w:abstractNum w:abstractNumId="7" w15:restartNumberingAfterBreak="0">
+    <w:nsid w:val="5F38258E"/>
+    <w:multiLevelType w:val="multilevel"/>
+    <w:tmpl w:val="FB28F6B0"/>
+    <w:lvl w:ilvl="0">
+      <w:start w:val="1"/>
+      <w:numFmt w:val="bullet"/>
+      <w:lvlText w:val=""/>
+      <w:lvlJc w:val="left"/>
+      <w:pPr>
+        <w:tabs>
+          <w:tab w:val="num" w:pos="720"/>
+        </w:tabs>
+        <w:ind w:left="720" w:hanging="360"/>
+      </w:pPr>
+      <w:rPr>
+        <w:rFonts w:ascii="Symbol" w:hAnsi="Symbol" w:hint="default"/>
+        <w:sz w:val="20"/>
+      </w:rPr>
+    </w:lvl>
+    <w:lvl w:ilvl="1" w:tentative="1">
+      <w:start w:val="1"/>
+      <w:numFmt w:val="bullet"/>
+      <w:lvlText w:val=""/>
+      <w:lvlJc w:val="left"/>
+      <w:pPr>
+        <w:tabs>
+          <w:tab w:val="num" w:pos="1440"/>
+        </w:tabs>
+        <w:ind w:left="1440" w:hanging="360"/>
+      </w:pPr>
+      <w:rPr>
+        <w:rFonts w:ascii="Symbol" w:hAnsi="Symbol" w:hint="default"/>
+        <w:sz w:val="20"/>
+      </w:rPr>
+    </w:lvl>
+    <w:lvl w:ilvl="2" w:tentative="1">
+      <w:start w:val="1"/>
+      <w:numFmt w:val="bullet"/>
+      <w:lvlText w:val=""/>
+      <w:lvlJc w:val="left"/>
+      <w:pPr>
+        <w:tabs>
+          <w:tab w:val="num" w:pos="2160"/>
+        </w:tabs>
+        <w:ind w:left="2160" w:hanging="360"/>
+      </w:pPr>
+      <w:rPr>
+        <w:rFonts w:ascii="Symbol" w:hAnsi="Symbol" w:hint="default"/>
+        <w:sz w:val="20"/>
+      </w:rPr>
+    </w:lvl>
+    <w:lvl w:ilvl="3" w:tentative="1">
+      <w:start w:val="1"/>
+      <w:numFmt w:val="bullet"/>
+      <w:lvlText w:val=""/>
+      <w:lvlJc w:val="left"/>
+      <w:pPr>
+        <w:tabs>
+          <w:tab w:val="num" w:pos="2880"/>
+        </w:tabs>
+        <w:ind w:left="2880" w:hanging="360"/>
+      </w:pPr>
+      <w:rPr>
+        <w:rFonts w:ascii="Symbol" w:hAnsi="Symbol" w:hint="default"/>
+        <w:sz w:val="20"/>
+      </w:rPr>
+    </w:lvl>
+    <w:lvl w:ilvl="4" w:tentative="1">
+      <w:start w:val="1"/>
+      <w:numFmt w:val="bullet"/>
+      <w:lvlText w:val=""/>
+      <w:lvlJc w:val="left"/>
+      <w:pPr>
+        <w:tabs>
+          <w:tab w:val="num" w:pos="3600"/>
+        </w:tabs>
+        <w:ind w:left="3600" w:hanging="360"/>
+      </w:pPr>
+      <w:rPr>
+        <w:rFonts w:ascii="Symbol" w:hAnsi="Symbol" w:hint="default"/>
+        <w:sz w:val="20"/>
+      </w:rPr>
+    </w:lvl>
+    <w:lvl w:ilvl="5" w:tentative="1">
+      <w:start w:val="1"/>
+      <w:numFmt w:val="bullet"/>
+      <w:lvlText w:val=""/>
+      <w:lvlJc w:val="left"/>
+      <w:pPr>
+        <w:tabs>
+          <w:tab w:val="num" w:pos="4320"/>
+        </w:tabs>
+        <w:ind w:left="4320" w:hanging="360"/>
+      </w:pPr>
+      <w:rPr>
+        <w:rFonts w:ascii="Symbol" w:hAnsi="Symbol" w:hint="default"/>
+        <w:sz w:val="20"/>
+      </w:rPr>
+    </w:lvl>
+    <w:lvl w:ilvl="6" w:tentative="1">
+      <w:start w:val="1"/>
+      <w:numFmt w:val="bullet"/>
+      <w:lvlText w:val=""/>
+      <w:lvlJc w:val="left"/>
+      <w:pPr>
+        <w:tabs>
+          <w:tab w:val="num" w:pos="5040"/>
+        </w:tabs>
+        <w:ind w:left="5040" w:hanging="360"/>
+      </w:pPr>
+      <w:rPr>
+        <w:rFonts w:ascii="Symbol" w:hAnsi="Symbol" w:hint="default"/>
+        <w:sz w:val="20"/>
+      </w:rPr>
+    </w:lvl>
+    <w:lvl w:ilvl="7" w:tentative="1">
+      <w:start w:val="1"/>
+      <w:numFmt w:val="bullet"/>
+      <w:lvlText w:val=""/>
+      <w:lvlJc w:val="left"/>
+      <w:pPr>
+        <w:tabs>
+          <w:tab w:val="num" w:pos="5760"/>
+        </w:tabs>
+        <w:ind w:left="5760" w:hanging="360"/>
+      </w:pPr>
+      <w:rPr>
+        <w:rFonts w:ascii="Symbol" w:hAnsi="Symbol" w:hint="default"/>
+        <w:sz w:val="20"/>
+      </w:rPr>
+    </w:lvl>
+    <w:lvl w:ilvl="8" w:tentative="1">
+      <w:start w:val="1"/>
+      <w:numFmt w:val="bullet"/>
+      <w:lvlText w:val=""/>
+      <w:lvlJc w:val="left"/>
+      <w:pPr>
+        <w:tabs>
+          <w:tab w:val="num" w:pos="6480"/>
+        </w:tabs>
+        <w:ind w:left="6480" w:hanging="360"/>
+      </w:pPr>
+      <w:rPr>
+        <w:rFonts w:ascii="Symbol" w:hAnsi="Symbol" w:hint="default"/>
+        <w:sz w:val="20"/>
+      </w:rPr>
+    </w:lvl>
+  </w:abstractNum>
+  <w:abstractNum w:abstractNumId="8" w15:restartNumberingAfterBreak="0">
     <w:nsid w:val="67126D5A"/>
     <w:multiLevelType w:val="multilevel"/>
     <w:tmpl w:val="B5EA76F4"/>
@@ -12642,23 +16280,152 @@
       </w:rPr>
     </w:lvl>
   </w:abstractNum>
+  <w:abstractNum w:abstractNumId="9" w15:restartNumberingAfterBreak="0">
+    <w:nsid w:val="6DF65812"/>
+    <w:multiLevelType w:val="multilevel"/>
+    <w:tmpl w:val="F6D00B8E"/>
+    <w:lvl w:ilvl="0">
+      <w:start w:val="1"/>
+      <w:numFmt w:val="decimal"/>
+      <w:lvlText w:val="%1."/>
+      <w:lvlJc w:val="left"/>
+      <w:pPr>
+        <w:tabs>
+          <w:tab w:val="num" w:pos="720"/>
+        </w:tabs>
+        <w:ind w:left="720" w:hanging="360"/>
+      </w:pPr>
+    </w:lvl>
+    <w:lvl w:ilvl="1">
+      <w:start w:val="1"/>
+      <w:numFmt w:val="bullet"/>
+      <w:lvlText w:val=""/>
+      <w:lvlJc w:val="left"/>
+      <w:pPr>
+        <w:tabs>
+          <w:tab w:val="num" w:pos="1440"/>
+        </w:tabs>
+        <w:ind w:left="1440" w:hanging="360"/>
+      </w:pPr>
+      <w:rPr>
+        <w:rFonts w:ascii="Symbol" w:hAnsi="Symbol" w:hint="default"/>
+        <w:sz w:val="20"/>
+      </w:rPr>
+    </w:lvl>
+    <w:lvl w:ilvl="2" w:tentative="1">
+      <w:start w:val="1"/>
+      <w:numFmt w:val="decimal"/>
+      <w:lvlText w:val="%3."/>
+      <w:lvlJc w:val="left"/>
+      <w:pPr>
+        <w:tabs>
+          <w:tab w:val="num" w:pos="2160"/>
+        </w:tabs>
+        <w:ind w:left="2160" w:hanging="360"/>
+      </w:pPr>
+    </w:lvl>
+    <w:lvl w:ilvl="3" w:tentative="1">
+      <w:start w:val="1"/>
+      <w:numFmt w:val="decimal"/>
+      <w:lvlText w:val="%4."/>
+      <w:lvlJc w:val="left"/>
+      <w:pPr>
+        <w:tabs>
+          <w:tab w:val="num" w:pos="2880"/>
+        </w:tabs>
+        <w:ind w:left="2880" w:hanging="360"/>
+      </w:pPr>
+    </w:lvl>
+    <w:lvl w:ilvl="4" w:tentative="1">
+      <w:start w:val="1"/>
+      <w:numFmt w:val="decimal"/>
+      <w:lvlText w:val="%5."/>
+      <w:lvlJc w:val="left"/>
+      <w:pPr>
+        <w:tabs>
+          <w:tab w:val="num" w:pos="3600"/>
+        </w:tabs>
+        <w:ind w:left="3600" w:hanging="360"/>
+      </w:pPr>
+    </w:lvl>
+    <w:lvl w:ilvl="5" w:tentative="1">
+      <w:start w:val="1"/>
+      <w:numFmt w:val="decimal"/>
+      <w:lvlText w:val="%6."/>
+      <w:lvlJc w:val="left"/>
+      <w:pPr>
+        <w:tabs>
+          <w:tab w:val="num" w:pos="4320"/>
+        </w:tabs>
+        <w:ind w:left="4320" w:hanging="360"/>
+      </w:pPr>
+    </w:lvl>
+    <w:lvl w:ilvl="6" w:tentative="1">
+      <w:start w:val="1"/>
+      <w:numFmt w:val="decimal"/>
+      <w:lvlText w:val="%7."/>
+      <w:lvlJc w:val="left"/>
+      <w:pPr>
+        <w:tabs>
+          <w:tab w:val="num" w:pos="5040"/>
+        </w:tabs>
+        <w:ind w:left="5040" w:hanging="360"/>
+      </w:pPr>
+    </w:lvl>
+    <w:lvl w:ilvl="7" w:tentative="1">
+      <w:start w:val="1"/>
+      <w:numFmt w:val="decimal"/>
+      <w:lvlText w:val="%8."/>
+      <w:lvlJc w:val="left"/>
+      <w:pPr>
+        <w:tabs>
+          <w:tab w:val="num" w:pos="5760"/>
+        </w:tabs>
+        <w:ind w:left="5760" w:hanging="360"/>
+      </w:pPr>
+    </w:lvl>
+    <w:lvl w:ilvl="8" w:tentative="1">
+      <w:start w:val="1"/>
+      <w:numFmt w:val="decimal"/>
+      <w:lvlText w:val="%9."/>
+      <w:lvlJc w:val="left"/>
+      <w:pPr>
+        <w:tabs>
+          <w:tab w:val="num" w:pos="6480"/>
+        </w:tabs>
+        <w:ind w:left="6480" w:hanging="360"/>
+      </w:pPr>
+    </w:lvl>
+  </w:abstractNum>
   <w:num w:numId="1" w16cid:durableId="246887536">
     <w:abstractNumId w:val="1"/>
   </w:num>
   <w:num w:numId="2" w16cid:durableId="128324005">
+    <w:abstractNumId w:val="8"/>
+  </w:num>
+  <w:num w:numId="3" w16cid:durableId="1968655484">
+    <w:abstractNumId w:val="4"/>
+  </w:num>
+  <w:num w:numId="4" w16cid:durableId="760028270">
     <w:abstractNumId w:val="5"/>
   </w:num>
-  <w:num w:numId="3" w16cid:durableId="1968655484">
-    <w:abstractNumId w:val="2"/>
-  </w:num>
-  <w:num w:numId="4" w16cid:durableId="760028270">
-    <w:abstractNumId w:val="3"/>
-  </w:num>
   <w:num w:numId="5" w16cid:durableId="1593778069">
-    <w:abstractNumId w:val="4"/>
+    <w:abstractNumId w:val="6"/>
   </w:num>
   <w:num w:numId="6" w16cid:durableId="858200184">
     <w:abstractNumId w:val="0"/>
+  </w:num>
+  <w:num w:numId="7" w16cid:durableId="1604610090">
+    <w:abstractNumId w:val="9"/>
+  </w:num>
+  <w:num w:numId="8" w16cid:durableId="731807322">
+    <w:abstractNumId w:val="7"/>
+  </w:num>
+  <w:num w:numId="9" w16cid:durableId="248543604">
+    <w:abstractNumId w:val="2"/>
+  </w:num>
+  <w:num w:numId="10" w16cid:durableId="1065571781">
+    <w:abstractNumId w:val="3"/>
   </w:num>
 </w:numbering>
 </file>

--- a/CNPM_Phân công theo vẽ kèm thời gian push lên git.docx
+++ b/CNPM_Phân công theo vẽ kèm thời gian push lên git.docx
@@ -6173,10 +6173,10 @@
         <w:tblLook w:val="04A0" w:firstRow="1" w:lastRow="0" w:firstColumn="1" w:lastColumn="0" w:noHBand="0" w:noVBand="1"/>
       </w:tblPr>
       <w:tblGrid>
-        <w:gridCol w:w="1035"/>
-        <w:gridCol w:w="1109"/>
-        <w:gridCol w:w="2280"/>
-        <w:gridCol w:w="4920"/>
+        <w:gridCol w:w="1036"/>
+        <w:gridCol w:w="1108"/>
+        <w:gridCol w:w="2279"/>
+        <w:gridCol w:w="4921"/>
       </w:tblGrid>
       <w:tr>
         <w:trPr>
@@ -6933,7 +6933,13 @@
           </w:p>
           <w:p>
             <w:r>
-              <w:t xml:space="preserve">• Push backend/src/task10.spec.ts (3 bài test State Machine, Idempotency, Concurrency), </w:t>
+              <w:t>• Push backend/src/task10.spec.ts (3 bài test State Machine, Idempotency</w:t>
+            </w:r>
+            <w:r>
+              <w:t>`</w:t>
+            </w:r>
+            <w:r>
+              <w:t xml:space="preserve">, Concurrency), </w:t>
             </w:r>
             <w:r>
               <w:lastRenderedPageBreak/>
@@ -12215,7 +12221,7 @@
           </mc:Choice>
           <mc:Fallback>
             <w:pict>
-              <v:rect w14:anchorId="72E7D3A5" id="Rectangle 58" o:spid="_x0000_s1026" style="width:24pt;height:24pt;visibility:visible;mso-wrap-style:square;mso-left-percent:-10001;mso-top-percent:-10001;mso-position-horizontal:absolute;mso-position-horizontal-relative:char;mso-position-vertical:absolute;mso-position-vertical-relative:line;mso-left-percent:-10001;mso-top-percent:-10001;v-text-anchor:top" o:gfxdata="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" filled="f" stroked="f">
+              <v:rect w14:anchorId="6A169682" id="Rectangle 58" o:spid="_x0000_s1026" style="width:24pt;height:24pt;visibility:visible;mso-wrap-style:square;mso-left-percent:-10001;mso-top-percent:-10001;mso-position-horizontal:absolute;mso-position-horizontal-relative:char;mso-position-vertical:absolute;mso-position-vertical-relative:line;mso-left-percent:-10001;mso-top-percent:-10001;v-text-anchor:top" o:gfxdata="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" filled="f" stroked="f">
                 <o:lock v:ext="edit" aspectratio="t"/>
                 <w10:anchorlock/>
               </v:rect>
@@ -12308,7 +12314,7 @@
           </mc:Choice>
           <mc:Fallback>
             <w:pict>
-              <v:rect w14:anchorId="3639C69E" id="Rectangle 57" o:spid="_x0000_s1026" style="width:24pt;height:24pt;visibility:visible;mso-wrap-style:square;mso-left-percent:-10001;mso-top-percent:-10001;mso-position-horizontal:absolute;mso-position-horizontal-relative:char;mso-position-vertical:absolute;mso-position-vertical-relative:line;mso-left-percent:-10001;mso-top-percent:-10001;v-text-anchor:top" o:gfxdata="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" filled="f" stroked="f">
+              <v:rect w14:anchorId="112C1576" id="Rectangle 57" o:spid="_x0000_s1026" style="width:24pt;height:24pt;visibility:visible;mso-wrap-style:square;mso-left-percent:-10001;mso-top-percent:-10001;mso-position-horizontal:absolute;mso-position-horizontal-relative:char;mso-position-vertical:absolute;mso-position-vertical-relative:line;mso-left-percent:-10001;mso-top-percent:-10001;v-text-anchor:top" o:gfxdata="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" filled="f" stroked="f">
                 <o:lock v:ext="edit" aspectratio="t"/>
                 <w10:anchorlock/>
               </v:rect>
@@ -12383,7 +12389,7 @@
           </mc:Choice>
           <mc:Fallback>
             <w:pict>
-              <v:rect w14:anchorId="4D914086" id="Rectangle 56" o:spid="_x0000_s1026" style="width:24pt;height:24pt;visibility:visible;mso-wrap-style:square;mso-left-percent:-10001;mso-top-percent:-10001;mso-position-horizontal:absolute;mso-position-horizontal-relative:char;mso-position-vertical:absolute;mso-position-vertical-relative:line;mso-left-percent:-10001;mso-top-percent:-10001;v-text-anchor:top" o:gfxdata="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" filled="f" stroked="f">
+              <v:rect w14:anchorId="2B4F647F" id="Rectangle 56" o:spid="_x0000_s1026" style="width:24pt;height:24pt;visibility:visible;mso-wrap-style:square;mso-left-percent:-10001;mso-top-percent:-10001;mso-position-horizontal:absolute;mso-position-horizontal-relative:char;mso-position-vertical:absolute;mso-position-vertical-relative:line;mso-left-percent:-10001;mso-top-percent:-10001;v-text-anchor:top" o:gfxdata="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" filled="f" stroked="f">
                 <o:lock v:ext="edit" aspectratio="t"/>
                 <w10:anchorlock/>
               </v:rect>
@@ -12476,7 +12482,7 @@
           </mc:Choice>
           <mc:Fallback>
             <w:pict>
-              <v:rect w14:anchorId="23432C3D" id="Rectangle 55" o:spid="_x0000_s1026" style="width:24pt;height:24pt;visibility:visible;mso-wrap-style:square;mso-left-percent:-10001;mso-top-percent:-10001;mso-position-horizontal:absolute;mso-position-horizontal-relative:char;mso-position-vertical:absolute;mso-position-vertical-relative:line;mso-left-percent:-10001;mso-top-percent:-10001;v-text-anchor:top" o:gfxdata="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" filled="f" stroked="f">
+              <v:rect w14:anchorId="6AC99558" id="Rectangle 55" o:spid="_x0000_s1026" style="width:24pt;height:24pt;visibility:visible;mso-wrap-style:square;mso-left-percent:-10001;mso-top-percent:-10001;mso-position-horizontal:absolute;mso-position-horizontal-relative:char;mso-position-vertical:absolute;mso-position-vertical-relative:line;mso-left-percent:-10001;mso-top-percent:-10001;v-text-anchor:top" o:gfxdata="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" filled="f" stroked="f">
                 <o:lock v:ext="edit" aspectratio="t"/>
                 <w10:anchorlock/>
               </v:rect>
@@ -12580,7 +12586,7 @@
           </mc:Choice>
           <mc:Fallback>
             <w:pict>
-              <v:rect w14:anchorId="2B86356F" id="Rectangle 54" o:spid="_x0000_s1026" style="width:24pt;height:24pt;visibility:visible;mso-wrap-style:square;mso-left-percent:-10001;mso-top-percent:-10001;mso-position-horizontal:absolute;mso-position-horizontal-relative:char;mso-position-vertical:absolute;mso-position-vertical-relative:line;mso-left-percent:-10001;mso-top-percent:-10001;v-text-anchor:top" o:gfxdata="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" filled="f" stroked="f">
+              <v:rect w14:anchorId="0B5C1A81" id="Rectangle 54" o:spid="_x0000_s1026" style="width:24pt;height:24pt;visibility:visible;mso-wrap-style:square;mso-left-percent:-10001;mso-top-percent:-10001;mso-position-horizontal:absolute;mso-position-horizontal-relative:char;mso-position-vertical:absolute;mso-position-vertical-relative:line;mso-left-percent:-10001;mso-top-percent:-10001;v-text-anchor:top" o:gfxdata="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" filled="f" stroked="f">
                 <o:lock v:ext="edit" aspectratio="t"/>
                 <w10:anchorlock/>
               </v:rect>
@@ -12704,7 +12710,7 @@
           </mc:Choice>
           <mc:Fallback>
             <w:pict>
-              <v:rect w14:anchorId="09D2480F" id="Rectangle 53" o:spid="_x0000_s1026" style="width:24pt;height:24pt;visibility:visible;mso-wrap-style:square;mso-left-percent:-10001;mso-top-percent:-10001;mso-position-horizontal:absolute;mso-position-horizontal-relative:char;mso-position-vertical:absolute;mso-position-vertical-relative:line;mso-left-percent:-10001;mso-top-percent:-10001;v-text-anchor:top" o:gfxdata="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" filled="f" stroked="f">
+              <v:rect w14:anchorId="600841BA" id="Rectangle 53" o:spid="_x0000_s1026" style="width:24pt;height:24pt;visibility:visible;mso-wrap-style:square;mso-left-percent:-10001;mso-top-percent:-10001;mso-position-horizontal:absolute;mso-position-horizontal-relative:char;mso-position-vertical:absolute;mso-position-vertical-relative:line;mso-left-percent:-10001;mso-top-percent:-10001;v-text-anchor:top" o:gfxdata="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" filled="f" stroked="f">
                 <o:lock v:ext="edit" aspectratio="t"/>
                 <w10:anchorlock/>
               </v:rect>
@@ -12816,7 +12822,7 @@
           </mc:Choice>
           <mc:Fallback>
             <w:pict>
-              <v:rect w14:anchorId="656FDF7D" id="Rectangle 52" o:spid="_x0000_s1026" style="width:24pt;height:24pt;visibility:visible;mso-wrap-style:square;mso-left-percent:-10001;mso-top-percent:-10001;mso-position-horizontal:absolute;mso-position-horizontal-relative:char;mso-position-vertical:absolute;mso-position-vertical-relative:line;mso-left-percent:-10001;mso-top-percent:-10001;v-text-anchor:top" o:gfxdata="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" filled="f" stroked="f">
+              <v:rect w14:anchorId="47F7776E" id="Rectangle 52" o:spid="_x0000_s1026" style="width:24pt;height:24pt;visibility:visible;mso-wrap-style:square;mso-left-percent:-10001;mso-top-percent:-10001;mso-position-horizontal:absolute;mso-position-horizontal-relative:char;mso-position-vertical:absolute;mso-position-vertical-relative:line;mso-left-percent:-10001;mso-top-percent:-10001;v-text-anchor:top" o:gfxdata="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" filled="f" stroked="f">
                 <o:lock v:ext="edit" aspectratio="t"/>
                 <w10:anchorlock/>
               </v:rect>
@@ -12922,7 +12928,7 @@
           </mc:Choice>
           <mc:Fallback>
             <w:pict>
-              <v:rect w14:anchorId="492035FC" id="Rectangle 51" o:spid="_x0000_s1026" style="width:24pt;height:24pt;visibility:visible;mso-wrap-style:square;mso-left-percent:-10001;mso-top-percent:-10001;mso-position-horizontal:absolute;mso-position-horizontal-relative:char;mso-position-vertical:absolute;mso-position-vertical-relative:line;mso-left-percent:-10001;mso-top-percent:-10001;v-text-anchor:top" o:gfxdata="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" filled="f" stroked="f">
+              <v:rect w14:anchorId="3A15951D" id="Rectangle 51" o:spid="_x0000_s1026" style="width:24pt;height:24pt;visibility:visible;mso-wrap-style:square;mso-left-percent:-10001;mso-top-percent:-10001;mso-position-horizontal:absolute;mso-position-horizontal-relative:char;mso-position-vertical:absolute;mso-position-vertical-relative:line;mso-left-percent:-10001;mso-top-percent:-10001;v-text-anchor:top" o:gfxdata="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" filled="f" stroked="f">
                 <o:lock v:ext="edit" aspectratio="t"/>
                 <w10:anchorlock/>
               </v:rect>
@@ -13063,7 +13069,7 @@
           </mc:Choice>
           <mc:Fallback>
             <w:pict>
-              <v:rect w14:anchorId="248925A2" id="Rectangle 50" o:spid="_x0000_s1026" style="width:24pt;height:24pt;visibility:visible;mso-wrap-style:square;mso-left-percent:-10001;mso-top-percent:-10001;mso-position-horizontal:absolute;mso-position-horizontal-relative:char;mso-position-vertical:absolute;mso-position-vertical-relative:line;mso-left-percent:-10001;mso-top-percent:-10001;v-text-anchor:top" o:gfxdata="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" filled="f" stroked="f">
+              <v:rect w14:anchorId="7FE59809" id="Rectangle 50" o:spid="_x0000_s1026" style="width:24pt;height:24pt;visibility:visible;mso-wrap-style:square;mso-left-percent:-10001;mso-top-percent:-10001;mso-position-horizontal:absolute;mso-position-horizontal-relative:char;mso-position-vertical:absolute;mso-position-vertical-relative:line;mso-left-percent:-10001;mso-top-percent:-10001;v-text-anchor:top" o:gfxdata="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" filled="f" stroked="f">
                 <o:lock v:ext="edit" aspectratio="t"/>
                 <w10:anchorlock/>
               </v:rect>
@@ -13172,7 +13178,7 @@
           </mc:Choice>
           <mc:Fallback>
             <w:pict>
-              <v:rect w14:anchorId="78CA2E00" id="Rectangle 49" o:spid="_x0000_s1026" style="width:24pt;height:24pt;visibility:visible;mso-wrap-style:square;mso-left-percent:-10001;mso-top-percent:-10001;mso-position-horizontal:absolute;mso-position-horizontal-relative:char;mso-position-vertical:absolute;mso-position-vertical-relative:line;mso-left-percent:-10001;mso-top-percent:-10001;v-text-anchor:top" o:gfxdata="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" filled="f" stroked="f">
+              <v:rect w14:anchorId="63DA7574" id="Rectangle 49" o:spid="_x0000_s1026" style="width:24pt;height:24pt;visibility:visible;mso-wrap-style:square;mso-left-percent:-10001;mso-top-percent:-10001;mso-position-horizontal:absolute;mso-position-horizontal-relative:char;mso-position-vertical:absolute;mso-position-vertical-relative:line;mso-left-percent:-10001;mso-top-percent:-10001;v-text-anchor:top" o:gfxdata="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" filled="f" stroked="f">
                 <o:lock v:ext="edit" aspectratio="t"/>
                 <w10:anchorlock/>
               </v:rect>
@@ -13277,7 +13283,7 @@
           </mc:Choice>
           <mc:Fallback>
             <w:pict>
-              <v:rect w14:anchorId="1B9C360A" id="Rectangle 48" o:spid="_x0000_s1026" style="width:24pt;height:24pt;visibility:visible;mso-wrap-style:square;mso-left-percent:-10001;mso-top-percent:-10001;mso-position-horizontal:absolute;mso-position-horizontal-relative:char;mso-position-vertical:absolute;mso-position-vertical-relative:line;mso-left-percent:-10001;mso-top-percent:-10001;v-text-anchor:top" o:gfxdata="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" filled="f" stroked="f">
+              <v:rect w14:anchorId="798E2BD5" id="Rectangle 48" o:spid="_x0000_s1026" style="width:24pt;height:24pt;visibility:visible;mso-wrap-style:square;mso-left-percent:-10001;mso-top-percent:-10001;mso-position-horizontal:absolute;mso-position-horizontal-relative:char;mso-position-vertical:absolute;mso-position-vertical-relative:line;mso-left-percent:-10001;mso-top-percent:-10001;v-text-anchor:top" o:gfxdata="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" filled="f" stroked="f">
                 <o:lock v:ext="edit" aspectratio="t"/>
                 <w10:anchorlock/>
               </v:rect>
@@ -13397,7 +13403,7 @@
           </mc:Choice>
           <mc:Fallback>
             <w:pict>
-              <v:rect w14:anchorId="3BF170EA" id="Rectangle 47" o:spid="_x0000_s1026" style="width:24pt;height:24pt;visibility:visible;mso-wrap-style:square;mso-left-percent:-10001;mso-top-percent:-10001;mso-position-horizontal:absolute;mso-position-horizontal-relative:char;mso-position-vertical:absolute;mso-position-vertical-relative:line;mso-left-percent:-10001;mso-top-percent:-10001;v-text-anchor:top" o:gfxdata="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" filled="f" stroked="f">
+              <v:rect w14:anchorId="77E31772" id="Rectangle 47" o:spid="_x0000_s1026" style="width:24pt;height:24pt;visibility:visible;mso-wrap-style:square;mso-left-percent:-10001;mso-top-percent:-10001;mso-position-horizontal:absolute;mso-position-horizontal-relative:char;mso-position-vertical:absolute;mso-position-vertical-relative:line;mso-left-percent:-10001;mso-top-percent:-10001;v-text-anchor:top" o:gfxdata="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" filled="f" stroked="f">
                 <o:lock v:ext="edit" aspectratio="t"/>
                 <w10:anchorlock/>
               </v:rect>
@@ -13511,7 +13517,7 @@
           </mc:Choice>
           <mc:Fallback>
             <w:pict>
-              <v:rect w14:anchorId="7E6EAE76" id="Rectangle 46" o:spid="_x0000_s1026" style="width:24pt;height:24pt;visibility:visible;mso-wrap-style:square;mso-left-percent:-10001;mso-top-percent:-10001;mso-position-horizontal:absolute;mso-position-horizontal-relative:char;mso-position-vertical:absolute;mso-position-vertical-relative:line;mso-left-percent:-10001;mso-top-percent:-10001;v-text-anchor:top" o:gfxdata="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" filled="f" stroked="f">
+              <v:rect w14:anchorId="1FC31E21" id="Rectangle 46" o:spid="_x0000_s1026" style="width:24pt;height:24pt;visibility:visible;mso-wrap-style:square;mso-left-percent:-10001;mso-top-percent:-10001;mso-position-horizontal:absolute;mso-position-horizontal-relative:char;mso-position-vertical:absolute;mso-position-vertical-relative:line;mso-left-percent:-10001;mso-top-percent:-10001;v-text-anchor:top" o:gfxdata="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" filled="f" stroked="f">
                 <o:lock v:ext="edit" aspectratio="t"/>
                 <w10:anchorlock/>
               </v:rect>
@@ -13615,7 +13621,7 @@
           </mc:Choice>
           <mc:Fallback>
             <w:pict>
-              <v:rect w14:anchorId="309CB29F" id="Rectangle 45" o:spid="_x0000_s1026" style="width:24pt;height:24pt;visibility:visible;mso-wrap-style:square;mso-left-percent:-10001;mso-top-percent:-10001;mso-position-horizontal:absolute;mso-position-horizontal-relative:char;mso-position-vertical:absolute;mso-position-vertical-relative:line;mso-left-percent:-10001;mso-top-percent:-10001;v-text-anchor:top" o:gfxdata="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" filled="f" stroked="f">
+              <v:rect w14:anchorId="5515797D" id="Rectangle 45" o:spid="_x0000_s1026" style="width:24pt;height:24pt;visibility:visible;mso-wrap-style:square;mso-left-percent:-10001;mso-top-percent:-10001;mso-position-horizontal:absolute;mso-position-horizontal-relative:char;mso-position-vertical:absolute;mso-position-vertical-relative:line;mso-left-percent:-10001;mso-top-percent:-10001;v-text-anchor:top" o:gfxdata="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" filled="f" stroked="f">
                 <o:lock v:ext="edit" aspectratio="t"/>
                 <w10:anchorlock/>
               </v:rect>
@@ -13701,7 +13707,7 @@
           </mc:Choice>
           <mc:Fallback>
             <w:pict>
-              <v:rect w14:anchorId="432BCEF9" id="Rectangle 44" o:spid="_x0000_s1026" style="width:24pt;height:24pt;visibility:visible;mso-wrap-style:square;mso-left-percent:-10001;mso-top-percent:-10001;mso-position-horizontal:absolute;mso-position-horizontal-relative:char;mso-position-vertical:absolute;mso-position-vertical-relative:line;mso-left-percent:-10001;mso-top-percent:-10001;v-text-anchor:top" o:gfxdata="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" filled="f" stroked="f">
+              <v:rect w14:anchorId="49933A67" id="Rectangle 44" o:spid="_x0000_s1026" style="width:24pt;height:24pt;visibility:visible;mso-wrap-style:square;mso-left-percent:-10001;mso-top-percent:-10001;mso-position-horizontal:absolute;mso-position-horizontal-relative:char;mso-position-vertical:absolute;mso-position-vertical-relative:line;mso-left-percent:-10001;mso-top-percent:-10001;v-text-anchor:top" o:gfxdata="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" filled="f" stroked="f">
                 <o:lock v:ext="edit" aspectratio="t"/>
                 <w10:anchorlock/>
               </v:rect>
@@ -13793,7 +13799,7 @@
           </mc:Choice>
           <mc:Fallback>
             <w:pict>
-              <v:rect w14:anchorId="55BB94D1" id="Rectangle 43" o:spid="_x0000_s1026" style="width:24pt;height:24pt;visibility:visible;mso-wrap-style:square;mso-left-percent:-10001;mso-top-percent:-10001;mso-position-horizontal:absolute;mso-position-horizontal-relative:char;mso-position-vertical:absolute;mso-position-vertical-relative:line;mso-left-percent:-10001;mso-top-percent:-10001;v-text-anchor:top" o:gfxdata="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" filled="f" stroked="f">
+              <v:rect w14:anchorId="2DB0482E" id="Rectangle 43" o:spid="_x0000_s1026" style="width:24pt;height:24pt;visibility:visible;mso-wrap-style:square;mso-left-percent:-10001;mso-top-percent:-10001;mso-position-horizontal:absolute;mso-position-horizontal-relative:char;mso-position-vertical:absolute;mso-position-vertical-relative:line;mso-left-percent:-10001;mso-top-percent:-10001;v-text-anchor:top" o:gfxdata="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" filled="f" stroked="f">
                 <o:lock v:ext="edit" aspectratio="t"/>
                 <w10:anchorlock/>
               </v:rect>
@@ -13879,7 +13885,7 @@
           </mc:Choice>
           <mc:Fallback>
             <w:pict>
-              <v:rect w14:anchorId="2D789D06" id="Rectangle 42" o:spid="_x0000_s1026" style="width:24pt;height:24pt;visibility:visible;mso-wrap-style:square;mso-left-percent:-10001;mso-top-percent:-10001;mso-position-horizontal:absolute;mso-position-horizontal-relative:char;mso-position-vertical:absolute;mso-position-vertical-relative:line;mso-left-percent:-10001;mso-top-percent:-10001;v-text-anchor:top" o:gfxdata="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" filled="f" stroked="f">
+              <v:rect w14:anchorId="1E33F9AE" id="Rectangle 42" o:spid="_x0000_s1026" style="width:24pt;height:24pt;visibility:visible;mso-wrap-style:square;mso-left-percent:-10001;mso-top-percent:-10001;mso-position-horizontal:absolute;mso-position-horizontal-relative:char;mso-position-vertical:absolute;mso-position-vertical-relative:line;mso-left-percent:-10001;mso-top-percent:-10001;v-text-anchor:top" o:gfxdata="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" filled="f" stroked="f">
                 <o:lock v:ext="edit" aspectratio="t"/>
                 <w10:anchorlock/>
               </v:rect>
@@ -13965,7 +13971,7 @@
           </mc:Choice>
           <mc:Fallback>
             <w:pict>
-              <v:rect w14:anchorId="5B77B475" id="Rectangle 41" o:spid="_x0000_s1026" style="width:24pt;height:24pt;visibility:visible;mso-wrap-style:square;mso-left-percent:-10001;mso-top-percent:-10001;mso-position-horizontal:absolute;mso-position-horizontal-relative:char;mso-position-vertical:absolute;mso-position-vertical-relative:line;mso-left-percent:-10001;mso-top-percent:-10001;v-text-anchor:top" o:gfxdata="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" filled="f" stroked="f">
+              <v:rect w14:anchorId="1E45CAAB" id="Rectangle 41" o:spid="_x0000_s1026" style="width:24pt;height:24pt;visibility:visible;mso-wrap-style:square;mso-left-percent:-10001;mso-top-percent:-10001;mso-position-horizontal:absolute;mso-position-horizontal-relative:char;mso-position-vertical:absolute;mso-position-vertical-relative:line;mso-left-percent:-10001;mso-top-percent:-10001;v-text-anchor:top" o:gfxdata="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" filled="f" stroked="f">
                 <o:lock v:ext="edit" aspectratio="t"/>
                 <w10:anchorlock/>
               </v:rect>
@@ -14051,7 +14057,7 @@
           </mc:Choice>
           <mc:Fallback>
             <w:pict>
-              <v:rect w14:anchorId="385718C2" id="Rectangle 40" o:spid="_x0000_s1026" style="width:24pt;height:24pt;visibility:visible;mso-wrap-style:square;mso-left-percent:-10001;mso-top-percent:-10001;mso-position-horizontal:absolute;mso-position-horizontal-relative:char;mso-position-vertical:absolute;mso-position-vertical-relative:line;mso-left-percent:-10001;mso-top-percent:-10001;v-text-anchor:top" o:gfxdata="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" filled="f" stroked="f">
+              <v:rect w14:anchorId="2A3D946D" id="Rectangle 40" o:spid="_x0000_s1026" style="width:24pt;height:24pt;visibility:visible;mso-wrap-style:square;mso-left-percent:-10001;mso-top-percent:-10001;mso-position-horizontal:absolute;mso-position-horizontal-relative:char;mso-position-vertical:absolute;mso-position-vertical-relative:line;mso-left-percent:-10001;mso-top-percent:-10001;v-text-anchor:top" o:gfxdata="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" filled="f" stroked="f">
                 <o:lock v:ext="edit" aspectratio="t"/>
                 <w10:anchorlock/>
               </v:rect>
@@ -14145,7 +14151,7 @@
           </mc:Choice>
           <mc:Fallback>
             <w:pict>
-              <v:rect w14:anchorId="6F782CF7" id="Rectangle 39" o:spid="_x0000_s1026" style="width:24pt;height:24pt;visibility:visible;mso-wrap-style:square;mso-left-percent:-10001;mso-top-percent:-10001;mso-position-horizontal:absolute;mso-position-horizontal-relative:char;mso-position-vertical:absolute;mso-position-vertical-relative:line;mso-left-percent:-10001;mso-top-percent:-10001;v-text-anchor:top" o:gfxdata="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" filled="f" stroked="f">
+              <v:rect w14:anchorId="10704681" id="Rectangle 39" o:spid="_x0000_s1026" style="width:24pt;height:24pt;visibility:visible;mso-wrap-style:square;mso-left-percent:-10001;mso-top-percent:-10001;mso-position-horizontal:absolute;mso-position-horizontal-relative:char;mso-position-vertical:absolute;mso-position-vertical-relative:line;mso-left-percent:-10001;mso-top-percent:-10001;v-text-anchor:top" o:gfxdata="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" filled="f" stroked="f">
                 <o:lock v:ext="edit" aspectratio="t"/>
                 <w10:anchorlock/>
               </v:rect>
@@ -14231,7 +14237,7 @@
           </mc:Choice>
           <mc:Fallback>
             <w:pict>
-              <v:rect w14:anchorId="0DA4DF86" id="Rectangle 38" o:spid="_x0000_s1026" style="width:24pt;height:24pt;visibility:visible;mso-wrap-style:square;mso-left-percent:-10001;mso-top-percent:-10001;mso-position-horizontal:absolute;mso-position-horizontal-relative:char;mso-position-vertical:absolute;mso-position-vertical-relative:line;mso-left-percent:-10001;mso-top-percent:-10001;v-text-anchor:top" o:gfxdata="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" filled="f" stroked="f">
+              <v:rect w14:anchorId="5BA21B52" id="Rectangle 38" o:spid="_x0000_s1026" style="width:24pt;height:24pt;visibility:visible;mso-wrap-style:square;mso-left-percent:-10001;mso-top-percent:-10001;mso-position-horizontal:absolute;mso-position-horizontal-relative:char;mso-position-vertical:absolute;mso-position-vertical-relative:line;mso-left-percent:-10001;mso-top-percent:-10001;v-text-anchor:top" o:gfxdata="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" filled="f" stroked="f">
                 <o:lock v:ext="edit" aspectratio="t"/>
                 <w10:anchorlock/>
               </v:rect>
@@ -14317,7 +14323,7 @@
           </mc:Choice>
           <mc:Fallback>
             <w:pict>
-              <v:rect w14:anchorId="6064F930" id="Rectangle 37" o:spid="_x0000_s1026" style="width:24pt;height:24pt;visibility:visible;mso-wrap-style:square;mso-left-percent:-10001;mso-top-percent:-10001;mso-position-horizontal:absolute;mso-position-horizontal-relative:char;mso-position-vertical:absolute;mso-position-vertical-relative:line;mso-left-percent:-10001;mso-top-percent:-10001;v-text-anchor:top" o:gfxdata="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" filled="f" stroked="f">
+              <v:rect w14:anchorId="7CB8BB3C" id="Rectangle 37" o:spid="_x0000_s1026" style="width:24pt;height:24pt;visibility:visible;mso-wrap-style:square;mso-left-percent:-10001;mso-top-percent:-10001;mso-position-horizontal:absolute;mso-position-horizontal-relative:char;mso-position-vertical:absolute;mso-position-vertical-relative:line;mso-left-percent:-10001;mso-top-percent:-10001;v-text-anchor:top" o:gfxdata="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" filled="f" stroked="f">
                 <o:lock v:ext="edit" aspectratio="t"/>
                 <w10:anchorlock/>
               </v:rect>
@@ -14403,7 +14409,7 @@
           </mc:Choice>
           <mc:Fallback>
             <w:pict>
-              <v:rect w14:anchorId="52F800C9" id="Rectangle 36" o:spid="_x0000_s1026" style="width:24pt;height:24pt;visibility:visible;mso-wrap-style:square;mso-left-percent:-10001;mso-top-percent:-10001;mso-position-horizontal:absolute;mso-position-horizontal-relative:char;mso-position-vertical:absolute;mso-position-vertical-relative:line;mso-left-percent:-10001;mso-top-percent:-10001;v-text-anchor:top" o:gfxdata="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" filled="f" stroked="f">
+              <v:rect w14:anchorId="696BF577" id="Rectangle 36" o:spid="_x0000_s1026" style="width:24pt;height:24pt;visibility:visible;mso-wrap-style:square;mso-left-percent:-10001;mso-top-percent:-10001;mso-position-horizontal:absolute;mso-position-horizontal-relative:char;mso-position-vertical:absolute;mso-position-vertical-relative:line;mso-left-percent:-10001;mso-top-percent:-10001;v-text-anchor:top" o:gfxdata="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" filled="f" stroked="f">
                 <o:lock v:ext="edit" aspectratio="t"/>
                 <w10:anchorlock/>
               </v:rect>
@@ -14489,7 +14495,7 @@
           </mc:Choice>
           <mc:Fallback>
             <w:pict>
-              <v:rect w14:anchorId="4739287D" id="Rectangle 35" o:spid="_x0000_s1026" style="width:24pt;height:24pt;visibility:visible;mso-wrap-style:square;mso-left-percent:-10001;mso-top-percent:-10001;mso-position-horizontal:absolute;mso-position-horizontal-relative:char;mso-position-vertical:absolute;mso-position-vertical-relative:line;mso-left-percent:-10001;mso-top-percent:-10001;v-text-anchor:top" o:gfxdata="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" filled="f" stroked="f">
+              <v:rect w14:anchorId="458CB848" id="Rectangle 35" o:spid="_x0000_s1026" style="width:24pt;height:24pt;visibility:visible;mso-wrap-style:square;mso-left-percent:-10001;mso-top-percent:-10001;mso-position-horizontal:absolute;mso-position-horizontal-relative:char;mso-position-vertical:absolute;mso-position-vertical-relative:line;mso-left-percent:-10001;mso-top-percent:-10001;v-text-anchor:top" o:gfxdata="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" filled="f" stroked="f">
                 <o:lock v:ext="edit" aspectratio="t"/>
                 <w10:anchorlock/>
               </v:rect>
@@ -14576,7 +14582,7 @@
           </mc:Choice>
           <mc:Fallback>
             <w:pict>
-              <v:rect w14:anchorId="02F90B13" id="Rectangle 34" o:spid="_x0000_s1026" style="width:24pt;height:24pt;visibility:visible;mso-wrap-style:square;mso-left-percent:-10001;mso-top-percent:-10001;mso-position-horizontal:absolute;mso-position-horizontal-relative:char;mso-position-vertical:absolute;mso-position-vertical-relative:line;mso-left-percent:-10001;mso-top-percent:-10001;v-text-anchor:top" o:gfxdata="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" filled="f" stroked="f">
+              <v:rect w14:anchorId="460D6D72" id="Rectangle 34" o:spid="_x0000_s1026" style="width:24pt;height:24pt;visibility:visible;mso-wrap-style:square;mso-left-percent:-10001;mso-top-percent:-10001;mso-position-horizontal:absolute;mso-position-horizontal-relative:char;mso-position-vertical:absolute;mso-position-vertical-relative:line;mso-left-percent:-10001;mso-top-percent:-10001;v-text-anchor:top" o:gfxdata="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" filled="f" stroked="f">
                 <o:lock v:ext="edit" aspectratio="t"/>
                 <w10:anchorlock/>
               </v:rect>
@@ -14657,7 +14663,7 @@
           </mc:Choice>
           <mc:Fallback>
             <w:pict>
-              <v:rect w14:anchorId="2E0F1D46" id="Rectangle 33" o:spid="_x0000_s1026" style="width:24pt;height:24pt;visibility:visible;mso-wrap-style:square;mso-left-percent:-10001;mso-top-percent:-10001;mso-position-horizontal:absolute;mso-position-horizontal-relative:char;mso-position-vertical:absolute;mso-position-vertical-relative:line;mso-left-percent:-10001;mso-top-percent:-10001;v-text-anchor:top" o:gfxdata="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" filled="f" stroked="f">
+              <v:rect w14:anchorId="6EBC8DE6" id="Rectangle 33" o:spid="_x0000_s1026" style="width:24pt;height:24pt;visibility:visible;mso-wrap-style:square;mso-left-percent:-10001;mso-top-percent:-10001;mso-position-horizontal:absolute;mso-position-horizontal-relative:char;mso-position-vertical:absolute;mso-position-vertical-relative:line;mso-left-percent:-10001;mso-top-percent:-10001;v-text-anchor:top" o:gfxdata="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" filled="f" stroked="f">
                 <o:lock v:ext="edit" aspectratio="t"/>
                 <w10:anchorlock/>
               </v:rect>
@@ -14738,7 +14744,7 @@
           </mc:Choice>
           <mc:Fallback>
             <w:pict>
-              <v:rect w14:anchorId="7C244FD7" id="Rectangle 32" o:spid="_x0000_s1026" style="width:24pt;height:24pt;visibility:visible;mso-wrap-style:square;mso-left-percent:-10001;mso-top-percent:-10001;mso-position-horizontal:absolute;mso-position-horizontal-relative:char;mso-position-vertical:absolute;mso-position-vertical-relative:line;mso-left-percent:-10001;mso-top-percent:-10001;v-text-anchor:top" o:gfxdata="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" filled="f" stroked="f">
+              <v:rect w14:anchorId="486EC611" id="Rectangle 32" o:spid="_x0000_s1026" style="width:24pt;height:24pt;visibility:visible;mso-wrap-style:square;mso-left-percent:-10001;mso-top-percent:-10001;mso-position-horizontal:absolute;mso-position-horizontal-relative:char;mso-position-vertical:absolute;mso-position-vertical-relative:line;mso-left-percent:-10001;mso-top-percent:-10001;v-text-anchor:top" o:gfxdata="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" filled="f" stroked="f">
                 <o:lock v:ext="edit" aspectratio="t"/>
                 <w10:anchorlock/>
               </v:rect>
@@ -14824,7 +14830,7 @@
           </mc:Choice>
           <mc:Fallback>
             <w:pict>
-              <v:rect w14:anchorId="40AF933E" id="Rectangle 31" o:spid="_x0000_s1026" style="width:24pt;height:24pt;visibility:visible;mso-wrap-style:square;mso-left-percent:-10001;mso-top-percent:-10001;mso-position-horizontal:absolute;mso-position-horizontal-relative:char;mso-position-vertical:absolute;mso-position-vertical-relative:line;mso-left-percent:-10001;mso-top-percent:-10001;v-text-anchor:top" o:gfxdata="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" filled="f" stroked="f">
+              <v:rect w14:anchorId="520754E0" id="Rectangle 31" o:spid="_x0000_s1026" style="width:24pt;height:24pt;visibility:visible;mso-wrap-style:square;mso-left-percent:-10001;mso-top-percent:-10001;mso-position-horizontal:absolute;mso-position-horizontal-relative:char;mso-position-vertical:absolute;mso-position-vertical-relative:line;mso-left-percent:-10001;mso-top-percent:-10001;v-text-anchor:top" o:gfxdata="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" filled="f" stroked="f">
                 <o:lock v:ext="edit" aspectratio="t"/>
                 <w10:anchorlock/>
               </v:rect>
@@ -14905,7 +14911,7 @@
           </mc:Choice>
           <mc:Fallback>
             <w:pict>
-              <v:rect w14:anchorId="166B379F" id="Rectangle 30" o:spid="_x0000_s1026" style="width:24pt;height:24pt;visibility:visible;mso-wrap-style:square;mso-left-percent:-10001;mso-top-percent:-10001;mso-position-horizontal:absolute;mso-position-horizontal-relative:char;mso-position-vertical:absolute;mso-position-vertical-relative:line;mso-left-percent:-10001;mso-top-percent:-10001;v-text-anchor:top" o:gfxdata="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" filled="f" stroked="f">
+              <v:rect w14:anchorId="69A284A0" id="Rectangle 30" o:spid="_x0000_s1026" style="width:24pt;height:24pt;visibility:visible;mso-wrap-style:square;mso-left-percent:-10001;mso-top-percent:-10001;mso-position-horizontal:absolute;mso-position-horizontal-relative:char;mso-position-vertical:absolute;mso-position-vertical-relative:line;mso-left-percent:-10001;mso-top-percent:-10001;v-text-anchor:top" o:gfxdata="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" filled="f" stroked="f">
                 <o:lock v:ext="edit" aspectratio="t"/>
                 <w10:anchorlock/>
               </v:rect>
@@ -15020,12 +15026,1217 @@
         </w:rPr>
       </w:pPr>
     </w:p>
+    <w:tbl>
+      <w:tblPr>
+        <w:tblW w:w="9377" w:type="dxa"/>
+        <w:tblCellSpacing w:w="15" w:type="dxa"/>
+        <w:tblBorders>
+          <w:top w:val="single" w:sz="2" w:space="0" w:color="auto"/>
+          <w:left w:val="single" w:sz="2" w:space="0" w:color="auto"/>
+          <w:bottom w:val="single" w:sz="2" w:space="0" w:color="auto"/>
+          <w:right w:val="single" w:sz="2" w:space="0" w:color="auto"/>
+        </w:tblBorders>
+        <w:shd w:val="clear" w:color="auto" w:fill="181818"/>
+        <w:tblLayout w:type="fixed"/>
+        <w:tblCellMar>
+          <w:top w:w="15" w:type="dxa"/>
+          <w:left w:w="15" w:type="dxa"/>
+          <w:bottom w:w="15" w:type="dxa"/>
+          <w:right w:w="15" w:type="dxa"/>
+        </w:tblCellMar>
+        <w:tblLook w:val="04A0" w:firstRow="1" w:lastRow="0" w:firstColumn="1" w:lastColumn="0" w:noHBand="0" w:noVBand="1"/>
+      </w:tblPr>
+      <w:tblGrid>
+        <w:gridCol w:w="848"/>
+        <w:gridCol w:w="1559"/>
+        <w:gridCol w:w="110"/>
+        <w:gridCol w:w="4710"/>
+        <w:gridCol w:w="2150"/>
+      </w:tblGrid>
+      <w:tr>
+        <w:trPr>
+          <w:tblHeader/>
+          <w:tblCellSpacing w:w="15" w:type="dxa"/>
+        </w:trPr>
+        <w:tc>
+          <w:tcPr>
+            <w:tcW w:w="803" w:type="dxa"/>
+            <w:tcBorders>
+              <w:top w:val="single" w:sz="2" w:space="0" w:color="auto"/>
+              <w:left w:val="single" w:sz="2" w:space="0" w:color="auto"/>
+              <w:bottom w:val="single" w:sz="6" w:space="0" w:color="auto"/>
+              <w:right w:val="single" w:sz="6" w:space="0" w:color="auto"/>
+            </w:tcBorders>
+            <w:shd w:val="clear" w:color="auto" w:fill="181818"/>
+            <w:vAlign w:val="center"/>
+            <w:hideMark/>
+          </w:tcPr>
+          <w:p>
+            <w:r>
+              <w:t>ước</w:t>
+            </w:r>
+          </w:p>
+        </w:tc>
+        <w:tc>
+          <w:tcPr>
+            <w:tcW w:w="1529" w:type="dxa"/>
+            <w:tcBorders>
+              <w:top w:val="single" w:sz="2" w:space="0" w:color="auto"/>
+              <w:left w:val="single" w:sz="6" w:space="0" w:color="auto"/>
+              <w:bottom w:val="single" w:sz="6" w:space="0" w:color="auto"/>
+              <w:right w:val="single" w:sz="6" w:space="0" w:color="auto"/>
+            </w:tcBorders>
+            <w:shd w:val="clear" w:color="auto" w:fill="181818"/>
+            <w:vAlign w:val="center"/>
+            <w:hideMark/>
+          </w:tcPr>
+          <w:p>
+            <w:r>
+              <w:t>Nhóm tính năng / Phân công</w:t>
+            </w:r>
+          </w:p>
+        </w:tc>
+        <w:tc>
+          <w:tcPr>
+            <w:tcW w:w="80" w:type="dxa"/>
+            <w:tcBorders>
+              <w:top w:val="single" w:sz="2" w:space="0" w:color="auto"/>
+              <w:left w:val="single" w:sz="6" w:space="0" w:color="auto"/>
+              <w:bottom w:val="single" w:sz="6" w:space="0" w:color="auto"/>
+              <w:right w:val="single" w:sz="6" w:space="0" w:color="auto"/>
+            </w:tcBorders>
+            <w:shd w:val="clear" w:color="auto" w:fill="181818"/>
+            <w:vAlign w:val="center"/>
+            <w:hideMark/>
+          </w:tcPr>
+          <w:p>
+            <w:r>
+              <w:t>Nhánh gợi ý</w:t>
+            </w:r>
+          </w:p>
+        </w:tc>
+        <w:tc>
+          <w:tcPr>
+            <w:tcW w:w="4680" w:type="dxa"/>
+            <w:tcBorders>
+              <w:top w:val="single" w:sz="2" w:space="0" w:color="auto"/>
+              <w:left w:val="single" w:sz="6" w:space="0" w:color="auto"/>
+              <w:bottom w:val="single" w:sz="6" w:space="0" w:color="auto"/>
+              <w:right w:val="single" w:sz="6" w:space="0" w:color="auto"/>
+            </w:tcBorders>
+            <w:shd w:val="clear" w:color="auto" w:fill="181818"/>
+            <w:vAlign w:val="center"/>
+            <w:hideMark/>
+          </w:tcPr>
+          <w:p>
+            <w:r>
+              <w:t>Các file commit</w:t>
+            </w:r>
+          </w:p>
+        </w:tc>
+        <w:tc>
+          <w:tcPr>
+            <w:tcW w:w="2105" w:type="dxa"/>
+            <w:tcBorders>
+              <w:top w:val="single" w:sz="2" w:space="0" w:color="auto"/>
+              <w:left w:val="single" w:sz="6" w:space="0" w:color="auto"/>
+              <w:bottom w:val="single" w:sz="6" w:space="0" w:color="auto"/>
+              <w:right w:val="single" w:sz="2" w:space="0" w:color="auto"/>
+            </w:tcBorders>
+            <w:shd w:val="clear" w:color="auto" w:fill="181818"/>
+            <w:vAlign w:val="center"/>
+            <w:hideMark/>
+          </w:tcPr>
+          <w:p>
+            <w:r>
+              <w:t xml:space="preserve">Lý </w:t>
+            </w:r>
+            <w:proofErr w:type="gramStart"/>
+            <w:r>
+              <w:t>do</w:t>
+            </w:r>
+            <w:proofErr w:type="gramEnd"/>
+            <w:r>
+              <w:t xml:space="preserve"> không gây conflict</w:t>
+            </w:r>
+          </w:p>
+        </w:tc>
+      </w:tr>
+      <w:tr>
+        <w:trPr>
+          <w:tblCellSpacing w:w="15" w:type="dxa"/>
+        </w:trPr>
+        <w:tc>
+          <w:tcPr>
+            <w:tcW w:w="803" w:type="dxa"/>
+            <w:tcBorders>
+              <w:top w:val="single" w:sz="6" w:space="0" w:color="auto"/>
+              <w:left w:val="single" w:sz="2" w:space="0" w:color="auto"/>
+              <w:bottom w:val="single" w:sz="6" w:space="0" w:color="auto"/>
+              <w:right w:val="single" w:sz="6" w:space="0" w:color="auto"/>
+            </w:tcBorders>
+            <w:shd w:val="clear" w:color="auto" w:fill="181818"/>
+            <w:vAlign w:val="center"/>
+            <w:hideMark/>
+          </w:tcPr>
+          <w:p>
+            <w:r>
+              <w:rPr>
+                <w:b/>
+                <w:bCs/>
+              </w:rPr>
+              <w:t>1</w:t>
+            </w:r>
+          </w:p>
+        </w:tc>
+        <w:tc>
+          <w:tcPr>
+            <w:tcW w:w="1529" w:type="dxa"/>
+            <w:tcBorders>
+              <w:top w:val="single" w:sz="6" w:space="0" w:color="auto"/>
+              <w:left w:val="single" w:sz="6" w:space="0" w:color="auto"/>
+              <w:bottom w:val="single" w:sz="6" w:space="0" w:color="auto"/>
+              <w:right w:val="single" w:sz="6" w:space="0" w:color="auto"/>
+            </w:tcBorders>
+            <w:shd w:val="clear" w:color="auto" w:fill="181818"/>
+            <w:vAlign w:val="center"/>
+            <w:hideMark/>
+          </w:tcPr>
+          <w:p>
+            <w:r>
+              <w:rPr>
+                <w:b/>
+                <w:bCs/>
+              </w:rPr>
+              <w:t>Database &amp; Schema</w:t>
+            </w:r>
+            <w:r>
+              <w:br/>
+            </w:r>
+            <w:r>
+              <w:rPr>
+                <w:i/>
+                <w:iCs/>
+              </w:rPr>
+              <w:t>(TV 3)</w:t>
+            </w:r>
+          </w:p>
+        </w:tc>
+        <w:tc>
+          <w:tcPr>
+            <w:tcW w:w="80" w:type="dxa"/>
+            <w:tcBorders>
+              <w:top w:val="single" w:sz="6" w:space="0" w:color="auto"/>
+              <w:left w:val="single" w:sz="6" w:space="0" w:color="auto"/>
+              <w:bottom w:val="single" w:sz="6" w:space="0" w:color="auto"/>
+              <w:right w:val="single" w:sz="6" w:space="0" w:color="auto"/>
+            </w:tcBorders>
+            <w:shd w:val="clear" w:color="auto" w:fill="181818"/>
+            <w:vAlign w:val="center"/>
+            <w:hideMark/>
+          </w:tcPr>
+          <w:p>
+            <w:r>
+              <w:t>feat/db-promotion-loyalty</w:t>
+            </w:r>
+          </w:p>
+        </w:tc>
+        <w:tc>
+          <w:tcPr>
+            <w:tcW w:w="4680" w:type="dxa"/>
+            <w:tcBorders>
+              <w:top w:val="single" w:sz="6" w:space="0" w:color="auto"/>
+              <w:left w:val="single" w:sz="6" w:space="0" w:color="auto"/>
+              <w:bottom w:val="single" w:sz="6" w:space="0" w:color="auto"/>
+              <w:right w:val="single" w:sz="6" w:space="0" w:color="auto"/>
+            </w:tcBorders>
+            <w:shd w:val="clear" w:color="auto" w:fill="181818"/>
+            <w:vAlign w:val="center"/>
+            <w:hideMark/>
+          </w:tcPr>
+          <w:p>
+            <w:r>
+              <w:t>apps/api/prisma/schema.prisma</w:t>
+            </w:r>
+          </w:p>
+        </w:tc>
+        <w:tc>
+          <w:tcPr>
+            <w:tcW w:w="2105" w:type="dxa"/>
+            <w:tcBorders>
+              <w:top w:val="single" w:sz="6" w:space="0" w:color="auto"/>
+              <w:left w:val="single" w:sz="6" w:space="0" w:color="auto"/>
+              <w:bottom w:val="single" w:sz="6" w:space="0" w:color="auto"/>
+              <w:right w:val="single" w:sz="2" w:space="0" w:color="auto"/>
+            </w:tcBorders>
+            <w:shd w:val="clear" w:color="auto" w:fill="181818"/>
+            <w:vAlign w:val="center"/>
+            <w:hideMark/>
+          </w:tcPr>
+          <w:p>
+            <w:r>
+              <w:t>Cung cấp model gốc (Promotion, LoyaltyTransaction, Role) làm nền tảng cho API.</w:t>
+            </w:r>
+          </w:p>
+        </w:tc>
+      </w:tr>
+      <w:tr>
+        <w:trPr>
+          <w:tblCellSpacing w:w="15" w:type="dxa"/>
+        </w:trPr>
+        <w:tc>
+          <w:tcPr>
+            <w:tcW w:w="803" w:type="dxa"/>
+            <w:tcBorders>
+              <w:top w:val="single" w:sz="6" w:space="0" w:color="auto"/>
+              <w:left w:val="single" w:sz="2" w:space="0" w:color="auto"/>
+              <w:bottom w:val="single" w:sz="6" w:space="0" w:color="auto"/>
+              <w:right w:val="single" w:sz="6" w:space="0" w:color="auto"/>
+            </w:tcBorders>
+            <w:shd w:val="clear" w:color="auto" w:fill="181818"/>
+            <w:vAlign w:val="center"/>
+            <w:hideMark/>
+          </w:tcPr>
+          <w:p>
+            <w:r>
+              <w:rPr>
+                <w:b/>
+                <w:bCs/>
+              </w:rPr>
+              <w:lastRenderedPageBreak/>
+              <w:t>2</w:t>
+            </w:r>
+          </w:p>
+        </w:tc>
+        <w:tc>
+          <w:tcPr>
+            <w:tcW w:w="1529" w:type="dxa"/>
+            <w:tcBorders>
+              <w:top w:val="single" w:sz="6" w:space="0" w:color="auto"/>
+              <w:left w:val="single" w:sz="6" w:space="0" w:color="auto"/>
+              <w:bottom w:val="single" w:sz="6" w:space="0" w:color="auto"/>
+              <w:right w:val="single" w:sz="6" w:space="0" w:color="auto"/>
+            </w:tcBorders>
+            <w:shd w:val="clear" w:color="auto" w:fill="181818"/>
+            <w:vAlign w:val="center"/>
+            <w:hideMark/>
+          </w:tcPr>
+          <w:p>
+            <w:r>
+              <w:rPr>
+                <w:b/>
+                <w:bCs/>
+              </w:rPr>
+              <w:t>Backend Auth &amp; DTO</w:t>
+            </w:r>
+            <w:r>
+              <w:br/>
+            </w:r>
+            <w:r>
+              <w:rPr>
+                <w:i/>
+                <w:iCs/>
+              </w:rPr>
+              <w:t>(TV 3 / TV 4)</w:t>
+            </w:r>
+          </w:p>
+        </w:tc>
+        <w:tc>
+          <w:tcPr>
+            <w:tcW w:w="80" w:type="dxa"/>
+            <w:tcBorders>
+              <w:top w:val="single" w:sz="6" w:space="0" w:color="auto"/>
+              <w:left w:val="single" w:sz="6" w:space="0" w:color="auto"/>
+              <w:bottom w:val="single" w:sz="6" w:space="0" w:color="auto"/>
+              <w:right w:val="single" w:sz="6" w:space="0" w:color="auto"/>
+            </w:tcBorders>
+            <w:shd w:val="clear" w:color="auto" w:fill="181818"/>
+            <w:vAlign w:val="center"/>
+            <w:hideMark/>
+          </w:tcPr>
+          <w:p>
+            <w:r>
+              <w:t>feat/api-auth-dto</w:t>
+            </w:r>
+          </w:p>
+        </w:tc>
+        <w:tc>
+          <w:tcPr>
+            <w:tcW w:w="4680" w:type="dxa"/>
+            <w:tcBorders>
+              <w:top w:val="single" w:sz="6" w:space="0" w:color="auto"/>
+              <w:left w:val="single" w:sz="6" w:space="0" w:color="auto"/>
+              <w:bottom w:val="single" w:sz="6" w:space="0" w:color="auto"/>
+              <w:right w:val="single" w:sz="6" w:space="0" w:color="auto"/>
+            </w:tcBorders>
+            <w:shd w:val="clear" w:color="auto" w:fill="181818"/>
+            <w:vAlign w:val="center"/>
+            <w:hideMark/>
+          </w:tcPr>
+          <w:p>
+            <w:r>
+              <w:t>• apps/api/src/orders/dto/update-order-status.dto.ts</w:t>
+            </w:r>
+            <w:r>
+              <w:br/>
+              <w:t>• apps/api/src/auth/auth.controller.ts</w:t>
+            </w:r>
+            <w:r>
+              <w:br/>
+              <w:t>• apps/api/src/auth/auth.service.ts</w:t>
+            </w:r>
+            <w:r>
+              <w:br/>
+              <w:t>• apps/api/src/auth/jwt.strategy.ts</w:t>
+            </w:r>
+          </w:p>
+        </w:tc>
+        <w:tc>
+          <w:tcPr>
+            <w:tcW w:w="2105" w:type="dxa"/>
+            <w:tcBorders>
+              <w:top w:val="single" w:sz="6" w:space="0" w:color="auto"/>
+              <w:left w:val="single" w:sz="6" w:space="0" w:color="auto"/>
+              <w:bottom w:val="single" w:sz="6" w:space="0" w:color="auto"/>
+              <w:right w:val="single" w:sz="2" w:space="0" w:color="auto"/>
+            </w:tcBorders>
+            <w:shd w:val="clear" w:color="auto" w:fill="181818"/>
+            <w:vAlign w:val="center"/>
+            <w:hideMark/>
+          </w:tcPr>
+          <w:p>
+            <w:r>
+              <w:t>Bổ sung DTO mới và chuẩn hóa HTTP 200/409, cấp trường role cho User.</w:t>
+            </w:r>
+          </w:p>
+        </w:tc>
+      </w:tr>
+      <w:tr>
+        <w:trPr>
+          <w:tblCellSpacing w:w="15" w:type="dxa"/>
+        </w:trPr>
+        <w:tc>
+          <w:tcPr>
+            <w:tcW w:w="803" w:type="dxa"/>
+            <w:tcBorders>
+              <w:top w:val="single" w:sz="6" w:space="0" w:color="auto"/>
+              <w:left w:val="single" w:sz="2" w:space="0" w:color="auto"/>
+              <w:bottom w:val="single" w:sz="6" w:space="0" w:color="auto"/>
+              <w:right w:val="single" w:sz="6" w:space="0" w:color="auto"/>
+            </w:tcBorders>
+            <w:shd w:val="clear" w:color="auto" w:fill="181818"/>
+            <w:vAlign w:val="center"/>
+            <w:hideMark/>
+          </w:tcPr>
+          <w:p>
+            <w:r>
+              <w:rPr>
+                <w:b/>
+                <w:bCs/>
+              </w:rPr>
+              <w:t>3</w:t>
+            </w:r>
+          </w:p>
+        </w:tc>
+        <w:tc>
+          <w:tcPr>
+            <w:tcW w:w="1529" w:type="dxa"/>
+            <w:tcBorders>
+              <w:top w:val="single" w:sz="6" w:space="0" w:color="auto"/>
+              <w:left w:val="single" w:sz="6" w:space="0" w:color="auto"/>
+              <w:bottom w:val="single" w:sz="6" w:space="0" w:color="auto"/>
+              <w:right w:val="single" w:sz="6" w:space="0" w:color="auto"/>
+            </w:tcBorders>
+            <w:shd w:val="clear" w:color="auto" w:fill="181818"/>
+            <w:vAlign w:val="center"/>
+            <w:hideMark/>
+          </w:tcPr>
+          <w:p>
+            <w:r>
+              <w:rPr>
+                <w:b/>
+                <w:bCs/>
+              </w:rPr>
+              <w:t>Product &amp; Pricing API</w:t>
+            </w:r>
+            <w:r>
+              <w:br/>
+            </w:r>
+            <w:r>
+              <w:rPr>
+                <w:i/>
+                <w:iCs/>
+              </w:rPr>
+              <w:t>(TV 2)</w:t>
+            </w:r>
+          </w:p>
+        </w:tc>
+        <w:tc>
+          <w:tcPr>
+            <w:tcW w:w="80" w:type="dxa"/>
+            <w:tcBorders>
+              <w:top w:val="single" w:sz="6" w:space="0" w:color="auto"/>
+              <w:left w:val="single" w:sz="6" w:space="0" w:color="auto"/>
+              <w:bottom w:val="single" w:sz="6" w:space="0" w:color="auto"/>
+              <w:right w:val="single" w:sz="6" w:space="0" w:color="auto"/>
+            </w:tcBorders>
+            <w:shd w:val="clear" w:color="auto" w:fill="181818"/>
+            <w:vAlign w:val="center"/>
+            <w:hideMark/>
+          </w:tcPr>
+          <w:p>
+            <w:r>
+              <w:t>feat/api-p</w:t>
+            </w:r>
+            <w:r>
+              <w:lastRenderedPageBreak/>
+              <w:t>roduct-pricing</w:t>
+            </w:r>
+          </w:p>
+        </w:tc>
+        <w:tc>
+          <w:tcPr>
+            <w:tcW w:w="4680" w:type="dxa"/>
+            <w:tcBorders>
+              <w:top w:val="single" w:sz="6" w:space="0" w:color="auto"/>
+              <w:left w:val="single" w:sz="6" w:space="0" w:color="auto"/>
+              <w:bottom w:val="single" w:sz="6" w:space="0" w:color="auto"/>
+              <w:right w:val="single" w:sz="6" w:space="0" w:color="auto"/>
+            </w:tcBorders>
+            <w:shd w:val="clear" w:color="auto" w:fill="181818"/>
+            <w:vAlign w:val="center"/>
+            <w:hideMark/>
+          </w:tcPr>
+          <w:p>
+            <w:r>
+              <w:lastRenderedPageBreak/>
+              <w:t>• apps/api/src/products/products.controller.ts</w:t>
+            </w:r>
+            <w:r>
+              <w:br/>
+              <w:t>• apps/api/src/products/products.service.ts</w:t>
+            </w:r>
+          </w:p>
+        </w:tc>
+        <w:tc>
+          <w:tcPr>
+            <w:tcW w:w="2105" w:type="dxa"/>
+            <w:tcBorders>
+              <w:top w:val="single" w:sz="6" w:space="0" w:color="auto"/>
+              <w:left w:val="single" w:sz="6" w:space="0" w:color="auto"/>
+              <w:bottom w:val="single" w:sz="6" w:space="0" w:color="auto"/>
+              <w:right w:val="single" w:sz="2" w:space="0" w:color="auto"/>
+            </w:tcBorders>
+            <w:shd w:val="clear" w:color="auto" w:fill="181818"/>
+            <w:vAlign w:val="center"/>
+            <w:hideMark/>
+          </w:tcPr>
+          <w:p>
+            <w:r>
+              <w:t>Cung cấp endpoint GET /products/options (bảng giá chuẩn size &amp; topping).</w:t>
+            </w:r>
+          </w:p>
+        </w:tc>
+      </w:tr>
+      <w:tr>
+        <w:trPr>
+          <w:tblCellSpacing w:w="15" w:type="dxa"/>
+        </w:trPr>
+        <w:tc>
+          <w:tcPr>
+            <w:tcW w:w="803" w:type="dxa"/>
+            <w:tcBorders>
+              <w:top w:val="single" w:sz="6" w:space="0" w:color="auto"/>
+              <w:left w:val="single" w:sz="2" w:space="0" w:color="auto"/>
+              <w:bottom w:val="single" w:sz="6" w:space="0" w:color="auto"/>
+              <w:right w:val="single" w:sz="6" w:space="0" w:color="auto"/>
+            </w:tcBorders>
+            <w:shd w:val="clear" w:color="auto" w:fill="181818"/>
+            <w:vAlign w:val="center"/>
+            <w:hideMark/>
+          </w:tcPr>
+          <w:p>
+            <w:r>
+              <w:rPr>
+                <w:b/>
+                <w:bCs/>
+              </w:rPr>
+              <w:t>4</w:t>
+            </w:r>
+          </w:p>
+        </w:tc>
+        <w:tc>
+          <w:tcPr>
+            <w:tcW w:w="1529" w:type="dxa"/>
+            <w:tcBorders>
+              <w:top w:val="single" w:sz="6" w:space="0" w:color="auto"/>
+              <w:left w:val="single" w:sz="6" w:space="0" w:color="auto"/>
+              <w:bottom w:val="single" w:sz="6" w:space="0" w:color="auto"/>
+              <w:right w:val="single" w:sz="6" w:space="0" w:color="auto"/>
+            </w:tcBorders>
+            <w:shd w:val="clear" w:color="auto" w:fill="181818"/>
+            <w:vAlign w:val="center"/>
+            <w:hideMark/>
+          </w:tcPr>
+          <w:p>
+            <w:r>
+              <w:rPr>
+                <w:b/>
+                <w:bCs/>
+              </w:rPr>
+              <w:t>Orders &amp; Payments Logic</w:t>
+            </w:r>
+            <w:r>
+              <w:br/>
+            </w:r>
+            <w:r>
+              <w:rPr>
+                <w:i/>
+                <w:iCs/>
+              </w:rPr>
+              <w:t>(TV 4 &amp; TV 5)</w:t>
+            </w:r>
+          </w:p>
+        </w:tc>
+        <w:tc>
+          <w:tcPr>
+            <w:tcW w:w="80" w:type="dxa"/>
+            <w:tcBorders>
+              <w:top w:val="single" w:sz="6" w:space="0" w:color="auto"/>
+              <w:left w:val="single" w:sz="6" w:space="0" w:color="auto"/>
+              <w:bottom w:val="single" w:sz="6" w:space="0" w:color="auto"/>
+              <w:right w:val="single" w:sz="6" w:space="0" w:color="auto"/>
+            </w:tcBorders>
+            <w:shd w:val="clear" w:color="auto" w:fill="181818"/>
+            <w:vAlign w:val="center"/>
+            <w:hideMark/>
+          </w:tcPr>
+          <w:p>
+            <w:r>
+              <w:t>feat/api-orde</w:t>
+            </w:r>
+            <w:r>
+              <w:lastRenderedPageBreak/>
+              <w:t>rs-payments</w:t>
+            </w:r>
+          </w:p>
+        </w:tc>
+        <w:tc>
+          <w:tcPr>
+            <w:tcW w:w="4680" w:type="dxa"/>
+            <w:tcBorders>
+              <w:top w:val="single" w:sz="6" w:space="0" w:color="auto"/>
+              <w:left w:val="single" w:sz="6" w:space="0" w:color="auto"/>
+              <w:bottom w:val="single" w:sz="6" w:space="0" w:color="auto"/>
+              <w:right w:val="single" w:sz="6" w:space="0" w:color="auto"/>
+            </w:tcBorders>
+            <w:shd w:val="clear" w:color="auto" w:fill="181818"/>
+            <w:vAlign w:val="center"/>
+            <w:hideMark/>
+          </w:tcPr>
+          <w:p>
+            <w:r>
+              <w:lastRenderedPageBreak/>
+              <w:t>• apps/api/src/orders/orders.controller.ts</w:t>
+            </w:r>
+            <w:r>
+              <w:br/>
+              <w:t>• apps/api/src/orders/orders.service.ts</w:t>
+            </w:r>
+            <w:r>
+              <w:br/>
+              <w:t>• apps/api/src/payments/payments.service.ts</w:t>
+            </w:r>
+          </w:p>
+        </w:tc>
+        <w:tc>
+          <w:tcPr>
+            <w:tcW w:w="2105" w:type="dxa"/>
+            <w:tcBorders>
+              <w:top w:val="single" w:sz="6" w:space="0" w:color="auto"/>
+              <w:left w:val="single" w:sz="6" w:space="0" w:color="auto"/>
+              <w:bottom w:val="single" w:sz="6" w:space="0" w:color="auto"/>
+              <w:right w:val="single" w:sz="2" w:space="0" w:color="auto"/>
+            </w:tcBorders>
+            <w:shd w:val="clear" w:color="auto" w:fill="181818"/>
+            <w:vAlign w:val="center"/>
+            <w:hideMark/>
+          </w:tcPr>
+          <w:p>
+            <w:r>
+              <w:t>Tích hợp tính giá, phân quyền hủy đơn theo userId, bảo mật Idempotency-Key và cờ simulateFailure.</w:t>
+            </w:r>
+          </w:p>
+        </w:tc>
+      </w:tr>
+      <w:tr>
+        <w:trPr>
+          <w:tblCellSpacing w:w="15" w:type="dxa"/>
+        </w:trPr>
+        <w:tc>
+          <w:tcPr>
+            <w:tcW w:w="803" w:type="dxa"/>
+            <w:tcBorders>
+              <w:top w:val="single" w:sz="6" w:space="0" w:color="auto"/>
+              <w:left w:val="single" w:sz="2" w:space="0" w:color="auto"/>
+              <w:bottom w:val="single" w:sz="6" w:space="0" w:color="auto"/>
+              <w:right w:val="single" w:sz="6" w:space="0" w:color="auto"/>
+            </w:tcBorders>
+            <w:shd w:val="clear" w:color="auto" w:fill="181818"/>
+            <w:vAlign w:val="center"/>
+            <w:hideMark/>
+          </w:tcPr>
+          <w:p>
+            <w:r>
+              <w:rPr>
+                <w:b/>
+                <w:bCs/>
+              </w:rPr>
+              <w:t>5</w:t>
+            </w:r>
+          </w:p>
+        </w:tc>
+        <w:tc>
+          <w:tcPr>
+            <w:tcW w:w="1529" w:type="dxa"/>
+            <w:tcBorders>
+              <w:top w:val="single" w:sz="6" w:space="0" w:color="auto"/>
+              <w:left w:val="single" w:sz="6" w:space="0" w:color="auto"/>
+              <w:bottom w:val="single" w:sz="6" w:space="0" w:color="auto"/>
+              <w:right w:val="single" w:sz="6" w:space="0" w:color="auto"/>
+            </w:tcBorders>
+            <w:shd w:val="clear" w:color="auto" w:fill="181818"/>
+            <w:vAlign w:val="center"/>
+            <w:hideMark/>
+          </w:tcPr>
+          <w:p>
+            <w:r>
+              <w:rPr>
+                <w:b/>
+                <w:bCs/>
+              </w:rPr>
+              <w:t>Backend Test Suite</w:t>
+            </w:r>
+            <w:r>
+              <w:br/>
+            </w:r>
+            <w:r>
+              <w:rPr>
+                <w:i/>
+                <w:iCs/>
+              </w:rPr>
+              <w:t>(TV 6)</w:t>
+            </w:r>
+          </w:p>
+        </w:tc>
+        <w:tc>
+          <w:tcPr>
+            <w:tcW w:w="80" w:type="dxa"/>
+            <w:tcBorders>
+              <w:top w:val="single" w:sz="6" w:space="0" w:color="auto"/>
+              <w:left w:val="single" w:sz="6" w:space="0" w:color="auto"/>
+              <w:bottom w:val="single" w:sz="6" w:space="0" w:color="auto"/>
+              <w:right w:val="single" w:sz="6" w:space="0" w:color="auto"/>
+            </w:tcBorders>
+            <w:shd w:val="clear" w:color="auto" w:fill="181818"/>
+            <w:vAlign w:val="center"/>
+            <w:hideMark/>
+          </w:tcPr>
+          <w:p>
+            <w:r>
+              <w:t>test/backend-tas</w:t>
+            </w:r>
+            <w:r>
+              <w:lastRenderedPageBreak/>
+              <w:t>k10</w:t>
+            </w:r>
+          </w:p>
+        </w:tc>
+        <w:tc>
+          <w:tcPr>
+            <w:tcW w:w="4680" w:type="dxa"/>
+            <w:tcBorders>
+              <w:top w:val="single" w:sz="6" w:space="0" w:color="auto"/>
+              <w:left w:val="single" w:sz="6" w:space="0" w:color="auto"/>
+              <w:bottom w:val="single" w:sz="6" w:space="0" w:color="auto"/>
+              <w:right w:val="single" w:sz="6" w:space="0" w:color="auto"/>
+            </w:tcBorders>
+            <w:shd w:val="clear" w:color="auto" w:fill="181818"/>
+            <w:vAlign w:val="center"/>
+            <w:hideMark/>
+          </w:tcPr>
+          <w:p>
+            <w:r>
+              <w:lastRenderedPageBreak/>
+              <w:t>apps/api/src/task10.spec.ts</w:t>
+            </w:r>
+          </w:p>
+        </w:tc>
+        <w:tc>
+          <w:tcPr>
+            <w:tcW w:w="2105" w:type="dxa"/>
+            <w:tcBorders>
+              <w:top w:val="single" w:sz="6" w:space="0" w:color="auto"/>
+              <w:left w:val="single" w:sz="6" w:space="0" w:color="auto"/>
+              <w:bottom w:val="single" w:sz="6" w:space="0" w:color="auto"/>
+              <w:right w:val="single" w:sz="2" w:space="0" w:color="auto"/>
+            </w:tcBorders>
+            <w:shd w:val="clear" w:color="auto" w:fill="181818"/>
+            <w:vAlign w:val="center"/>
+            <w:hideMark/>
+          </w:tcPr>
+          <w:p>
+            <w:r>
+              <w:t>Chạy test độc lập sau khi toàn bộ backend logic đã hoàn tất.</w:t>
+            </w:r>
+          </w:p>
+        </w:tc>
+      </w:tr>
+      <w:tr>
+        <w:trPr>
+          <w:tblCellSpacing w:w="15" w:type="dxa"/>
+        </w:trPr>
+        <w:tc>
+          <w:tcPr>
+            <w:tcW w:w="803" w:type="dxa"/>
+            <w:tcBorders>
+              <w:top w:val="single" w:sz="6" w:space="0" w:color="auto"/>
+              <w:left w:val="single" w:sz="2" w:space="0" w:color="auto"/>
+              <w:bottom w:val="single" w:sz="6" w:space="0" w:color="auto"/>
+              <w:right w:val="single" w:sz="6" w:space="0" w:color="auto"/>
+            </w:tcBorders>
+            <w:shd w:val="clear" w:color="auto" w:fill="181818"/>
+            <w:vAlign w:val="center"/>
+            <w:hideMark/>
+          </w:tcPr>
+          <w:p>
+            <w:r>
+              <w:rPr>
+                <w:b/>
+                <w:bCs/>
+              </w:rPr>
+              <w:t>6</w:t>
+            </w:r>
+          </w:p>
+        </w:tc>
+        <w:tc>
+          <w:tcPr>
+            <w:tcW w:w="1529" w:type="dxa"/>
+            <w:tcBorders>
+              <w:top w:val="single" w:sz="6" w:space="0" w:color="auto"/>
+              <w:left w:val="single" w:sz="6" w:space="0" w:color="auto"/>
+              <w:bottom w:val="single" w:sz="6" w:space="0" w:color="auto"/>
+              <w:right w:val="single" w:sz="6" w:space="0" w:color="auto"/>
+            </w:tcBorders>
+            <w:shd w:val="clear" w:color="auto" w:fill="181818"/>
+            <w:vAlign w:val="center"/>
+            <w:hideMark/>
+          </w:tcPr>
+          <w:p>
+            <w:r>
+              <w:rPr>
+                <w:b/>
+                <w:bCs/>
+              </w:rPr>
+              <w:t>Frontend Web Store &amp; UI</w:t>
+            </w:r>
+            <w:r>
+              <w:br/>
+            </w:r>
+            <w:r>
+              <w:rPr>
+                <w:i/>
+                <w:iCs/>
+              </w:rPr>
+              <w:t>(TV 1)</w:t>
+            </w:r>
+          </w:p>
+        </w:tc>
+        <w:tc>
+          <w:tcPr>
+            <w:tcW w:w="80" w:type="dxa"/>
+            <w:tcBorders>
+              <w:top w:val="single" w:sz="6" w:space="0" w:color="auto"/>
+              <w:left w:val="single" w:sz="6" w:space="0" w:color="auto"/>
+              <w:bottom w:val="single" w:sz="6" w:space="0" w:color="auto"/>
+              <w:right w:val="single" w:sz="6" w:space="0" w:color="auto"/>
+            </w:tcBorders>
+            <w:shd w:val="clear" w:color="auto" w:fill="181818"/>
+            <w:vAlign w:val="center"/>
+            <w:hideMark/>
+          </w:tcPr>
+          <w:p>
+            <w:r>
+              <w:t>feat/web-checkout-idempo</w:t>
+            </w:r>
+            <w:r>
+              <w:lastRenderedPageBreak/>
+              <w:t>tency</w:t>
+            </w:r>
+          </w:p>
+        </w:tc>
+        <w:tc>
+          <w:tcPr>
+            <w:tcW w:w="4680" w:type="dxa"/>
+            <w:tcBorders>
+              <w:top w:val="single" w:sz="6" w:space="0" w:color="auto"/>
+              <w:left w:val="single" w:sz="6" w:space="0" w:color="auto"/>
+              <w:bottom w:val="single" w:sz="6" w:space="0" w:color="auto"/>
+              <w:right w:val="single" w:sz="6" w:space="0" w:color="auto"/>
+            </w:tcBorders>
+            <w:shd w:val="clear" w:color="auto" w:fill="181818"/>
+            <w:vAlign w:val="center"/>
+            <w:hideMark/>
+          </w:tcPr>
+          <w:p>
+            <w:r>
+              <w:lastRenderedPageBreak/>
+              <w:t>• apps/web/src/lib/mock-data.ts</w:t>
+            </w:r>
+            <w:r>
+              <w:br/>
+              <w:t>• apps/web/src/store/useCartStore.ts</w:t>
+            </w:r>
+            <w:r>
+              <w:br/>
+              <w:t>• apps/web/src/app/checkout/page.tsx</w:t>
+            </w:r>
+          </w:p>
+        </w:tc>
+        <w:tc>
+          <w:tcPr>
+            <w:tcW w:w="2105" w:type="dxa"/>
+            <w:tcBorders>
+              <w:top w:val="single" w:sz="6" w:space="0" w:color="auto"/>
+              <w:left w:val="single" w:sz="6" w:space="0" w:color="auto"/>
+              <w:bottom w:val="single" w:sz="6" w:space="0" w:color="auto"/>
+              <w:right w:val="single" w:sz="2" w:space="0" w:color="auto"/>
+            </w:tcBorders>
+            <w:shd w:val="clear" w:color="auto" w:fill="181818"/>
+            <w:vAlign w:val="center"/>
+            <w:hideMark/>
+          </w:tcPr>
+          <w:p>
+            <w:r>
+              <w:t>Khớp mã giảm giá GIAM10K, giữ nguyên Idempotency-Key khi submit. Không chạm vào file backend.</w:t>
+            </w:r>
+          </w:p>
+        </w:tc>
+      </w:tr>
+      <w:tr>
+        <w:trPr>
+          <w:tblCellSpacing w:w="15" w:type="dxa"/>
+        </w:trPr>
+        <w:tc>
+          <w:tcPr>
+            <w:tcW w:w="803" w:type="dxa"/>
+            <w:tcBorders>
+              <w:top w:val="single" w:sz="6" w:space="0" w:color="auto"/>
+              <w:left w:val="single" w:sz="2" w:space="0" w:color="auto"/>
+              <w:bottom w:val="single" w:sz="2" w:space="0" w:color="auto"/>
+              <w:right w:val="single" w:sz="6" w:space="0" w:color="auto"/>
+            </w:tcBorders>
+            <w:shd w:val="clear" w:color="auto" w:fill="181818"/>
+            <w:vAlign w:val="center"/>
+            <w:hideMark/>
+          </w:tcPr>
+          <w:p>
+            <w:r>
+              <w:rPr>
+                <w:b/>
+                <w:bCs/>
+              </w:rPr>
+              <w:t>7</w:t>
+            </w:r>
+          </w:p>
+        </w:tc>
+        <w:tc>
+          <w:tcPr>
+            <w:tcW w:w="1529" w:type="dxa"/>
+            <w:tcBorders>
+              <w:top w:val="single" w:sz="6" w:space="0" w:color="auto"/>
+              <w:left w:val="single" w:sz="6" w:space="0" w:color="auto"/>
+              <w:bottom w:val="single" w:sz="2" w:space="0" w:color="auto"/>
+              <w:right w:val="single" w:sz="6" w:space="0" w:color="auto"/>
+            </w:tcBorders>
+            <w:shd w:val="clear" w:color="auto" w:fill="181818"/>
+            <w:vAlign w:val="center"/>
+            <w:hideMark/>
+          </w:tcPr>
+          <w:p>
+            <w:r>
+              <w:rPr>
+                <w:b/>
+                <w:bCs/>
+              </w:rPr>
+              <w:t>Tài liệu &amp; SRS</w:t>
+            </w:r>
+            <w:r>
+              <w:br/>
+            </w:r>
+            <w:r>
+              <w:rPr>
+                <w:i/>
+                <w:iCs/>
+              </w:rPr>
+              <w:t>(Trưởng nhóm / Cả nhóm)</w:t>
+            </w:r>
+          </w:p>
+        </w:tc>
+        <w:tc>
+          <w:tcPr>
+            <w:tcW w:w="80" w:type="dxa"/>
+            <w:tcBorders>
+              <w:top w:val="single" w:sz="6" w:space="0" w:color="auto"/>
+              <w:left w:val="single" w:sz="6" w:space="0" w:color="auto"/>
+              <w:bottom w:val="single" w:sz="2" w:space="0" w:color="auto"/>
+              <w:right w:val="single" w:sz="6" w:space="0" w:color="auto"/>
+            </w:tcBorders>
+            <w:shd w:val="clear" w:color="auto" w:fill="181818"/>
+            <w:vAlign w:val="center"/>
+            <w:hideMark/>
+          </w:tcPr>
+          <w:p>
+            <w:r>
+              <w:t>docs/srs-appendix-upda</w:t>
+            </w:r>
+            <w:r>
+              <w:lastRenderedPageBreak/>
+              <w:t>te</w:t>
+            </w:r>
+          </w:p>
+        </w:tc>
+        <w:tc>
+          <w:tcPr>
+            <w:tcW w:w="4680" w:type="dxa"/>
+            <w:tcBorders>
+              <w:top w:val="single" w:sz="6" w:space="0" w:color="auto"/>
+              <w:left w:val="single" w:sz="6" w:space="0" w:color="auto"/>
+              <w:bottom w:val="single" w:sz="2" w:space="0" w:color="auto"/>
+              <w:right w:val="single" w:sz="6" w:space="0" w:color="auto"/>
+            </w:tcBorders>
+            <w:shd w:val="clear" w:color="auto" w:fill="181818"/>
+            <w:vAlign w:val="center"/>
+            <w:hideMark/>
+          </w:tcPr>
+          <w:p>
+            <w:r>
+              <w:lastRenderedPageBreak/>
+              <w:t>• README.md</w:t>
+            </w:r>
+            <w:r>
+              <w:br/>
+              <w:t>• srs (4).md</w:t>
+            </w:r>
+          </w:p>
+        </w:tc>
+        <w:tc>
+          <w:tcPr>
+            <w:tcW w:w="2105" w:type="dxa"/>
+            <w:tcBorders>
+              <w:top w:val="single" w:sz="6" w:space="0" w:color="auto"/>
+              <w:left w:val="single" w:sz="6" w:space="0" w:color="auto"/>
+              <w:bottom w:val="single" w:sz="2" w:space="0" w:color="auto"/>
+              <w:right w:val="single" w:sz="2" w:space="0" w:color="auto"/>
+            </w:tcBorders>
+            <w:shd w:val="clear" w:color="auto" w:fill="181818"/>
+            <w:vAlign w:val="center"/>
+            <w:hideMark/>
+          </w:tcPr>
+          <w:p>
+            <w:r>
+              <w:t>Bổ sung tài liệu thuyết minh sau khi code đã được tích hợp ổn định.</w:t>
+            </w:r>
+          </w:p>
+        </w:tc>
+      </w:tr>
+    </w:tbl>
     <w:p>
       <w:pPr>
         <w:rPr>
           <w:lang w:val="vi-VN"/>
         </w:rPr>
       </w:pPr>
+      <w:r>
+        <w:rPr>
+          <w:lang w:val="vi-VN"/>
+        </w:rPr>
+        <w:drawing>
+          <wp:inline distT="0" distB="0" distL="0" distR="0" wp14:anchorId="358804B3" wp14:editId="3E2910E8">
+            <wp:extent cx="2552921" cy="2781541"/>
+            <wp:effectExtent l="0" t="0" r="0" b="0"/>
+            <wp:docPr id="73260685" name="Picture 1"/>
+            <wp:cNvGraphicFramePr>
+              <a:graphicFrameLocks xmlns:a="http://schemas.openxmlformats.org/drawingml/2006/main" noChangeAspect="1"/>
+            </wp:cNvGraphicFramePr>
+            <a:graphic xmlns:a="http://schemas.openxmlformats.org/drawingml/2006/main">
+              <a:graphicData uri="http://schemas.openxmlformats.org/drawingml/2006/picture">
+                <pic:pic xmlns:pic="http://schemas.openxmlformats.org/drawingml/2006/picture">
+                  <pic:nvPicPr>
+                    <pic:cNvPr id="73260685" name=""/>
+                    <pic:cNvPicPr/>
+                  </pic:nvPicPr>
+                  <pic:blipFill>
+                    <a:blip r:embed="rId5"/>
+                    <a:stretch>
+                      <a:fillRect/>
+                    </a:stretch>
+                  </pic:blipFill>
+                  <pic:spPr>
+                    <a:xfrm>
+                      <a:off x="0" y="0"/>
+                      <a:ext cx="2552921" cy="2781541"/>
+                    </a:xfrm>
+                    <a:prstGeom prst="rect">
+                      <a:avLst/>
+                    </a:prstGeom>
+                  </pic:spPr>
+                </pic:pic>
+              </a:graphicData>
+            </a:graphic>
+          </wp:inline>
+        </w:drawing>
+      </w:r>
+    </w:p>
+    <w:p>
+      <w:pPr>
+        <w:rPr>
+          <w:lang w:val="vi-VN"/>
+        </w:rPr>
+      </w:pPr>
+    </w:p>
+    <w:p>
+      <w:pPr>
+        <w:rPr>
+          <w:lang w:val="vi-VN"/>
+        </w:rPr>
+      </w:pPr>
+      <w:r>
+        <w:rPr>
+          <w:lang w:val="vi-VN"/>
+        </w:rPr>
+        <w:t>Task 4.3</w:t>
+      </w:r>
+    </w:p>
+    <w:p>
+      <w:pPr>
+        <w:rPr>
+          <w:lang w:val="vi-VN"/>
+        </w:rPr>
+      </w:pPr>
+      <w:r>
+        <w:rPr>
+          <w:lang w:val="vi-VN"/>
+        </w:rPr>
+        <w:lastRenderedPageBreak/>
+        <w:drawing>
+          <wp:inline distT="0" distB="0" distL="0" distR="0" wp14:anchorId="1D43CF77" wp14:editId="066E1FE8">
+            <wp:extent cx="5943600" cy="3458845"/>
+            <wp:effectExtent l="0" t="0" r="0" b="8255"/>
+            <wp:docPr id="1811871466" name="Picture 1"/>
+            <wp:cNvGraphicFramePr>
+              <a:graphicFrameLocks xmlns:a="http://schemas.openxmlformats.org/drawingml/2006/main" noChangeAspect="1"/>
+            </wp:cNvGraphicFramePr>
+            <a:graphic xmlns:a="http://schemas.openxmlformats.org/drawingml/2006/main">
+              <a:graphicData uri="http://schemas.openxmlformats.org/drawingml/2006/picture">
+                <pic:pic xmlns:pic="http://schemas.openxmlformats.org/drawingml/2006/picture">
+                  <pic:nvPicPr>
+                    <pic:cNvPr id="1811871466" name=""/>
+                    <pic:cNvPicPr/>
+                  </pic:nvPicPr>
+                  <pic:blipFill>
+                    <a:blip r:embed="rId6"/>
+                    <a:stretch>
+                      <a:fillRect/>
+                    </a:stretch>
+                  </pic:blipFill>
+                  <pic:spPr>
+                    <a:xfrm>
+                      <a:off x="0" y="0"/>
+                      <a:ext cx="5943600" cy="3458845"/>
+                    </a:xfrm>
+                    <a:prstGeom prst="rect">
+                      <a:avLst/>
+                    </a:prstGeom>
+                  </pic:spPr>
+                </pic:pic>
+              </a:graphicData>
+            </a:graphic>
+          </wp:inline>
+        </w:drawing>
+      </w:r>
+    </w:p>
+    <w:p>
+      <w:pPr>
+        <w:rPr>
+          <w:lang w:val="vi-VN"/>
+        </w:rPr>
+      </w:pPr>
+      <w:r>
+        <w:rPr>
+          <w:lang w:val="vi-VN"/>
+        </w:rPr>
+        <w:t>Và file product.service.spec.ts</w:t>
+      </w:r>
+    </w:p>
+    <w:p>
+      <w:r>
+        <w:rPr>
+          <w:lang w:val="vi-VN"/>
+        </w:rPr>
+        <w:t>MVP: test</w:t>
+      </w:r>
+    </w:p>
+    <w:p>
+      <w:pPr>
+        <w:rPr>
+          <w:b/>
+          <w:bCs/>
+          <w:lang w:val="vi-VN"/>
+        </w:rPr>
+      </w:pPr>
+      <w:r>
+        <w:rPr>
+          <w:b/>
+          <w:bCs/>
+          <w:lang w:val="vi-VN"/>
+        </w:rPr>
+        <w:drawing>
+          <wp:inline distT="0" distB="0" distL="0" distR="0" wp14:anchorId="33E5AF69" wp14:editId="083DC9BA">
+            <wp:extent cx="5943600" cy="2609850"/>
+            <wp:effectExtent l="0" t="0" r="0" b="0"/>
+            <wp:docPr id="883597487" name="Picture 1"/>
+            <wp:cNvGraphicFramePr>
+              <a:graphicFrameLocks xmlns:a="http://schemas.openxmlformats.org/drawingml/2006/main" noChangeAspect="1"/>
+            </wp:cNvGraphicFramePr>
+            <a:graphic xmlns:a="http://schemas.openxmlformats.org/drawingml/2006/main">
+              <a:graphicData uri="http://schemas.openxmlformats.org/drawingml/2006/picture">
+                <pic:pic xmlns:pic="http://schemas.openxmlformats.org/drawingml/2006/picture">
+                  <pic:nvPicPr>
+                    <pic:cNvPr id="883597487" name=""/>
+                    <pic:cNvPicPr/>
+                  </pic:nvPicPr>
+                  <pic:blipFill>
+                    <a:blip r:embed="rId7"/>
+                    <a:stretch>
+                      <a:fillRect/>
+                    </a:stretch>
+                  </pic:blipFill>
+                  <pic:spPr>
+                    <a:xfrm>
+                      <a:off x="0" y="0"/>
+                      <a:ext cx="5943600" cy="2609850"/>
+                    </a:xfrm>
+                    <a:prstGeom prst="rect">
+                      <a:avLst/>
+                    </a:prstGeom>
+                  </pic:spPr>
+                </pic:pic>
+              </a:graphicData>
+            </a:graphic>
+          </wp:inline>
+        </w:drawing>
+      </w:r>
     </w:p>
     <w:sectPr>
       <w:pgSz w:w="12240" w:h="15840"/>
